--- a/docs/pdf/Proyecto_RuteX_GO.docx
+++ b/docs/pdf/Proyecto_RuteX_GO.docx
@@ -107,10 +107,12 @@
     <w:p>
       <w:pPr>
         <w:sectPr>
-          <w:headerReference w:type="default" r:id="rId9"/>
-          <w:footerReference w:type="default" r:id="rId10"/>
-          <w:headerReference w:type="first" r:id="rId11"/>
-          <w:footerReference w:type="first" r:id="rId12"/>
+          <w:headerReference w:type="even" r:id="rId9"/>
+          <w:headerReference w:type="default" r:id="rId10"/>
+          <w:footerReference w:type="even" r:id="rId11"/>
+          <w:footerReference w:type="default" r:id="rId12"/>
+          <w:headerReference w:type="first" r:id="rId13"/>
+          <w:footerReference w:type="first" r:id="rId14"/>
           <w:pgSz w:w="11906" w:h="16838"/>
           <w:pgMar w:top="1417" w:right="1701" w:bottom="1417" w:left="1701" w:header="708" w:footer="41" w:gutter="0"/>
           <w:cols w:space="720"/>
@@ -2531,12 +2533,12 @@
           <w:rFonts w:ascii="Arial" w:hAnsi="Arial" w:cs="Arial"/>
         </w:rPr>
         <w:sectPr>
-          <w:headerReference w:type="even" r:id="rId13"/>
-          <w:headerReference w:type="default" r:id="rId14"/>
-          <w:footerReference w:type="even" r:id="rId15"/>
-          <w:footerReference w:type="default" r:id="rId16"/>
-          <w:headerReference w:type="first" r:id="rId17"/>
-          <w:footerReference w:type="first" r:id="rId18"/>
+          <w:headerReference w:type="even" r:id="rId15"/>
+          <w:headerReference w:type="default" r:id="rId16"/>
+          <w:footerReference w:type="even" r:id="rId17"/>
+          <w:footerReference w:type="default" r:id="rId18"/>
+          <w:headerReference w:type="first" r:id="rId19"/>
+          <w:footerReference w:type="first" r:id="rId20"/>
           <w:pgSz w:w="11906" w:h="16838"/>
           <w:pgMar w:top="1417" w:right="1701" w:bottom="1417" w:left="1701" w:header="708" w:footer="708" w:gutter="0"/>
           <w:pgNumType w:start="1"/>
@@ -3571,12 +3573,12 @@
     <w:p>
       <w:pPr>
         <w:sectPr>
-          <w:headerReference w:type="even" r:id="rId19"/>
-          <w:headerReference w:type="default" r:id="rId20"/>
-          <w:footerReference w:type="even" r:id="rId21"/>
-          <w:footerReference w:type="default" r:id="rId22"/>
-          <w:headerReference w:type="first" r:id="rId23"/>
-          <w:footerReference w:type="first" r:id="rId24"/>
+          <w:headerReference w:type="even" r:id="rId21"/>
+          <w:headerReference w:type="default" r:id="rId22"/>
+          <w:footerReference w:type="even" r:id="rId23"/>
+          <w:footerReference w:type="default" r:id="rId24"/>
+          <w:headerReference w:type="first" r:id="rId25"/>
+          <w:footerReference w:type="first" r:id="rId26"/>
           <w:pgSz w:w="16838" w:h="11906" w:orient="landscape"/>
           <w:pgMar w:top="1701" w:right="1417" w:bottom="1701" w:left="1417" w:header="708" w:footer="708" w:gutter="0"/>
           <w:cols w:space="720"/>
@@ -3809,7 +3811,7 @@
                           </pic:cNvPicPr>
                         </pic:nvPicPr>
                         <pic:blipFill>
-                          <a:blip r:embed="rId25"/>
+                          <a:blip r:embed="rId27"/>
                           <a:stretch>
                             <a:fillRect/>
                           </a:stretch>
@@ -4048,7 +4050,7 @@
                           </pic:cNvPicPr>
                         </pic:nvPicPr>
                         <pic:blipFill>
-                          <a:blip r:embed="rId26"/>
+                          <a:blip r:embed="rId28"/>
                           <a:stretch>
                             <a:fillRect/>
                           </a:stretch>
@@ -4192,7 +4194,7 @@
                           </pic:cNvPicPr>
                         </pic:nvPicPr>
                         <pic:blipFill>
-                          <a:blip r:embed="rId27"/>
+                          <a:blip r:embed="rId29"/>
                           <a:stretch>
                             <a:fillRect/>
                           </a:stretch>
@@ -4336,7 +4338,7 @@
                           </pic:cNvPicPr>
                         </pic:nvPicPr>
                         <pic:blipFill>
-                          <a:blip r:embed="rId28"/>
+                          <a:blip r:embed="rId30"/>
                           <a:stretch>
                             <a:fillRect/>
                           </a:stretch>
@@ -4488,7 +4490,7 @@
                           </pic:cNvPicPr>
                         </pic:nvPicPr>
                         <pic:blipFill>
-                          <a:blip r:embed="rId29"/>
+                          <a:blip r:embed="rId31"/>
                           <a:stretch>
                             <a:fillRect/>
                           </a:stretch>
@@ -4589,7 +4591,7 @@
           <w:rFonts w:ascii="Arial" w:hAnsi="Arial" w:cs="Arial"/>
         </w:rPr>
       </w:pPr>
-      <w:hyperlink r:id="rId30">
+      <w:hyperlink r:id="rId32">
         <w:r>
           <w:rPr>
             <w:rStyle w:val="Hipervnculo"/>
@@ -4657,7 +4659,7 @@
           <w:rFonts w:ascii="Arial" w:hAnsi="Arial" w:cs="Arial"/>
         </w:rPr>
       </w:pPr>
-      <w:hyperlink r:id="rId31">
+      <w:hyperlink r:id="rId33">
         <w:r>
           <w:rPr>
             <w:rStyle w:val="Hipervnculo"/>
@@ -4733,7 +4735,7 @@
           <w:rFonts w:ascii="Arial" w:hAnsi="Arial" w:cs="Arial"/>
         </w:rPr>
       </w:pPr>
-      <w:hyperlink r:id="rId32">
+      <w:hyperlink r:id="rId34">
         <w:r>
           <w:rPr>
             <w:rStyle w:val="Hipervnculo"/>
@@ -4781,7 +4783,7 @@
           <w:rFonts w:ascii="Arial" w:hAnsi="Arial" w:cs="Arial"/>
         </w:rPr>
       </w:pPr>
-      <w:hyperlink r:id="rId33">
+      <w:hyperlink r:id="rId35">
         <w:r>
           <w:rPr>
             <w:rStyle w:val="Hipervnculo"/>
@@ -4829,7 +4831,7 @@
           <w:rFonts w:ascii="Arial" w:hAnsi="Arial" w:cs="Arial"/>
         </w:rPr>
       </w:pPr>
-      <w:hyperlink r:id="rId34">
+      <w:hyperlink r:id="rId36">
         <w:r>
           <w:rPr>
             <w:rStyle w:val="Hipervnculo"/>
@@ -4918,7 +4920,7 @@
         </w:rPr>
         <w:t xml:space="preserve">Enlace al tablero: </w:t>
       </w:r>
-      <w:hyperlink r:id="rId35">
+      <w:hyperlink r:id="rId37">
         <w:r>
           <w:rPr>
             <w:rStyle w:val="Hipervnculo"/>
@@ -5113,7 +5115,7 @@
                 <w:rFonts w:ascii="Arial" w:hAnsi="Arial" w:cs="Arial"/>
               </w:rPr>
             </w:pPr>
-            <w:hyperlink r:id="rId36">
+            <w:hyperlink r:id="rId38">
               <w:r>
                 <w:rPr>
                   <w:rStyle w:val="Hipervnculo"/>
@@ -5220,7 +5222,7 @@
                                 <pic:cNvPicPr/>
                               </pic:nvPicPr>
                               <pic:blipFill>
-                                <a:blip r:embed="rId37"/>
+                                <a:blip r:embed="rId39"/>
                                 <a:stretch>
                                   <a:fillRect/>
                                 </a:stretch>
@@ -5320,7 +5322,7 @@
                                 <pic:cNvPicPr/>
                               </pic:nvPicPr>
                               <pic:blipFill>
-                                <a:blip r:embed="rId38"/>
+                                <a:blip r:embed="rId40"/>
                                 <a:stretch>
                                   <a:fillRect/>
                                 </a:stretch>
@@ -5420,7 +5422,7 @@
                                 <pic:cNvPicPr/>
                               </pic:nvPicPr>
                               <pic:blipFill>
-                                <a:blip r:embed="rId39"/>
+                                <a:blip r:embed="rId41"/>
                                 <a:stretch>
                                   <a:fillRect/>
                                 </a:stretch>
@@ -5517,7 +5519,7 @@
                                 <pic:cNvPicPr/>
                               </pic:nvPicPr>
                               <pic:blipFill>
-                                <a:blip r:embed="rId40"/>
+                                <a:blip r:embed="rId42"/>
                                 <a:stretch>
                                   <a:fillRect/>
                                 </a:stretch>
@@ -5748,7 +5750,7 @@
                     </pic:cNvPicPr>
                   </pic:nvPicPr>
                   <pic:blipFill>
-                    <a:blip r:embed="rId41"/>
+                    <a:blip r:embed="rId43"/>
                     <a:stretch>
                       <a:fillRect/>
                     </a:stretch>
@@ -5825,7 +5827,7 @@
                     </pic:cNvPicPr>
                   </pic:nvPicPr>
                   <pic:blipFill>
-                    <a:blip r:embed="rId42"/>
+                    <a:blip r:embed="rId44"/>
                     <a:stretch>
                       <a:fillRect/>
                     </a:stretch>
@@ -5990,7 +5992,7 @@
           <w:bCs/>
         </w:rPr>
       </w:pPr>
-      <w:hyperlink r:id="rId43">
+      <w:hyperlink r:id="rId45">
         <w:r>
           <w:rPr>
             <w:rStyle w:val="Hipervnculo"/>
@@ -6070,7 +6072,7 @@
           <w:rFonts w:ascii="Arial" w:hAnsi="Arial" w:cs="Arial"/>
         </w:rPr>
       </w:pPr>
-      <w:hyperlink r:id="rId44">
+      <w:hyperlink r:id="rId46">
         <w:r>
           <w:rPr>
             <w:rFonts w:ascii="Arial" w:hAnsi="Arial" w:cs="Arial"/>
@@ -6159,7 +6161,7 @@
           <w:bCs/>
         </w:rPr>
       </w:pPr>
-      <w:hyperlink r:id="rId45">
+      <w:hyperlink r:id="rId47">
         <w:r>
           <w:rPr>
             <w:rStyle w:val="Hipervnculo"/>
@@ -6297,7 +6299,7 @@
           <w:rFonts w:ascii="Arial" w:hAnsi="Arial" w:cs="Arial"/>
         </w:rPr>
       </w:pPr>
-      <w:hyperlink r:id="rId46">
+      <w:hyperlink r:id="rId48">
         <w:r>
           <w:rPr>
             <w:rStyle w:val="Hipervnculo"/>
@@ -8071,7 +8073,7 @@
         </w:rPr>
         <w:t xml:space="preserve">: </w:t>
       </w:r>
-      <w:hyperlink r:id="rId47">
+      <w:hyperlink r:id="rId49">
         <w:r>
           <w:rPr>
             <w:rStyle w:val="Hipervnculo"/>
@@ -8718,12 +8720,12 @@
       </w:r>
     </w:p>
     <w:sectPr>
-      <w:headerReference w:type="even" r:id="rId48"/>
-      <w:headerReference w:type="default" r:id="rId49"/>
-      <w:footerReference w:type="even" r:id="rId50"/>
-      <w:footerReference w:type="default" r:id="rId51"/>
-      <w:headerReference w:type="first" r:id="rId52"/>
-      <w:footerReference w:type="first" r:id="rId53"/>
+      <w:headerReference w:type="even" r:id="rId50"/>
+      <w:headerReference w:type="default" r:id="rId51"/>
+      <w:footerReference w:type="even" r:id="rId52"/>
+      <w:footerReference w:type="default" r:id="rId53"/>
+      <w:headerReference w:type="first" r:id="rId54"/>
+      <w:footerReference w:type="first" r:id="rId55"/>
       <w:pgSz w:w="11906" w:h="16838"/>
       <w:pgMar w:top="1417" w:right="1701" w:bottom="1417" w:left="1701" w:header="708" w:footer="708" w:gutter="0"/>
       <w:cols w:space="720"/>
@@ -8761,188 +8763,25 @@
 
 <file path=word/footer1.xml><?xml version="1.0" encoding="utf-8"?>
 <w:ftr xmlns:wpc="http://schemas.microsoft.com/office/word/2010/wordprocessingCanvas" xmlns:cx="http://schemas.microsoft.com/office/drawing/2014/chartex" xmlns:cx1="http://schemas.microsoft.com/office/drawing/2015/9/8/chartex" xmlns:cx2="http://schemas.microsoft.com/office/drawing/2015/10/21/chartex" xmlns:cx3="http://schemas.microsoft.com/office/drawing/2016/5/9/chartex" xmlns:cx4="http://schemas.microsoft.com/office/drawing/2016/5/10/chartex" xmlns:cx5="http://schemas.microsoft.com/office/drawing/2016/5/11/chartex" xmlns:cx6="http://schemas.microsoft.com/office/drawing/2016/5/12/chartex" xmlns:cx7="http://schemas.microsoft.com/office/drawing/2016/5/13/chartex" xmlns:cx8="http://schemas.microsoft.com/office/drawing/2016/5/14/chartex" xmlns:mc="http://schemas.openxmlformats.org/markup-compatibility/2006" xmlns:aink="http://schemas.microsoft.com/office/drawing/2016/ink" xmlns:am3d="http://schemas.microsoft.com/office/drawing/2017/model3d" xmlns:o="urn:schemas-microsoft-com:office:office" xmlns:oel="http://schemas.microsoft.com/office/2019/extlst" xmlns:r="http://schemas.openxmlformats.org/officeDocument/2006/relationships" xmlns:m="http://schemas.openxmlformats.org/officeDocument/2006/math" xmlns:v="urn:schemas-microsoft-com:vml" xmlns:wp14="http://schemas.microsoft.com/office/word/2010/wordprocessingDrawing" xmlns:wp="http://schemas.openxmlformats.org/drawingml/2006/wordprocessingDrawing" xmlns:w10="urn:schemas-microsoft-com:office:word" xmlns:w="http://schemas.openxmlformats.org/wordprocessingml/2006/main" xmlns:w14="http://schemas.microsoft.com/office/word/2010/wordml" xmlns:w15="http://schemas.microsoft.com/office/word/2012/wordml" xmlns:w16cex="http://schemas.microsoft.com/office/word/2018/wordml/cex" xmlns:w16cid="http://schemas.microsoft.com/office/word/2016/wordml/cid" xmlns:w16="http://schemas.microsoft.com/office/word/2018/wordml" xmlns:w16du="http://schemas.microsoft.com/office/word/2023/wordml/word16du" xmlns:w16sdtdh="http://schemas.microsoft.com/office/word/2020/wordml/sdtdatahash" xmlns:w16sdtfl="http://schemas.microsoft.com/office/word/2024/wordml/sdtformatlock" xmlns:w16se="http://schemas.microsoft.com/office/word/2015/wordml/symex" xmlns:wpg="http://schemas.microsoft.com/office/word/2010/wordprocessingGroup" xmlns:wpi="http://schemas.microsoft.com/office/word/2010/wordprocessingInk" xmlns:wne="http://schemas.microsoft.com/office/word/2006/wordml" xmlns:wps="http://schemas.microsoft.com/office/word/2010/wordprocessingShape" mc:Ignorable="w14 w15 w16se w16cid w16 w16cex w16sdtdh w16sdtfl w16du wp14">
-  <w:tbl>
-    <w:tblPr>
-      <w:tblStyle w:val="Tablaconcuadrcula"/>
-      <w:tblW w:w="7810" w:type="dxa"/>
-      <w:jc w:val="center"/>
-      <w:tblLayout w:type="fixed"/>
-      <w:tblLook w:val="04A0" w:firstRow="1" w:lastRow="0" w:firstColumn="1" w:lastColumn="0" w:noHBand="0" w:noVBand="1"/>
-    </w:tblPr>
-    <w:tblGrid>
-      <w:gridCol w:w="1076"/>
-      <w:gridCol w:w="1041"/>
-      <w:gridCol w:w="1053"/>
-      <w:gridCol w:w="1127"/>
-      <w:gridCol w:w="3513"/>
-    </w:tblGrid>
-    <w:tr>
-      <w:trPr>
-        <w:trHeight w:val="267"/>
-        <w:jc w:val="center"/>
-      </w:trPr>
-      <w:tc>
-        <w:tcPr>
-          <w:tcW w:w="1076" w:type="dxa"/>
-          <w:vAlign w:val="center"/>
-        </w:tcPr>
-        <w:p>
-          <w:pPr>
-            <w:pStyle w:val="Piedepgina"/>
-            <w:jc w:val="center"/>
-            <w:rPr>
-              <w:rFonts w:ascii="Calibri" w:hAnsi="Calibri"/>
-            </w:rPr>
-          </w:pPr>
-          <w:r>
-            <w:rPr>
-              <w:rFonts w:ascii="Calibri" w:hAnsi="Calibri"/>
-            </w:rPr>
-            <w:t>Enlaces:</w:t>
-          </w:r>
-        </w:p>
-      </w:tc>
-      <w:tc>
-        <w:tcPr>
-          <w:tcW w:w="1041" w:type="dxa"/>
-        </w:tcPr>
-        <w:p>
-          <w:pPr>
-            <w:pStyle w:val="Piedepgina"/>
-            <w:jc w:val="center"/>
-            <w:rPr>
-              <w:rFonts w:ascii="Calibri" w:hAnsi="Calibri"/>
-            </w:rPr>
-          </w:pPr>
-          <w:hyperlink r:id="rId1">
-            <w:r>
-              <w:rPr>
-                <w:rStyle w:val="Hipervnculo"/>
-              </w:rPr>
-              <w:t>TRELLO</w:t>
-            </w:r>
-          </w:hyperlink>
-        </w:p>
-      </w:tc>
-      <w:tc>
-        <w:tcPr>
-          <w:tcW w:w="1053" w:type="dxa"/>
-        </w:tcPr>
-        <w:p>
-          <w:pPr>
-            <w:pStyle w:val="Piedepgina"/>
-            <w:jc w:val="center"/>
-            <w:rPr>
-              <w:rFonts w:ascii="Calibri" w:hAnsi="Calibri"/>
-            </w:rPr>
-          </w:pPr>
-          <w:hyperlink r:id="rId2">
-            <w:r>
-              <w:rPr>
-                <w:rStyle w:val="Hipervnculo"/>
-              </w:rPr>
-              <w:t>GITHUB</w:t>
-            </w:r>
-          </w:hyperlink>
-        </w:p>
-      </w:tc>
-      <w:tc>
-        <w:tcPr>
-          <w:tcW w:w="1127" w:type="dxa"/>
-        </w:tcPr>
-        <w:p>
-          <w:pPr>
-            <w:pStyle w:val="Piedepgina"/>
-            <w:jc w:val="center"/>
-            <w:rPr>
-              <w:rFonts w:ascii="Calibri" w:hAnsi="Calibri"/>
-            </w:rPr>
-          </w:pPr>
-          <w:hyperlink r:id="rId3">
-            <w:r>
-              <w:rPr>
-                <w:rStyle w:val="Hipervnculo"/>
-              </w:rPr>
-              <w:t>FIGMA</w:t>
-            </w:r>
-          </w:hyperlink>
-        </w:p>
-      </w:tc>
-      <w:tc>
-        <w:tcPr>
-          <w:tcW w:w="3513" w:type="dxa"/>
-        </w:tcPr>
-        <w:p>
-          <w:pPr>
-            <w:pStyle w:val="Piedepgina"/>
-            <w:jc w:val="center"/>
-            <w:rPr>
-              <w:rFonts w:ascii="Calibri" w:hAnsi="Calibri"/>
-            </w:rPr>
-          </w:pPr>
-          <w:r>
-            <w:rPr>
-              <w:rFonts w:ascii="Calibri" w:hAnsi="Calibri"/>
-            </w:rPr>
-            <w:t>DOCUMENTACION TECNICA</w:t>
-          </w:r>
-        </w:p>
-      </w:tc>
-    </w:tr>
-    <w:tr>
-      <w:trPr>
-        <w:trHeight w:val="109"/>
-        <w:jc w:val="center"/>
-      </w:trPr>
-      <w:tc>
-        <w:tcPr>
-          <w:tcW w:w="7810" w:type="dxa"/>
-          <w:gridSpan w:val="5"/>
-          <w:vAlign w:val="center"/>
-        </w:tcPr>
-        <w:p>
-          <w:pPr>
-            <w:spacing w:after="0"/>
-            <w:rPr>
-              <w:sz w:val="20"/>
-              <w:szCs w:val="20"/>
-              <w:lang w:val="en-US"/>
-            </w:rPr>
-          </w:pPr>
-          <w:proofErr w:type="spellStart"/>
-          <w:r>
-            <w:rPr>
-              <w:sz w:val="20"/>
-              <w:szCs w:val="20"/>
-              <w:lang w:val="en-US"/>
-            </w:rPr>
-            <w:t>Licencia</w:t>
-          </w:r>
-          <w:proofErr w:type="spellEnd"/>
-          <w:r>
-            <w:rPr>
-              <w:sz w:val="20"/>
-              <w:szCs w:val="20"/>
-              <w:lang w:val="en-US"/>
-            </w:rPr>
-            <w:t xml:space="preserve"> Creative Commons CC BY-NC-SA 4.0                                         turistechteam@gmail.com</w:t>
-          </w:r>
-        </w:p>
-      </w:tc>
-    </w:tr>
-  </w:tbl>
   <w:p>
     <w:pPr>
       <w:pStyle w:val="Piedepgina"/>
-      <w:rPr>
-        <w:lang w:val="en-US"/>
-      </w:rPr>
     </w:pPr>
   </w:p>
 </w:ftr>
 </file>
 
 <file path=word/footer10.xml><?xml version="1.0" encoding="utf-8"?>
+<w:ftr xmlns:wpc="http://schemas.microsoft.com/office/word/2010/wordprocessingCanvas" xmlns:cx="http://schemas.microsoft.com/office/drawing/2014/chartex" xmlns:cx1="http://schemas.microsoft.com/office/drawing/2015/9/8/chartex" xmlns:cx2="http://schemas.microsoft.com/office/drawing/2015/10/21/chartex" xmlns:cx3="http://schemas.microsoft.com/office/drawing/2016/5/9/chartex" xmlns:cx4="http://schemas.microsoft.com/office/drawing/2016/5/10/chartex" xmlns:cx5="http://schemas.microsoft.com/office/drawing/2016/5/11/chartex" xmlns:cx6="http://schemas.microsoft.com/office/drawing/2016/5/12/chartex" xmlns:cx7="http://schemas.microsoft.com/office/drawing/2016/5/13/chartex" xmlns:cx8="http://schemas.microsoft.com/office/drawing/2016/5/14/chartex" xmlns:mc="http://schemas.openxmlformats.org/markup-compatibility/2006" xmlns:aink="http://schemas.microsoft.com/office/drawing/2016/ink" xmlns:am3d="http://schemas.microsoft.com/office/drawing/2017/model3d" xmlns:o="urn:schemas-microsoft-com:office:office" xmlns:oel="http://schemas.microsoft.com/office/2019/extlst" xmlns:r="http://schemas.openxmlformats.org/officeDocument/2006/relationships" xmlns:m="http://schemas.openxmlformats.org/officeDocument/2006/math" xmlns:v="urn:schemas-microsoft-com:vml" xmlns:wp14="http://schemas.microsoft.com/office/word/2010/wordprocessingDrawing" xmlns:wp="http://schemas.openxmlformats.org/drawingml/2006/wordprocessingDrawing" xmlns:w10="urn:schemas-microsoft-com:office:word" xmlns:w="http://schemas.openxmlformats.org/wordprocessingml/2006/main" xmlns:w14="http://schemas.microsoft.com/office/word/2010/wordml" xmlns:w15="http://schemas.microsoft.com/office/word/2012/wordml" xmlns:w16cex="http://schemas.microsoft.com/office/word/2018/wordml/cex" xmlns:w16cid="http://schemas.microsoft.com/office/word/2016/wordml/cid" xmlns:w16="http://schemas.microsoft.com/office/word/2018/wordml" xmlns:w16du="http://schemas.microsoft.com/office/word/2023/wordml/word16du" xmlns:w16sdtdh="http://schemas.microsoft.com/office/word/2020/wordml/sdtdatahash" xmlns:w16sdtfl="http://schemas.microsoft.com/office/word/2024/wordml/sdtformatlock" xmlns:w16se="http://schemas.microsoft.com/office/word/2015/wordml/symex" xmlns:wpg="http://schemas.microsoft.com/office/word/2010/wordprocessingGroup" xmlns:wpi="http://schemas.microsoft.com/office/word/2010/wordprocessingInk" xmlns:wne="http://schemas.microsoft.com/office/word/2006/wordml" xmlns:wps="http://schemas.microsoft.com/office/word/2010/wordprocessingShape" mc:Ignorable="w14 w15 w16se w16cid w16 w16cex w16sdtdh w16sdtfl w16du wp14">
+  <w:p>
+    <w:pPr>
+      <w:pStyle w:val="Piedepgina"/>
+    </w:pPr>
+  </w:p>
+</w:ftr>
+</file>
+
+<file path=word/footer11.xml><?xml version="1.0" encoding="utf-8"?>
 <w:ftr xmlns:wpc="http://schemas.microsoft.com/office/word/2010/wordprocessingCanvas" xmlns:cx="http://schemas.microsoft.com/office/drawing/2014/chartex" xmlns:cx1="http://schemas.microsoft.com/office/drawing/2015/9/8/chartex" xmlns:cx2="http://schemas.microsoft.com/office/drawing/2015/10/21/chartex" xmlns:cx3="http://schemas.microsoft.com/office/drawing/2016/5/9/chartex" xmlns:cx4="http://schemas.microsoft.com/office/drawing/2016/5/10/chartex" xmlns:cx5="http://schemas.microsoft.com/office/drawing/2016/5/11/chartex" xmlns:cx6="http://schemas.microsoft.com/office/drawing/2016/5/12/chartex" xmlns:cx7="http://schemas.microsoft.com/office/drawing/2016/5/13/chartex" xmlns:cx8="http://schemas.microsoft.com/office/drawing/2016/5/14/chartex" xmlns:mc="http://schemas.openxmlformats.org/markup-compatibility/2006" xmlns:aink="http://schemas.microsoft.com/office/drawing/2016/ink" xmlns:am3d="http://schemas.microsoft.com/office/drawing/2017/model3d" xmlns:o="urn:schemas-microsoft-com:office:office" xmlns:oel="http://schemas.microsoft.com/office/2019/extlst" xmlns:r="http://schemas.openxmlformats.org/officeDocument/2006/relationships" xmlns:m="http://schemas.openxmlformats.org/officeDocument/2006/math" xmlns:v="urn:schemas-microsoft-com:vml" xmlns:wp14="http://schemas.microsoft.com/office/word/2010/wordprocessingDrawing" xmlns:wp="http://schemas.openxmlformats.org/drawingml/2006/wordprocessingDrawing" xmlns:w10="urn:schemas-microsoft-com:office:word" xmlns:w="http://schemas.openxmlformats.org/wordprocessingml/2006/main" xmlns:w14="http://schemas.microsoft.com/office/word/2010/wordml" xmlns:w15="http://schemas.microsoft.com/office/word/2012/wordml" xmlns:w16cex="http://schemas.microsoft.com/office/word/2018/wordml/cex" xmlns:w16cid="http://schemas.microsoft.com/office/word/2016/wordml/cid" xmlns:w16="http://schemas.microsoft.com/office/word/2018/wordml" xmlns:w16du="http://schemas.microsoft.com/office/word/2023/wordml/word16du" xmlns:w16sdtdh="http://schemas.microsoft.com/office/word/2020/wordml/sdtdatahash" xmlns:w16sdtfl="http://schemas.microsoft.com/office/word/2024/wordml/sdtformatlock" xmlns:w16se="http://schemas.microsoft.com/office/word/2015/wordml/symex" xmlns:wpg="http://schemas.microsoft.com/office/word/2010/wordprocessingGroup" xmlns:wpi="http://schemas.microsoft.com/office/word/2010/wordprocessingInk" xmlns:wne="http://schemas.microsoft.com/office/word/2006/wordml" xmlns:wps="http://schemas.microsoft.com/office/word/2010/wordprocessingShape" mc:Ignorable="w14 w15 w16se w16cid w16 w16cex w16sdtdh w16sdtfl w16du wp14">
   <w:p>
     <w:pPr>
@@ -9023,7 +8862,7 @@
 </w:ftr>
 </file>
 
-<file path=word/footer11.xml><?xml version="1.0" encoding="utf-8"?>
+<file path=word/footer12.xml><?xml version="1.0" encoding="utf-8"?>
 <w:ftr xmlns:wpc="http://schemas.microsoft.com/office/word/2010/wordprocessingCanvas" xmlns:cx="http://schemas.microsoft.com/office/drawing/2014/chartex" xmlns:cx1="http://schemas.microsoft.com/office/drawing/2015/9/8/chartex" xmlns:cx2="http://schemas.microsoft.com/office/drawing/2015/10/21/chartex" xmlns:cx3="http://schemas.microsoft.com/office/drawing/2016/5/9/chartex" xmlns:cx4="http://schemas.microsoft.com/office/drawing/2016/5/10/chartex" xmlns:cx5="http://schemas.microsoft.com/office/drawing/2016/5/11/chartex" xmlns:cx6="http://schemas.microsoft.com/office/drawing/2016/5/12/chartex" xmlns:cx7="http://schemas.microsoft.com/office/drawing/2016/5/13/chartex" xmlns:cx8="http://schemas.microsoft.com/office/drawing/2016/5/14/chartex" xmlns:mc="http://schemas.openxmlformats.org/markup-compatibility/2006" xmlns:aink="http://schemas.microsoft.com/office/drawing/2016/ink" xmlns:am3d="http://schemas.microsoft.com/office/drawing/2017/model3d" xmlns:o="urn:schemas-microsoft-com:office:office" xmlns:oel="http://schemas.microsoft.com/office/2019/extlst" xmlns:r="http://schemas.openxmlformats.org/officeDocument/2006/relationships" xmlns:m="http://schemas.openxmlformats.org/officeDocument/2006/math" xmlns:v="urn:schemas-microsoft-com:vml" xmlns:wp14="http://schemas.microsoft.com/office/word/2010/wordprocessingDrawing" xmlns:wp="http://schemas.openxmlformats.org/drawingml/2006/wordprocessingDrawing" xmlns:w10="urn:schemas-microsoft-com:office:word" xmlns:w="http://schemas.openxmlformats.org/wordprocessingml/2006/main" xmlns:w14="http://schemas.microsoft.com/office/word/2010/wordml" xmlns:w15="http://schemas.microsoft.com/office/word/2012/wordml" xmlns:w16cex="http://schemas.microsoft.com/office/word/2018/wordml/cex" xmlns:w16cid="http://schemas.microsoft.com/office/word/2016/wordml/cid" xmlns:w16="http://schemas.microsoft.com/office/word/2018/wordml" xmlns:w16du="http://schemas.microsoft.com/office/word/2023/wordml/word16du" xmlns:w16sdtdh="http://schemas.microsoft.com/office/word/2020/wordml/sdtdatahash" xmlns:w16sdtfl="http://schemas.microsoft.com/office/word/2024/wordml/sdtformatlock" xmlns:w16se="http://schemas.microsoft.com/office/word/2015/wordml/symex" xmlns:wpg="http://schemas.microsoft.com/office/word/2010/wordprocessingGroup" xmlns:wpi="http://schemas.microsoft.com/office/word/2010/wordprocessingInk" xmlns:wne="http://schemas.microsoft.com/office/word/2006/wordml" xmlns:wps="http://schemas.microsoft.com/office/word/2010/wordprocessingShape" mc:Ignorable="w14 w15 w16se w16cid w16 w16cex w16sdtdh w16sdtfl w16du wp14">
   <w:p>
     <w:pPr>
@@ -9109,6 +8948,281 @@
   <w:tbl>
     <w:tblPr>
       <w:tblStyle w:val="Tablaconcuadrcula"/>
+      <w:tblW w:w="9918" w:type="dxa"/>
+      <w:jc w:val="center"/>
+      <w:tblLayout w:type="fixed"/>
+      <w:tblLook w:val="04A0" w:firstRow="1" w:lastRow="0" w:firstColumn="1" w:lastColumn="0" w:noHBand="0" w:noVBand="1"/>
+    </w:tblPr>
+    <w:tblGrid>
+      <w:gridCol w:w="1271"/>
+      <w:gridCol w:w="1276"/>
+      <w:gridCol w:w="1134"/>
+      <w:gridCol w:w="1134"/>
+      <w:gridCol w:w="5103"/>
+    </w:tblGrid>
+    <w:tr>
+      <w:trPr>
+        <w:trHeight w:val="267"/>
+        <w:jc w:val="center"/>
+      </w:trPr>
+      <w:tc>
+        <w:tcPr>
+          <w:tcW w:w="1271" w:type="dxa"/>
+          <w:vAlign w:val="center"/>
+        </w:tcPr>
+        <w:p>
+          <w:pPr>
+            <w:pStyle w:val="Piedepgina"/>
+            <w:jc w:val="center"/>
+            <w:rPr>
+              <w:rFonts w:ascii="Arial" w:hAnsi="Arial" w:cs="Arial"/>
+            </w:rPr>
+          </w:pPr>
+          <w:r>
+            <w:rPr>
+              <w:rFonts w:ascii="Arial" w:hAnsi="Arial" w:cs="Arial"/>
+            </w:rPr>
+            <w:t>Enlaces</w:t>
+          </w:r>
+          <w:r>
+            <w:rPr>
+              <w:rFonts w:ascii="Arial" w:hAnsi="Arial" w:cs="Arial"/>
+            </w:rPr>
+            <w:t>:</w:t>
+          </w:r>
+        </w:p>
+      </w:tc>
+      <w:tc>
+        <w:tcPr>
+          <w:tcW w:w="1276" w:type="dxa"/>
+        </w:tcPr>
+        <w:p>
+          <w:pPr>
+            <w:pStyle w:val="Piedepgina"/>
+            <w:jc w:val="center"/>
+            <w:rPr>
+              <w:rFonts w:ascii="Arial" w:hAnsi="Arial" w:cs="Arial"/>
+            </w:rPr>
+          </w:pPr>
+          <w:hyperlink r:id="rId1">
+            <w:r>
+              <w:rPr>
+                <w:rStyle w:val="Hipervnculo"/>
+                <w:rFonts w:ascii="Arial" w:hAnsi="Arial" w:cs="Arial"/>
+              </w:rPr>
+              <w:t>TRELLO</w:t>
+            </w:r>
+          </w:hyperlink>
+        </w:p>
+      </w:tc>
+      <w:tc>
+        <w:tcPr>
+          <w:tcW w:w="1134" w:type="dxa"/>
+        </w:tcPr>
+        <w:p>
+          <w:pPr>
+            <w:pStyle w:val="Piedepgina"/>
+            <w:jc w:val="center"/>
+            <w:rPr>
+              <w:rFonts w:ascii="Arial" w:hAnsi="Arial" w:cs="Arial"/>
+            </w:rPr>
+          </w:pPr>
+          <w:hyperlink r:id="rId2">
+            <w:r>
+              <w:rPr>
+                <w:rStyle w:val="Hipervnculo"/>
+                <w:rFonts w:ascii="Arial" w:hAnsi="Arial" w:cs="Arial"/>
+              </w:rPr>
+              <w:t>GITHUB</w:t>
+            </w:r>
+          </w:hyperlink>
+        </w:p>
+      </w:tc>
+      <w:tc>
+        <w:tcPr>
+          <w:tcW w:w="1134" w:type="dxa"/>
+        </w:tcPr>
+        <w:p>
+          <w:pPr>
+            <w:pStyle w:val="Piedepgina"/>
+            <w:jc w:val="center"/>
+            <w:rPr>
+              <w:rFonts w:ascii="Arial" w:hAnsi="Arial" w:cs="Arial"/>
+            </w:rPr>
+          </w:pPr>
+          <w:hyperlink r:id="rId3">
+            <w:r>
+              <w:rPr>
+                <w:rStyle w:val="Hipervnculo"/>
+                <w:rFonts w:ascii="Arial" w:hAnsi="Arial" w:cs="Arial"/>
+              </w:rPr>
+              <w:t>FIGMA</w:t>
+            </w:r>
+          </w:hyperlink>
+        </w:p>
+      </w:tc>
+      <w:tc>
+        <w:tcPr>
+          <w:tcW w:w="5103" w:type="dxa"/>
+        </w:tcPr>
+        <w:p>
+          <w:pPr>
+            <w:pStyle w:val="Piedepgina"/>
+            <w:jc w:val="center"/>
+            <w:rPr>
+              <w:rFonts w:ascii="Calibri" w:hAnsi="Calibri"/>
+            </w:rPr>
+          </w:pPr>
+          <w:r>
+            <w:rPr>
+              <w:rFonts w:ascii="Calibri" w:hAnsi="Calibri"/>
+            </w:rPr>
+            <w:t>DOCUMENTACION TECNICA</w:t>
+          </w:r>
+        </w:p>
+      </w:tc>
+    </w:tr>
+    <w:tr>
+      <w:trPr>
+        <w:trHeight w:val="109"/>
+        <w:jc w:val="center"/>
+      </w:trPr>
+      <w:tc>
+        <w:tcPr>
+          <w:tcW w:w="9918" w:type="dxa"/>
+          <w:gridSpan w:val="5"/>
+          <w:vAlign w:val="center"/>
+        </w:tcPr>
+        <w:p>
+          <w:pPr>
+            <w:spacing w:after="0"/>
+            <w:rPr>
+              <w:rFonts w:ascii="Arial" w:hAnsi="Arial" w:cs="Arial"/>
+              <w:sz w:val="20"/>
+              <w:szCs w:val="20"/>
+              <w:lang w:val="en-US"/>
+            </w:rPr>
+          </w:pPr>
+          <w:proofErr w:type="spellStart"/>
+          <w:r>
+            <w:rPr>
+              <w:rFonts w:ascii="Arial" w:hAnsi="Arial" w:cs="Arial"/>
+              <w:sz w:val="20"/>
+              <w:szCs w:val="20"/>
+              <w:lang w:val="en-US"/>
+            </w:rPr>
+            <w:t>Licencia</w:t>
+          </w:r>
+          <w:proofErr w:type="spellEnd"/>
+          <w:r>
+            <w:rPr>
+              <w:rFonts w:ascii="Arial" w:hAnsi="Arial" w:cs="Arial"/>
+              <w:sz w:val="20"/>
+              <w:szCs w:val="20"/>
+              <w:lang w:val="en-US"/>
+            </w:rPr>
+            <w:t xml:space="preserve">: </w:t>
+          </w:r>
+          <w:proofErr w:type="spellStart"/>
+          <w:r>
+            <w:rPr>
+              <w:rFonts w:ascii="Arial" w:hAnsi="Arial" w:cs="Arial"/>
+              <w:sz w:val="20"/>
+              <w:szCs w:val="20"/>
+              <w:lang w:val="en-US"/>
+            </w:rPr>
+            <w:t>Propietaria</w:t>
+          </w:r>
+          <w:proofErr w:type="spellEnd"/>
+          <w:r>
+            <w:rPr>
+              <w:rFonts w:ascii="Arial" w:hAnsi="Arial" w:cs="Arial"/>
+              <w:sz w:val="20"/>
+              <w:szCs w:val="20"/>
+              <w:lang w:val="en-US"/>
+            </w:rPr>
+            <w:t xml:space="preserve"> — © 2025 </w:t>
+          </w:r>
+          <w:proofErr w:type="spellStart"/>
+          <w:r>
+            <w:rPr>
+              <w:rFonts w:ascii="Arial" w:hAnsi="Arial" w:cs="Arial"/>
+              <w:sz w:val="20"/>
+              <w:szCs w:val="20"/>
+              <w:lang w:val="en-US"/>
+            </w:rPr>
+            <w:t>TurisTech</w:t>
+          </w:r>
+          <w:proofErr w:type="spellEnd"/>
+          <w:r>
+            <w:rPr>
+              <w:rFonts w:ascii="Arial" w:hAnsi="Arial" w:cs="Arial"/>
+              <w:sz w:val="20"/>
+              <w:szCs w:val="20"/>
+              <w:lang w:val="en-US"/>
+            </w:rPr>
+            <w:t xml:space="preserve"> Team · Todos </w:t>
+          </w:r>
+          <w:proofErr w:type="spellStart"/>
+          <w:r>
+            <w:rPr>
+              <w:rFonts w:ascii="Arial" w:hAnsi="Arial" w:cs="Arial"/>
+              <w:sz w:val="20"/>
+              <w:szCs w:val="20"/>
+              <w:lang w:val="en-US"/>
+            </w:rPr>
+            <w:t>los</w:t>
+          </w:r>
+          <w:proofErr w:type="spellEnd"/>
+          <w:r>
+            <w:rPr>
+              <w:rFonts w:ascii="Arial" w:hAnsi="Arial" w:cs="Arial"/>
+              <w:sz w:val="20"/>
+              <w:szCs w:val="20"/>
+              <w:lang w:val="en-US"/>
+            </w:rPr>
+            <w:t xml:space="preserve"> derechos </w:t>
+          </w:r>
+          <w:proofErr w:type="spellStart"/>
+          <w:r>
+            <w:rPr>
+              <w:rFonts w:ascii="Arial" w:hAnsi="Arial" w:cs="Arial"/>
+              <w:sz w:val="20"/>
+              <w:szCs w:val="20"/>
+              <w:lang w:val="en-US"/>
+            </w:rPr>
+            <w:t>reservados</w:t>
+          </w:r>
+          <w:proofErr w:type="spellEnd"/>
+          <w:r>
+            <w:rPr>
+              <w:rFonts w:ascii="Arial" w:hAnsi="Arial" w:cs="Arial"/>
+              <w:sz w:val="20"/>
+              <w:szCs w:val="20"/>
+              <w:lang w:val="en-US"/>
+            </w:rPr>
+            <w:t xml:space="preserve"> | turistechteam@gmail.com</w:t>
+          </w:r>
+        </w:p>
+      </w:tc>
+    </w:tr>
+  </w:tbl>
+  <w:p>
+    <w:pPr>
+      <w:pStyle w:val="Piedepgina"/>
+      <w:rPr>
+        <w:lang w:val="en-US"/>
+      </w:rPr>
+    </w:pPr>
+  </w:p>
+</w:ftr>
+</file>
+
+<file path=word/footer3.xml><?xml version="1.0" encoding="utf-8"?>
+<w:ftr xmlns:wpc="http://schemas.microsoft.com/office/word/2010/wordprocessingCanvas" xmlns:cx="http://schemas.microsoft.com/office/drawing/2014/chartex" xmlns:cx1="http://schemas.microsoft.com/office/drawing/2015/9/8/chartex" xmlns:cx2="http://schemas.microsoft.com/office/drawing/2015/10/21/chartex" xmlns:cx3="http://schemas.microsoft.com/office/drawing/2016/5/9/chartex" xmlns:cx4="http://schemas.microsoft.com/office/drawing/2016/5/10/chartex" xmlns:cx5="http://schemas.microsoft.com/office/drawing/2016/5/11/chartex" xmlns:cx6="http://schemas.microsoft.com/office/drawing/2016/5/12/chartex" xmlns:cx7="http://schemas.microsoft.com/office/drawing/2016/5/13/chartex" xmlns:cx8="http://schemas.microsoft.com/office/drawing/2016/5/14/chartex" xmlns:mc="http://schemas.openxmlformats.org/markup-compatibility/2006" xmlns:aink="http://schemas.microsoft.com/office/drawing/2016/ink" xmlns:am3d="http://schemas.microsoft.com/office/drawing/2017/model3d" xmlns:o="urn:schemas-microsoft-com:office:office" xmlns:oel="http://schemas.microsoft.com/office/2019/extlst" xmlns:r="http://schemas.openxmlformats.org/officeDocument/2006/relationships" xmlns:m="http://schemas.openxmlformats.org/officeDocument/2006/math" xmlns:v="urn:schemas-microsoft-com:vml" xmlns:wp14="http://schemas.microsoft.com/office/word/2010/wordprocessingDrawing" xmlns:wp="http://schemas.openxmlformats.org/drawingml/2006/wordprocessingDrawing" xmlns:w10="urn:schemas-microsoft-com:office:word" xmlns:w="http://schemas.openxmlformats.org/wordprocessingml/2006/main" xmlns:w14="http://schemas.microsoft.com/office/word/2010/wordml" xmlns:w15="http://schemas.microsoft.com/office/word/2012/wordml" xmlns:w16cex="http://schemas.microsoft.com/office/word/2018/wordml/cex" xmlns:w16cid="http://schemas.microsoft.com/office/word/2016/wordml/cid" xmlns:w16="http://schemas.microsoft.com/office/word/2018/wordml" xmlns:w16du="http://schemas.microsoft.com/office/word/2023/wordml/word16du" xmlns:w16sdtdh="http://schemas.microsoft.com/office/word/2020/wordml/sdtdatahash" xmlns:w16sdtfl="http://schemas.microsoft.com/office/word/2024/wordml/sdtformatlock" xmlns:w16se="http://schemas.microsoft.com/office/word/2015/wordml/symex" xmlns:wpg="http://schemas.microsoft.com/office/word/2010/wordprocessingGroup" xmlns:wpi="http://schemas.microsoft.com/office/word/2010/wordprocessingInk" xmlns:wne="http://schemas.microsoft.com/office/word/2006/wordml" xmlns:wps="http://schemas.microsoft.com/office/word/2010/wordprocessingShape" mc:Ignorable="w14 w15 w16se w16cid w16 w16cex w16sdtdh w16sdtfl w16du wp14">
+  <w:tbl>
+    <w:tblPr>
+      <w:tblStyle w:val="Tablaconcuadrcula"/>
       <w:tblW w:w="7810" w:type="dxa"/>
       <w:jc w:val="center"/>
       <w:tblLayout w:type="fixed"/>
@@ -9287,7 +9401,7 @@
 </w:ftr>
 </file>
 
-<file path=word/footer3.xml><?xml version="1.0" encoding="utf-8"?>
+<file path=word/footer4.xml><?xml version="1.0" encoding="utf-8"?>
 <w:ftr xmlns:wpc="http://schemas.microsoft.com/office/word/2010/wordprocessingCanvas" xmlns:cx="http://schemas.microsoft.com/office/drawing/2014/chartex" xmlns:cx1="http://schemas.microsoft.com/office/drawing/2015/9/8/chartex" xmlns:cx2="http://schemas.microsoft.com/office/drawing/2015/10/21/chartex" xmlns:cx3="http://schemas.microsoft.com/office/drawing/2016/5/9/chartex" xmlns:cx4="http://schemas.microsoft.com/office/drawing/2016/5/10/chartex" xmlns:cx5="http://schemas.microsoft.com/office/drawing/2016/5/11/chartex" xmlns:cx6="http://schemas.microsoft.com/office/drawing/2016/5/12/chartex" xmlns:cx7="http://schemas.microsoft.com/office/drawing/2016/5/13/chartex" xmlns:cx8="http://schemas.microsoft.com/office/drawing/2016/5/14/chartex" xmlns:mc="http://schemas.openxmlformats.org/markup-compatibility/2006" xmlns:aink="http://schemas.microsoft.com/office/drawing/2016/ink" xmlns:am3d="http://schemas.microsoft.com/office/drawing/2017/model3d" xmlns:o="urn:schemas-microsoft-com:office:office" xmlns:oel="http://schemas.microsoft.com/office/2019/extlst" xmlns:r="http://schemas.openxmlformats.org/officeDocument/2006/relationships" xmlns:m="http://schemas.openxmlformats.org/officeDocument/2006/math" xmlns:v="urn:schemas-microsoft-com:vml" xmlns:wp14="http://schemas.microsoft.com/office/word/2010/wordprocessingDrawing" xmlns:wp="http://schemas.openxmlformats.org/drawingml/2006/wordprocessingDrawing" xmlns:w10="urn:schemas-microsoft-com:office:word" xmlns:w="http://schemas.openxmlformats.org/wordprocessingml/2006/main" xmlns:w14="http://schemas.microsoft.com/office/word/2010/wordml" xmlns:w15="http://schemas.microsoft.com/office/word/2012/wordml" xmlns:w16cex="http://schemas.microsoft.com/office/word/2018/wordml/cex" xmlns:w16cid="http://schemas.microsoft.com/office/word/2016/wordml/cid" xmlns:w16="http://schemas.microsoft.com/office/word/2018/wordml" xmlns:w16du="http://schemas.microsoft.com/office/word/2023/wordml/word16du" xmlns:w16sdtdh="http://schemas.microsoft.com/office/word/2020/wordml/sdtdatahash" xmlns:w16sdtfl="http://schemas.microsoft.com/office/word/2024/wordml/sdtformatlock" xmlns:w16se="http://schemas.microsoft.com/office/word/2015/wordml/symex" xmlns:wpg="http://schemas.microsoft.com/office/word/2010/wordprocessingGroup" xmlns:wpi="http://schemas.microsoft.com/office/word/2010/wordprocessingInk" xmlns:wne="http://schemas.microsoft.com/office/word/2006/wordml" xmlns:wps="http://schemas.microsoft.com/office/word/2010/wordprocessingShape" mc:Ignorable="w14 w15 w16se w16cid w16 w16cex w16sdtdh w16sdtfl w16du wp14">
   <w:p>
     <w:pPr>
@@ -9297,7 +9411,7 @@
 </w:ftr>
 </file>
 
-<file path=word/footer4.xml><?xml version="1.0" encoding="utf-8"?>
+<file path=word/footer5.xml><?xml version="1.0" encoding="utf-8"?>
 <w:ftr xmlns:wpc="http://schemas.microsoft.com/office/word/2010/wordprocessingCanvas" xmlns:cx="http://schemas.microsoft.com/office/drawing/2014/chartex" xmlns:cx1="http://schemas.microsoft.com/office/drawing/2015/9/8/chartex" xmlns:cx2="http://schemas.microsoft.com/office/drawing/2015/10/21/chartex" xmlns:cx3="http://schemas.microsoft.com/office/drawing/2016/5/9/chartex" xmlns:cx4="http://schemas.microsoft.com/office/drawing/2016/5/10/chartex" xmlns:cx5="http://schemas.microsoft.com/office/drawing/2016/5/11/chartex" xmlns:cx6="http://schemas.microsoft.com/office/drawing/2016/5/12/chartex" xmlns:cx7="http://schemas.microsoft.com/office/drawing/2016/5/13/chartex" xmlns:cx8="http://schemas.microsoft.com/office/drawing/2016/5/14/chartex" xmlns:mc="http://schemas.openxmlformats.org/markup-compatibility/2006" xmlns:aink="http://schemas.microsoft.com/office/drawing/2016/ink" xmlns:am3d="http://schemas.microsoft.com/office/drawing/2017/model3d" xmlns:o="urn:schemas-microsoft-com:office:office" xmlns:oel="http://schemas.microsoft.com/office/2019/extlst" xmlns:r="http://schemas.openxmlformats.org/officeDocument/2006/relationships" xmlns:m="http://schemas.openxmlformats.org/officeDocument/2006/math" xmlns:v="urn:schemas-microsoft-com:vml" xmlns:wp14="http://schemas.microsoft.com/office/word/2010/wordprocessingDrawing" xmlns:wp="http://schemas.openxmlformats.org/drawingml/2006/wordprocessingDrawing" xmlns:w10="urn:schemas-microsoft-com:office:word" xmlns:w="http://schemas.openxmlformats.org/wordprocessingml/2006/main" xmlns:w14="http://schemas.microsoft.com/office/word/2010/wordml" xmlns:w15="http://schemas.microsoft.com/office/word/2012/wordml" xmlns:w16cex="http://schemas.microsoft.com/office/word/2018/wordml/cex" xmlns:w16cid="http://schemas.microsoft.com/office/word/2016/wordml/cid" xmlns:w16="http://schemas.microsoft.com/office/word/2018/wordml" xmlns:w16du="http://schemas.microsoft.com/office/word/2023/wordml/word16du" xmlns:w16sdtdh="http://schemas.microsoft.com/office/word/2020/wordml/sdtdatahash" xmlns:w16sdtfl="http://schemas.microsoft.com/office/word/2024/wordml/sdtformatlock" xmlns:w16se="http://schemas.microsoft.com/office/word/2015/wordml/symex" xmlns:wpg="http://schemas.microsoft.com/office/word/2010/wordprocessingGroup" xmlns:wpi="http://schemas.microsoft.com/office/word/2010/wordprocessingInk" xmlns:wne="http://schemas.microsoft.com/office/word/2006/wordml" xmlns:wps="http://schemas.microsoft.com/office/word/2010/wordprocessingShape" mc:Ignorable="w14 w15 w16se w16cid w16 w16cex w16sdtdh w16sdtfl w16du wp14">
   <w:p>
     <w:pPr>
@@ -9377,7 +9491,7 @@
 </w:ftr>
 </file>
 
-<file path=word/footer5.xml><?xml version="1.0" encoding="utf-8"?>
+<file path=word/footer6.xml><?xml version="1.0" encoding="utf-8"?>
 <w:ftr xmlns:wpc="http://schemas.microsoft.com/office/word/2010/wordprocessingCanvas" xmlns:cx="http://schemas.microsoft.com/office/drawing/2014/chartex" xmlns:cx1="http://schemas.microsoft.com/office/drawing/2015/9/8/chartex" xmlns:cx2="http://schemas.microsoft.com/office/drawing/2015/10/21/chartex" xmlns:cx3="http://schemas.microsoft.com/office/drawing/2016/5/9/chartex" xmlns:cx4="http://schemas.microsoft.com/office/drawing/2016/5/10/chartex" xmlns:cx5="http://schemas.microsoft.com/office/drawing/2016/5/11/chartex" xmlns:cx6="http://schemas.microsoft.com/office/drawing/2016/5/12/chartex" xmlns:cx7="http://schemas.microsoft.com/office/drawing/2016/5/13/chartex" xmlns:cx8="http://schemas.microsoft.com/office/drawing/2016/5/14/chartex" xmlns:mc="http://schemas.openxmlformats.org/markup-compatibility/2006" xmlns:aink="http://schemas.microsoft.com/office/drawing/2016/ink" xmlns:am3d="http://schemas.microsoft.com/office/drawing/2017/model3d" xmlns:o="urn:schemas-microsoft-com:office:office" xmlns:oel="http://schemas.microsoft.com/office/2019/extlst" xmlns:r="http://schemas.openxmlformats.org/officeDocument/2006/relationships" xmlns:m="http://schemas.openxmlformats.org/officeDocument/2006/math" xmlns:v="urn:schemas-microsoft-com:vml" xmlns:wp14="http://schemas.microsoft.com/office/word/2010/wordprocessingDrawing" xmlns:wp="http://schemas.openxmlformats.org/drawingml/2006/wordprocessingDrawing" xmlns:w10="urn:schemas-microsoft-com:office:word" xmlns:w="http://schemas.openxmlformats.org/wordprocessingml/2006/main" xmlns:w14="http://schemas.microsoft.com/office/word/2010/wordml" xmlns:w15="http://schemas.microsoft.com/office/word/2012/wordml" xmlns:w16cex="http://schemas.microsoft.com/office/word/2018/wordml/cex" xmlns:w16cid="http://schemas.microsoft.com/office/word/2016/wordml/cid" xmlns:w16="http://schemas.microsoft.com/office/word/2018/wordml" xmlns:w16du="http://schemas.microsoft.com/office/word/2023/wordml/word16du" xmlns:w16sdtdh="http://schemas.microsoft.com/office/word/2020/wordml/sdtdatahash" xmlns:w16sdtfl="http://schemas.microsoft.com/office/word/2024/wordml/sdtformatlock" xmlns:w16se="http://schemas.microsoft.com/office/word/2015/wordml/symex" xmlns:wpg="http://schemas.microsoft.com/office/word/2010/wordprocessingGroup" xmlns:wpi="http://schemas.microsoft.com/office/word/2010/wordprocessingInk" xmlns:wne="http://schemas.microsoft.com/office/word/2006/wordml" xmlns:wps="http://schemas.microsoft.com/office/word/2010/wordprocessingShape" mc:Ignorable="w14 w15 w16se w16cid w16 w16cex w16sdtdh w16sdtfl w16du wp14">
   <w:p>
     <w:pPr>
@@ -9457,7 +9571,7 @@
 </w:ftr>
 </file>
 
-<file path=word/footer6.xml><?xml version="1.0" encoding="utf-8"?>
+<file path=word/footer7.xml><?xml version="1.0" encoding="utf-8"?>
 <w:ftr xmlns:wpc="http://schemas.microsoft.com/office/word/2010/wordprocessingCanvas" xmlns:cx="http://schemas.microsoft.com/office/drawing/2014/chartex" xmlns:cx1="http://schemas.microsoft.com/office/drawing/2015/9/8/chartex" xmlns:cx2="http://schemas.microsoft.com/office/drawing/2015/10/21/chartex" xmlns:cx3="http://schemas.microsoft.com/office/drawing/2016/5/9/chartex" xmlns:cx4="http://schemas.microsoft.com/office/drawing/2016/5/10/chartex" xmlns:cx5="http://schemas.microsoft.com/office/drawing/2016/5/11/chartex" xmlns:cx6="http://schemas.microsoft.com/office/drawing/2016/5/12/chartex" xmlns:cx7="http://schemas.microsoft.com/office/drawing/2016/5/13/chartex" xmlns:cx8="http://schemas.microsoft.com/office/drawing/2016/5/14/chartex" xmlns:mc="http://schemas.openxmlformats.org/markup-compatibility/2006" xmlns:aink="http://schemas.microsoft.com/office/drawing/2016/ink" xmlns:am3d="http://schemas.microsoft.com/office/drawing/2017/model3d" xmlns:o="urn:schemas-microsoft-com:office:office" xmlns:oel="http://schemas.microsoft.com/office/2019/extlst" xmlns:r="http://schemas.openxmlformats.org/officeDocument/2006/relationships" xmlns:m="http://schemas.openxmlformats.org/officeDocument/2006/math" xmlns:v="urn:schemas-microsoft-com:vml" xmlns:wp14="http://schemas.microsoft.com/office/word/2010/wordprocessingDrawing" xmlns:wp="http://schemas.openxmlformats.org/drawingml/2006/wordprocessingDrawing" xmlns:w10="urn:schemas-microsoft-com:office:word" xmlns:w="http://schemas.openxmlformats.org/wordprocessingml/2006/main" xmlns:w14="http://schemas.microsoft.com/office/word/2010/wordml" xmlns:w15="http://schemas.microsoft.com/office/word/2012/wordml" xmlns:w16cex="http://schemas.microsoft.com/office/word/2018/wordml/cex" xmlns:w16cid="http://schemas.microsoft.com/office/word/2016/wordml/cid" xmlns:w16="http://schemas.microsoft.com/office/word/2018/wordml" xmlns:w16du="http://schemas.microsoft.com/office/word/2023/wordml/word16du" xmlns:w16sdtdh="http://schemas.microsoft.com/office/word/2020/wordml/sdtdatahash" xmlns:w16sdtfl="http://schemas.microsoft.com/office/word/2024/wordml/sdtformatlock" xmlns:w16se="http://schemas.microsoft.com/office/word/2015/wordml/symex" xmlns:wpg="http://schemas.microsoft.com/office/word/2010/wordprocessingGroup" xmlns:wpi="http://schemas.microsoft.com/office/word/2010/wordprocessingInk" xmlns:wne="http://schemas.microsoft.com/office/word/2006/wordml" xmlns:wps="http://schemas.microsoft.com/office/word/2010/wordprocessingShape" mc:Ignorable="w14 w15 w16se w16cid w16 w16cex w16sdtdh w16sdtfl w16du wp14">
   <w:p>
     <w:pPr>
@@ -9467,7 +9581,7 @@
 </w:ftr>
 </file>
 
-<file path=word/footer7.xml><?xml version="1.0" encoding="utf-8"?>
+<file path=word/footer8.xml><?xml version="1.0" encoding="utf-8"?>
 <w:ftr xmlns:wpc="http://schemas.microsoft.com/office/word/2010/wordprocessingCanvas" xmlns:cx="http://schemas.microsoft.com/office/drawing/2014/chartex" xmlns:cx1="http://schemas.microsoft.com/office/drawing/2015/9/8/chartex" xmlns:cx2="http://schemas.microsoft.com/office/drawing/2015/10/21/chartex" xmlns:cx3="http://schemas.microsoft.com/office/drawing/2016/5/9/chartex" xmlns:cx4="http://schemas.microsoft.com/office/drawing/2016/5/10/chartex" xmlns:cx5="http://schemas.microsoft.com/office/drawing/2016/5/11/chartex" xmlns:cx6="http://schemas.microsoft.com/office/drawing/2016/5/12/chartex" xmlns:cx7="http://schemas.microsoft.com/office/drawing/2016/5/13/chartex" xmlns:cx8="http://schemas.microsoft.com/office/drawing/2016/5/14/chartex" xmlns:mc="http://schemas.openxmlformats.org/markup-compatibility/2006" xmlns:aink="http://schemas.microsoft.com/office/drawing/2016/ink" xmlns:am3d="http://schemas.microsoft.com/office/drawing/2017/model3d" xmlns:o="urn:schemas-microsoft-com:office:office" xmlns:oel="http://schemas.microsoft.com/office/2019/extlst" xmlns:r="http://schemas.openxmlformats.org/officeDocument/2006/relationships" xmlns:m="http://schemas.openxmlformats.org/officeDocument/2006/math" xmlns:v="urn:schemas-microsoft-com:vml" xmlns:wp14="http://schemas.microsoft.com/office/word/2010/wordprocessingDrawing" xmlns:wp="http://schemas.openxmlformats.org/drawingml/2006/wordprocessingDrawing" xmlns:w10="urn:schemas-microsoft-com:office:word" xmlns:w="http://schemas.openxmlformats.org/wordprocessingml/2006/main" xmlns:w14="http://schemas.microsoft.com/office/word/2010/wordml" xmlns:w15="http://schemas.microsoft.com/office/word/2012/wordml" xmlns:w16cex="http://schemas.microsoft.com/office/word/2018/wordml/cex" xmlns:w16cid="http://schemas.microsoft.com/office/word/2016/wordml/cid" xmlns:w16="http://schemas.microsoft.com/office/word/2018/wordml" xmlns:w16du="http://schemas.microsoft.com/office/word/2023/wordml/word16du" xmlns:w16sdtdh="http://schemas.microsoft.com/office/word/2020/wordml/sdtdatahash" xmlns:w16sdtfl="http://schemas.microsoft.com/office/word/2024/wordml/sdtformatlock" xmlns:w16se="http://schemas.microsoft.com/office/word/2015/wordml/symex" xmlns:wpg="http://schemas.microsoft.com/office/word/2010/wordprocessingGroup" xmlns:wpi="http://schemas.microsoft.com/office/word/2010/wordprocessingInk" xmlns:wne="http://schemas.microsoft.com/office/word/2006/wordml" xmlns:wps="http://schemas.microsoft.com/office/word/2010/wordprocessingShape" mc:Ignorable="w14 w15 w16se w16cid w16 w16cex w16sdtdh w16sdtfl w16du wp14">
   <w:p>
     <w:pPr>
@@ -9548,7 +9662,7 @@
 </w:ftr>
 </file>
 
-<file path=word/footer8.xml><?xml version="1.0" encoding="utf-8"?>
+<file path=word/footer9.xml><?xml version="1.0" encoding="utf-8"?>
 <w:ftr xmlns:wpc="http://schemas.microsoft.com/office/word/2010/wordprocessingCanvas" xmlns:cx="http://schemas.microsoft.com/office/drawing/2014/chartex" xmlns:cx1="http://schemas.microsoft.com/office/drawing/2015/9/8/chartex" xmlns:cx2="http://schemas.microsoft.com/office/drawing/2015/10/21/chartex" xmlns:cx3="http://schemas.microsoft.com/office/drawing/2016/5/9/chartex" xmlns:cx4="http://schemas.microsoft.com/office/drawing/2016/5/10/chartex" xmlns:cx5="http://schemas.microsoft.com/office/drawing/2016/5/11/chartex" xmlns:cx6="http://schemas.microsoft.com/office/drawing/2016/5/12/chartex" xmlns:cx7="http://schemas.microsoft.com/office/drawing/2016/5/13/chartex" xmlns:cx8="http://schemas.microsoft.com/office/drawing/2016/5/14/chartex" xmlns:mc="http://schemas.openxmlformats.org/markup-compatibility/2006" xmlns:aink="http://schemas.microsoft.com/office/drawing/2016/ink" xmlns:am3d="http://schemas.microsoft.com/office/drawing/2017/model3d" xmlns:o="urn:schemas-microsoft-com:office:office" xmlns:oel="http://schemas.microsoft.com/office/2019/extlst" xmlns:r="http://schemas.openxmlformats.org/officeDocument/2006/relationships" xmlns:m="http://schemas.openxmlformats.org/officeDocument/2006/math" xmlns:v="urn:schemas-microsoft-com:vml" xmlns:wp14="http://schemas.microsoft.com/office/word/2010/wordprocessingDrawing" xmlns:wp="http://schemas.openxmlformats.org/drawingml/2006/wordprocessingDrawing" xmlns:w10="urn:schemas-microsoft-com:office:word" xmlns:w="http://schemas.openxmlformats.org/wordprocessingml/2006/main" xmlns:w14="http://schemas.microsoft.com/office/word/2010/wordml" xmlns:w15="http://schemas.microsoft.com/office/word/2012/wordml" xmlns:w16cex="http://schemas.microsoft.com/office/word/2018/wordml/cex" xmlns:w16cid="http://schemas.microsoft.com/office/word/2016/wordml/cid" xmlns:w16="http://schemas.microsoft.com/office/word/2018/wordml" xmlns:w16du="http://schemas.microsoft.com/office/word/2023/wordml/word16du" xmlns:w16sdtdh="http://schemas.microsoft.com/office/word/2020/wordml/sdtdatahash" xmlns:w16sdtfl="http://schemas.microsoft.com/office/word/2024/wordml/sdtformatlock" xmlns:w16se="http://schemas.microsoft.com/office/word/2015/wordml/symex" xmlns:wpg="http://schemas.microsoft.com/office/word/2010/wordprocessingGroup" xmlns:wpi="http://schemas.microsoft.com/office/word/2010/wordprocessingInk" xmlns:wne="http://schemas.microsoft.com/office/word/2006/wordml" xmlns:wps="http://schemas.microsoft.com/office/word/2010/wordprocessingShape" mc:Ignorable="w14 w15 w16se w16cid w16 w16cex w16sdtdh w16sdtfl w16du wp14">
   <w:p>
     <w:pPr>
@@ -9629,16 +9743,6 @@
 </w:ftr>
 </file>
 
-<file path=word/footer9.xml><?xml version="1.0" encoding="utf-8"?>
-<w:ftr xmlns:wpc="http://schemas.microsoft.com/office/word/2010/wordprocessingCanvas" xmlns:cx="http://schemas.microsoft.com/office/drawing/2014/chartex" xmlns:cx1="http://schemas.microsoft.com/office/drawing/2015/9/8/chartex" xmlns:cx2="http://schemas.microsoft.com/office/drawing/2015/10/21/chartex" xmlns:cx3="http://schemas.microsoft.com/office/drawing/2016/5/9/chartex" xmlns:cx4="http://schemas.microsoft.com/office/drawing/2016/5/10/chartex" xmlns:cx5="http://schemas.microsoft.com/office/drawing/2016/5/11/chartex" xmlns:cx6="http://schemas.microsoft.com/office/drawing/2016/5/12/chartex" xmlns:cx7="http://schemas.microsoft.com/office/drawing/2016/5/13/chartex" xmlns:cx8="http://schemas.microsoft.com/office/drawing/2016/5/14/chartex" xmlns:mc="http://schemas.openxmlformats.org/markup-compatibility/2006" xmlns:aink="http://schemas.microsoft.com/office/drawing/2016/ink" xmlns:am3d="http://schemas.microsoft.com/office/drawing/2017/model3d" xmlns:o="urn:schemas-microsoft-com:office:office" xmlns:oel="http://schemas.microsoft.com/office/2019/extlst" xmlns:r="http://schemas.openxmlformats.org/officeDocument/2006/relationships" xmlns:m="http://schemas.openxmlformats.org/officeDocument/2006/math" xmlns:v="urn:schemas-microsoft-com:vml" xmlns:wp14="http://schemas.microsoft.com/office/word/2010/wordprocessingDrawing" xmlns:wp="http://schemas.openxmlformats.org/drawingml/2006/wordprocessingDrawing" xmlns:w10="urn:schemas-microsoft-com:office:word" xmlns:w="http://schemas.openxmlformats.org/wordprocessingml/2006/main" xmlns:w14="http://schemas.microsoft.com/office/word/2010/wordml" xmlns:w15="http://schemas.microsoft.com/office/word/2012/wordml" xmlns:w16cex="http://schemas.microsoft.com/office/word/2018/wordml/cex" xmlns:w16cid="http://schemas.microsoft.com/office/word/2016/wordml/cid" xmlns:w16="http://schemas.microsoft.com/office/word/2018/wordml" xmlns:w16du="http://schemas.microsoft.com/office/word/2023/wordml/word16du" xmlns:w16sdtdh="http://schemas.microsoft.com/office/word/2020/wordml/sdtdatahash" xmlns:w16sdtfl="http://schemas.microsoft.com/office/word/2024/wordml/sdtformatlock" xmlns:w16se="http://schemas.microsoft.com/office/word/2015/wordml/symex" xmlns:wpg="http://schemas.microsoft.com/office/word/2010/wordprocessingGroup" xmlns:wpi="http://schemas.microsoft.com/office/word/2010/wordprocessingInk" xmlns:wne="http://schemas.microsoft.com/office/word/2006/wordml" xmlns:wps="http://schemas.microsoft.com/office/word/2010/wordprocessingShape" mc:Ignorable="w14 w15 w16se w16cid w16 w16cex w16sdtdh w16sdtfl w16du wp14">
-  <w:p>
-    <w:pPr>
-      <w:pStyle w:val="Piedepgina"/>
-    </w:pPr>
-  </w:p>
-</w:ftr>
-</file>
-
 <file path=word/footnotes.xml><?xml version="1.0" encoding="utf-8"?>
 <w:footnotes xmlns:wpc="http://schemas.microsoft.com/office/word/2010/wordprocessingCanvas" xmlns:cx="http://schemas.microsoft.com/office/drawing/2014/chartex" xmlns:cx1="http://schemas.microsoft.com/office/drawing/2015/9/8/chartex" xmlns:cx2="http://schemas.microsoft.com/office/drawing/2015/10/21/chartex" xmlns:cx3="http://schemas.microsoft.com/office/drawing/2016/5/9/chartex" xmlns:cx4="http://schemas.microsoft.com/office/drawing/2016/5/10/chartex" xmlns:cx5="http://schemas.microsoft.com/office/drawing/2016/5/11/chartex" xmlns:cx6="http://schemas.microsoft.com/office/drawing/2016/5/12/chartex" xmlns:cx7="http://schemas.microsoft.com/office/drawing/2016/5/13/chartex" xmlns:cx8="http://schemas.microsoft.com/office/drawing/2016/5/14/chartex" xmlns:mc="http://schemas.openxmlformats.org/markup-compatibility/2006" xmlns:aink="http://schemas.microsoft.com/office/drawing/2016/ink" xmlns:am3d="http://schemas.microsoft.com/office/drawing/2017/model3d" xmlns:o="urn:schemas-microsoft-com:office:office" xmlns:oel="http://schemas.microsoft.com/office/2019/extlst" xmlns:r="http://schemas.openxmlformats.org/officeDocument/2006/relationships" xmlns:m="http://schemas.openxmlformats.org/officeDocument/2006/math" xmlns:v="urn:schemas-microsoft-com:vml" xmlns:wp14="http://schemas.microsoft.com/office/word/2010/wordprocessingDrawing" xmlns:wp="http://schemas.openxmlformats.org/drawingml/2006/wordprocessingDrawing" xmlns:w10="urn:schemas-microsoft-com:office:word" xmlns:w="http://schemas.openxmlformats.org/wordprocessingml/2006/main" xmlns:w14="http://schemas.microsoft.com/office/word/2010/wordml" xmlns:w15="http://schemas.microsoft.com/office/word/2012/wordml" xmlns:w16cex="http://schemas.microsoft.com/office/word/2018/wordml/cex" xmlns:w16cid="http://schemas.microsoft.com/office/word/2016/wordml/cid" xmlns:w16="http://schemas.microsoft.com/office/word/2018/wordml" xmlns:w16du="http://schemas.microsoft.com/office/word/2023/wordml/word16du" xmlns:w16sdtdh="http://schemas.microsoft.com/office/word/2020/wordml/sdtdatahash" xmlns:w16sdtfl="http://schemas.microsoft.com/office/word/2024/wordml/sdtformatlock" xmlns:w16se="http://schemas.microsoft.com/office/word/2015/wordml/symex" xmlns:wpg="http://schemas.microsoft.com/office/word/2010/wordprocessingGroup" xmlns:wpi="http://schemas.microsoft.com/office/word/2010/wordprocessingInk" xmlns:wne="http://schemas.microsoft.com/office/word/2006/wordml" xmlns:wps="http://schemas.microsoft.com/office/word/2010/wordprocessingShape" mc:Ignorable="w14 w15 w16se w16cid w16 w16cex w16sdtdh w16sdtfl w16du wp14">
   <w:footnote w:type="separator" w:id="-1">
@@ -9668,1195 +9772,23 @@
 <w:hdr xmlns:wpc="http://schemas.microsoft.com/office/word/2010/wordprocessingCanvas" xmlns:cx="http://schemas.microsoft.com/office/drawing/2014/chartex" xmlns:cx1="http://schemas.microsoft.com/office/drawing/2015/9/8/chartex" xmlns:cx2="http://schemas.microsoft.com/office/drawing/2015/10/21/chartex" xmlns:cx3="http://schemas.microsoft.com/office/drawing/2016/5/9/chartex" xmlns:cx4="http://schemas.microsoft.com/office/drawing/2016/5/10/chartex" xmlns:cx5="http://schemas.microsoft.com/office/drawing/2016/5/11/chartex" xmlns:cx6="http://schemas.microsoft.com/office/drawing/2016/5/12/chartex" xmlns:cx7="http://schemas.microsoft.com/office/drawing/2016/5/13/chartex" xmlns:cx8="http://schemas.microsoft.com/office/drawing/2016/5/14/chartex" xmlns:mc="http://schemas.openxmlformats.org/markup-compatibility/2006" xmlns:aink="http://schemas.microsoft.com/office/drawing/2016/ink" xmlns:am3d="http://schemas.microsoft.com/office/drawing/2017/model3d" xmlns:o="urn:schemas-microsoft-com:office:office" xmlns:oel="http://schemas.microsoft.com/office/2019/extlst" xmlns:r="http://schemas.openxmlformats.org/officeDocument/2006/relationships" xmlns:m="http://schemas.openxmlformats.org/officeDocument/2006/math" xmlns:v="urn:schemas-microsoft-com:vml" xmlns:wp14="http://schemas.microsoft.com/office/word/2010/wordprocessingDrawing" xmlns:wp="http://schemas.openxmlformats.org/drawingml/2006/wordprocessingDrawing" xmlns:w10="urn:schemas-microsoft-com:office:word" xmlns:w="http://schemas.openxmlformats.org/wordprocessingml/2006/main" xmlns:w14="http://schemas.microsoft.com/office/word/2010/wordml" xmlns:w15="http://schemas.microsoft.com/office/word/2012/wordml" xmlns:w16cex="http://schemas.microsoft.com/office/word/2018/wordml/cex" xmlns:w16cid="http://schemas.microsoft.com/office/word/2016/wordml/cid" xmlns:w16="http://schemas.microsoft.com/office/word/2018/wordml" xmlns:w16du="http://schemas.microsoft.com/office/word/2023/wordml/word16du" xmlns:w16sdtdh="http://schemas.microsoft.com/office/word/2020/wordml/sdtdatahash" xmlns:w16sdtfl="http://schemas.microsoft.com/office/word/2024/wordml/sdtformatlock" xmlns:w16se="http://schemas.microsoft.com/office/word/2015/wordml/symex" xmlns:wpg="http://schemas.microsoft.com/office/word/2010/wordprocessingGroup" xmlns:wpi="http://schemas.microsoft.com/office/word/2010/wordprocessingInk" xmlns:wne="http://schemas.microsoft.com/office/word/2006/wordml" xmlns:wps="http://schemas.microsoft.com/office/word/2010/wordprocessingShape" mc:Ignorable="w14 w15 w16se w16cid w16 w16cex w16sdtdh w16sdtfl w16du wp14">
   <w:p>
     <w:pPr>
-      <w:tabs>
-        <w:tab w:val="left" w:pos="795"/>
-        <w:tab w:val="center" w:pos="4680"/>
-        <w:tab w:val="left" w:pos="5928"/>
-      </w:tabs>
-      <w:spacing w:after="0" w:line="240" w:lineRule="auto"/>
-      <w:rPr>
-        <w:color w:val="000000"/>
-      </w:rPr>
+      <w:pStyle w:val="Encabezado"/>
     </w:pPr>
-    <w:r>
-      <w:rPr>
-        <w:rFonts w:ascii="Cambria" w:eastAsia="Cambria" w:hAnsi="Cambria" w:cs="Cambria"/>
-        <w:noProof/>
-        <w:color w:val="000000"/>
-        <w:sz w:val="22"/>
-        <w:szCs w:val="22"/>
-      </w:rPr>
-      <w:drawing>
-        <wp:anchor distT="0" distB="0" distL="0" distR="0" simplePos="0" relativeHeight="251629568" behindDoc="1" locked="0" layoutInCell="1" allowOverlap="1" wp14:anchorId="554A2991" wp14:editId="19297612">
-          <wp:simplePos x="0" y="0"/>
-          <wp:positionH relativeFrom="column">
-            <wp:posOffset>-821055</wp:posOffset>
-          </wp:positionH>
-          <wp:positionV relativeFrom="paragraph">
-            <wp:posOffset>-220980</wp:posOffset>
-          </wp:positionV>
-          <wp:extent cx="769620" cy="769620"/>
-          <wp:effectExtent l="0" t="0" r="0" b="0"/>
-          <wp:wrapNone/>
-          <wp:docPr id="2" name="Imagen3"/>
-          <wp:cNvGraphicFramePr>
-            <a:graphicFrameLocks xmlns:a="http://schemas.openxmlformats.org/drawingml/2006/main" noChangeAspect="1"/>
-          </wp:cNvGraphicFramePr>
-          <a:graphic xmlns:a="http://schemas.openxmlformats.org/drawingml/2006/main">
-            <a:graphicData uri="http://schemas.openxmlformats.org/drawingml/2006/picture">
-              <pic:pic xmlns:pic="http://schemas.openxmlformats.org/drawingml/2006/picture">
-                <pic:nvPicPr>
-                  <pic:cNvPr id="2" name="Imagen3"/>
-                  <pic:cNvPicPr>
-                    <a:picLocks noChangeAspect="1" noChangeArrowheads="1"/>
-                  </pic:cNvPicPr>
-                </pic:nvPicPr>
-                <pic:blipFill>
-                  <a:blip r:embed="rId1"/>
-                  <a:stretch>
-                    <a:fillRect/>
-                  </a:stretch>
-                </pic:blipFill>
-                <pic:spPr bwMode="auto">
-                  <a:xfrm>
-                    <a:off x="0" y="0"/>
-                    <a:ext cx="769620" cy="769620"/>
-                  </a:xfrm>
-                  <a:prstGeom prst="rect">
-                    <a:avLst/>
-                  </a:prstGeom>
-                  <a:noFill/>
-                </pic:spPr>
-              </pic:pic>
-            </a:graphicData>
-          </a:graphic>
-        </wp:anchor>
-      </w:drawing>
-    </w:r>
-    <w:r>
-      <w:rPr>
-        <w:rFonts w:ascii="Cambria" w:eastAsia="Cambria" w:hAnsi="Cambria" w:cs="Cambria"/>
-        <w:noProof/>
-        <w:color w:val="000000"/>
-        <w:sz w:val="22"/>
-        <w:szCs w:val="22"/>
-      </w:rPr>
-      <mc:AlternateContent>
-        <mc:Choice Requires="wps">
-          <w:drawing>
-            <wp:anchor distT="0" distB="0" distL="114300" distR="114300" simplePos="0" relativeHeight="251678720" behindDoc="0" locked="0" layoutInCell="0" allowOverlap="1" wp14:anchorId="66A35492" wp14:editId="0A13AFB0">
-              <wp:simplePos x="0" y="0"/>
-              <wp:positionH relativeFrom="column">
-                <wp:posOffset>-866775</wp:posOffset>
-              </wp:positionH>
-              <wp:positionV relativeFrom="paragraph">
-                <wp:posOffset>-342265</wp:posOffset>
-              </wp:positionV>
-              <wp:extent cx="7085330" cy="1012190"/>
-              <wp:effectExtent l="0" t="635" r="1270" b="0"/>
-              <wp:wrapNone/>
-              <wp:docPr id="509623650" name="Forma libre: forma 1909324547"/>
-              <wp:cNvGraphicFramePr>
-                <a:graphicFrameLocks xmlns:a="http://schemas.openxmlformats.org/drawingml/2006/main"/>
-              </wp:cNvGraphicFramePr>
-              <a:graphic xmlns:a="http://schemas.openxmlformats.org/drawingml/2006/main">
-                <a:graphicData uri="http://schemas.microsoft.com/office/word/2010/wordprocessingShape">
-                  <wps:wsp>
-                    <wps:cNvSpPr>
-                      <a:spLocks noChangeArrowheads="1"/>
-                    </wps:cNvSpPr>
-                    <wps:spPr bwMode="auto">
-                      <a:xfrm>
-                        <a:off x="0" y="0"/>
-                        <a:ext cx="7085330" cy="1012190"/>
-                      </a:xfrm>
-                      <a:custGeom>
-                        <a:avLst/>
-                        <a:gdLst>
-                          <a:gd name="T0" fmla="*/ 19683 w 19684"/>
-                          <a:gd name="T1" fmla="*/ 0 h 2814"/>
-                          <a:gd name="T2" fmla="*/ 19642 w 19684"/>
-                          <a:gd name="T3" fmla="*/ 0 h 2814"/>
-                          <a:gd name="T4" fmla="*/ 19642 w 19684"/>
-                          <a:gd name="T5" fmla="*/ 48 h 2814"/>
-                          <a:gd name="T6" fmla="*/ 19642 w 19684"/>
-                          <a:gd name="T7" fmla="*/ 1355 h 2814"/>
-                          <a:gd name="T8" fmla="*/ 19642 w 19684"/>
-                          <a:gd name="T9" fmla="*/ 1403 h 2814"/>
-                          <a:gd name="T10" fmla="*/ 19642 w 19684"/>
-                          <a:gd name="T11" fmla="*/ 2765 h 2814"/>
-                          <a:gd name="T12" fmla="*/ 2359 w 19684"/>
-                          <a:gd name="T13" fmla="*/ 2765 h 2814"/>
-                          <a:gd name="T14" fmla="*/ 2359 w 19684"/>
-                          <a:gd name="T15" fmla="*/ 1403 h 2814"/>
-                          <a:gd name="T16" fmla="*/ 15716 w 19684"/>
-                          <a:gd name="T17" fmla="*/ 1403 h 2814"/>
-                          <a:gd name="T18" fmla="*/ 15751 w 19684"/>
-                          <a:gd name="T19" fmla="*/ 1403 h 2814"/>
-                          <a:gd name="T20" fmla="*/ 17549 w 19684"/>
-                          <a:gd name="T21" fmla="*/ 1403 h 2814"/>
-                          <a:gd name="T22" fmla="*/ 17585 w 19684"/>
-                          <a:gd name="T23" fmla="*/ 1403 h 2814"/>
-                          <a:gd name="T24" fmla="*/ 19642 w 19684"/>
-                          <a:gd name="T25" fmla="*/ 1403 h 2814"/>
-                          <a:gd name="T26" fmla="*/ 19642 w 19684"/>
-                          <a:gd name="T27" fmla="*/ 1355 h 2814"/>
-                          <a:gd name="T28" fmla="*/ 17585 w 19684"/>
-                          <a:gd name="T29" fmla="*/ 1355 h 2814"/>
-                          <a:gd name="T30" fmla="*/ 17585 w 19684"/>
-                          <a:gd name="T31" fmla="*/ 48 h 2814"/>
-                          <a:gd name="T32" fmla="*/ 19642 w 19684"/>
-                          <a:gd name="T33" fmla="*/ 48 h 2814"/>
-                          <a:gd name="T34" fmla="*/ 19642 w 19684"/>
-                          <a:gd name="T35" fmla="*/ 0 h 2814"/>
-                          <a:gd name="T36" fmla="*/ 17585 w 19684"/>
-                          <a:gd name="T37" fmla="*/ 0 h 2814"/>
-                          <a:gd name="T38" fmla="*/ 17549 w 19684"/>
-                          <a:gd name="T39" fmla="*/ 0 h 2814"/>
-                          <a:gd name="T40" fmla="*/ 17549 w 19684"/>
-                          <a:gd name="T41" fmla="*/ 48 h 2814"/>
-                          <a:gd name="T42" fmla="*/ 17549 w 19684"/>
-                          <a:gd name="T43" fmla="*/ 1355 h 2814"/>
-                          <a:gd name="T44" fmla="*/ 15751 w 19684"/>
-                          <a:gd name="T45" fmla="*/ 1355 h 2814"/>
-                          <a:gd name="T46" fmla="*/ 15751 w 19684"/>
-                          <a:gd name="T47" fmla="*/ 48 h 2814"/>
-                          <a:gd name="T48" fmla="*/ 17549 w 19684"/>
-                          <a:gd name="T49" fmla="*/ 48 h 2814"/>
-                          <a:gd name="T50" fmla="*/ 17549 w 19684"/>
-                          <a:gd name="T51" fmla="*/ 0 h 2814"/>
-                          <a:gd name="T52" fmla="*/ 15751 w 19684"/>
-                          <a:gd name="T53" fmla="*/ 0 h 2814"/>
-                          <a:gd name="T54" fmla="*/ 15716 w 19684"/>
-                          <a:gd name="T55" fmla="*/ 0 h 2814"/>
-                          <a:gd name="T56" fmla="*/ 15716 w 19684"/>
-                          <a:gd name="T57" fmla="*/ 48 h 2814"/>
-                          <a:gd name="T58" fmla="*/ 15716 w 19684"/>
-                          <a:gd name="T59" fmla="*/ 1355 h 2814"/>
-                          <a:gd name="T60" fmla="*/ 2359 w 19684"/>
-                          <a:gd name="T61" fmla="*/ 1355 h 2814"/>
-                          <a:gd name="T62" fmla="*/ 2359 w 19684"/>
-                          <a:gd name="T63" fmla="*/ 48 h 2814"/>
-                          <a:gd name="T64" fmla="*/ 15716 w 19684"/>
-                          <a:gd name="T65" fmla="*/ 48 h 2814"/>
-                          <a:gd name="T66" fmla="*/ 15716 w 19684"/>
-                          <a:gd name="T67" fmla="*/ 0 h 2814"/>
-                          <a:gd name="T68" fmla="*/ 2359 w 19684"/>
-                          <a:gd name="T69" fmla="*/ 0 h 2814"/>
-                          <a:gd name="T70" fmla="*/ 2318 w 19684"/>
-                          <a:gd name="T71" fmla="*/ 0 h 2814"/>
-                          <a:gd name="T72" fmla="*/ 2318 w 19684"/>
-                          <a:gd name="T73" fmla="*/ 48 h 2814"/>
-                          <a:gd name="T74" fmla="*/ 2318 w 19684"/>
-                          <a:gd name="T75" fmla="*/ 1355 h 2814"/>
-                          <a:gd name="T76" fmla="*/ 2318 w 19684"/>
-                          <a:gd name="T77" fmla="*/ 1403 h 2814"/>
-                          <a:gd name="T78" fmla="*/ 2318 w 19684"/>
-                          <a:gd name="T79" fmla="*/ 2765 h 2814"/>
-                          <a:gd name="T80" fmla="*/ 36 w 19684"/>
-                          <a:gd name="T81" fmla="*/ 2765 h 2814"/>
-                          <a:gd name="T82" fmla="*/ 36 w 19684"/>
-                          <a:gd name="T83" fmla="*/ 48 h 2814"/>
-                          <a:gd name="T84" fmla="*/ 2318 w 19684"/>
-                          <a:gd name="T85" fmla="*/ 48 h 2814"/>
-                          <a:gd name="T86" fmla="*/ 2318 w 19684"/>
-                          <a:gd name="T87" fmla="*/ 0 h 2814"/>
-                          <a:gd name="T88" fmla="*/ 36 w 19684"/>
-                          <a:gd name="T89" fmla="*/ 0 h 2814"/>
-                          <a:gd name="T90" fmla="*/ 0 w 19684"/>
-                          <a:gd name="T91" fmla="*/ 0 h 2814"/>
-                          <a:gd name="T92" fmla="*/ 0 w 19684"/>
-                          <a:gd name="T93" fmla="*/ 48 h 2814"/>
-                          <a:gd name="T94" fmla="*/ 0 w 19684"/>
-                          <a:gd name="T95" fmla="*/ 2765 h 2814"/>
-                          <a:gd name="T96" fmla="*/ 0 w 19684"/>
-                          <a:gd name="T97" fmla="*/ 2813 h 2814"/>
-                          <a:gd name="T98" fmla="*/ 36 w 19684"/>
-                          <a:gd name="T99" fmla="*/ 2813 h 2814"/>
-                          <a:gd name="T100" fmla="*/ 2318 w 19684"/>
-                          <a:gd name="T101" fmla="*/ 2813 h 2814"/>
-                          <a:gd name="T102" fmla="*/ 2359 w 19684"/>
-                          <a:gd name="T103" fmla="*/ 2813 h 2814"/>
-                          <a:gd name="T104" fmla="*/ 19642 w 19684"/>
-                          <a:gd name="T105" fmla="*/ 2813 h 2814"/>
-                          <a:gd name="T106" fmla="*/ 19683 w 19684"/>
-                          <a:gd name="T107" fmla="*/ 2813 h 2814"/>
-                          <a:gd name="T108" fmla="*/ 19683 w 19684"/>
-                          <a:gd name="T109" fmla="*/ 2765 h 2814"/>
-                          <a:gd name="T110" fmla="*/ 19683 w 19684"/>
-                          <a:gd name="T111" fmla="*/ 1403 h 2814"/>
-                          <a:gd name="T112" fmla="*/ 19683 w 19684"/>
-                          <a:gd name="T113" fmla="*/ 1355 h 2814"/>
-                          <a:gd name="T114" fmla="*/ 19683 w 19684"/>
-                          <a:gd name="T115" fmla="*/ 48 h 2814"/>
-                          <a:gd name="T116" fmla="*/ 19683 w 19684"/>
-                          <a:gd name="T117" fmla="*/ 0 h 2814"/>
-                        </a:gdLst>
-                        <a:ahLst/>
-                        <a:cxnLst>
-                          <a:cxn ang="0">
-                            <a:pos x="T0" y="T1"/>
-                          </a:cxn>
-                          <a:cxn ang="0">
-                            <a:pos x="T2" y="T3"/>
-                          </a:cxn>
-                          <a:cxn ang="0">
-                            <a:pos x="T4" y="T5"/>
-                          </a:cxn>
-                          <a:cxn ang="0">
-                            <a:pos x="T6" y="T7"/>
-                          </a:cxn>
-                          <a:cxn ang="0">
-                            <a:pos x="T8" y="T9"/>
-                          </a:cxn>
-                          <a:cxn ang="0">
-                            <a:pos x="T10" y="T11"/>
-                          </a:cxn>
-                          <a:cxn ang="0">
-                            <a:pos x="T12" y="T13"/>
-                          </a:cxn>
-                          <a:cxn ang="0">
-                            <a:pos x="T14" y="T15"/>
-                          </a:cxn>
-                          <a:cxn ang="0">
-                            <a:pos x="T16" y="T17"/>
-                          </a:cxn>
-                          <a:cxn ang="0">
-                            <a:pos x="T18" y="T19"/>
-                          </a:cxn>
-                          <a:cxn ang="0">
-                            <a:pos x="T20" y="T21"/>
-                          </a:cxn>
-                          <a:cxn ang="0">
-                            <a:pos x="T22" y="T23"/>
-                          </a:cxn>
-                          <a:cxn ang="0">
-                            <a:pos x="T24" y="T25"/>
-                          </a:cxn>
-                          <a:cxn ang="0">
-                            <a:pos x="T26" y="T27"/>
-                          </a:cxn>
-                          <a:cxn ang="0">
-                            <a:pos x="T28" y="T29"/>
-                          </a:cxn>
-                          <a:cxn ang="0">
-                            <a:pos x="T30" y="T31"/>
-                          </a:cxn>
-                          <a:cxn ang="0">
-                            <a:pos x="T32" y="T33"/>
-                          </a:cxn>
-                          <a:cxn ang="0">
-                            <a:pos x="T34" y="T35"/>
-                          </a:cxn>
-                          <a:cxn ang="0">
-                            <a:pos x="T36" y="T37"/>
-                          </a:cxn>
-                          <a:cxn ang="0">
-                            <a:pos x="T38" y="T39"/>
-                          </a:cxn>
-                          <a:cxn ang="0">
-                            <a:pos x="T40" y="T41"/>
-                          </a:cxn>
-                          <a:cxn ang="0">
-                            <a:pos x="T42" y="T43"/>
-                          </a:cxn>
-                          <a:cxn ang="0">
-                            <a:pos x="T44" y="T45"/>
-                          </a:cxn>
-                          <a:cxn ang="0">
-                            <a:pos x="T46" y="T47"/>
-                          </a:cxn>
-                          <a:cxn ang="0">
-                            <a:pos x="T48" y="T49"/>
-                          </a:cxn>
-                          <a:cxn ang="0">
-                            <a:pos x="T50" y="T51"/>
-                          </a:cxn>
-                          <a:cxn ang="0">
-                            <a:pos x="T52" y="T53"/>
-                          </a:cxn>
-                          <a:cxn ang="0">
-                            <a:pos x="T54" y="T55"/>
-                          </a:cxn>
-                          <a:cxn ang="0">
-                            <a:pos x="T56" y="T57"/>
-                          </a:cxn>
-                          <a:cxn ang="0">
-                            <a:pos x="T58" y="T59"/>
-                          </a:cxn>
-                          <a:cxn ang="0">
-                            <a:pos x="T60" y="T61"/>
-                          </a:cxn>
-                          <a:cxn ang="0">
-                            <a:pos x="T62" y="T63"/>
-                          </a:cxn>
-                          <a:cxn ang="0">
-                            <a:pos x="T64" y="T65"/>
-                          </a:cxn>
-                          <a:cxn ang="0">
-                            <a:pos x="T66" y="T67"/>
-                          </a:cxn>
-                          <a:cxn ang="0">
-                            <a:pos x="T68" y="T69"/>
-                          </a:cxn>
-                          <a:cxn ang="0">
-                            <a:pos x="T70" y="T71"/>
-                          </a:cxn>
-                          <a:cxn ang="0">
-                            <a:pos x="T72" y="T73"/>
-                          </a:cxn>
-                          <a:cxn ang="0">
-                            <a:pos x="T74" y="T75"/>
-                          </a:cxn>
-                          <a:cxn ang="0">
-                            <a:pos x="T76" y="T77"/>
-                          </a:cxn>
-                          <a:cxn ang="0">
-                            <a:pos x="T78" y="T79"/>
-                          </a:cxn>
-                          <a:cxn ang="0">
-                            <a:pos x="T80" y="T81"/>
-                          </a:cxn>
-                          <a:cxn ang="0">
-                            <a:pos x="T82" y="T83"/>
-                          </a:cxn>
-                          <a:cxn ang="0">
-                            <a:pos x="T84" y="T85"/>
-                          </a:cxn>
-                          <a:cxn ang="0">
-                            <a:pos x="T86" y="T87"/>
-                          </a:cxn>
-                          <a:cxn ang="0">
-                            <a:pos x="T88" y="T89"/>
-                          </a:cxn>
-                          <a:cxn ang="0">
-                            <a:pos x="T90" y="T91"/>
-                          </a:cxn>
-                          <a:cxn ang="0">
-                            <a:pos x="T92" y="T93"/>
-                          </a:cxn>
-                          <a:cxn ang="0">
-                            <a:pos x="T94" y="T95"/>
-                          </a:cxn>
-                          <a:cxn ang="0">
-                            <a:pos x="T96" y="T97"/>
-                          </a:cxn>
-                          <a:cxn ang="0">
-                            <a:pos x="T98" y="T99"/>
-                          </a:cxn>
-                          <a:cxn ang="0">
-                            <a:pos x="T100" y="T101"/>
-                          </a:cxn>
-                          <a:cxn ang="0">
-                            <a:pos x="T102" y="T103"/>
-                          </a:cxn>
-                          <a:cxn ang="0">
-                            <a:pos x="T104" y="T105"/>
-                          </a:cxn>
-                          <a:cxn ang="0">
-                            <a:pos x="T106" y="T107"/>
-                          </a:cxn>
-                          <a:cxn ang="0">
-                            <a:pos x="T108" y="T109"/>
-                          </a:cxn>
-                          <a:cxn ang="0">
-                            <a:pos x="T110" y="T111"/>
-                          </a:cxn>
-                          <a:cxn ang="0">
-                            <a:pos x="T112" y="T113"/>
-                          </a:cxn>
-                          <a:cxn ang="0">
-                            <a:pos x="T114" y="T115"/>
-                          </a:cxn>
-                          <a:cxn ang="0">
-                            <a:pos x="T116" y="T117"/>
-                          </a:cxn>
-                        </a:cxnLst>
-                        <a:rect l="0" t="0" r="r" b="b"/>
-                        <a:pathLst>
-                          <a:path w="19684" h="2814">
-                            <a:moveTo>
-                              <a:pt x="19683" y="0"/>
-                            </a:moveTo>
-                            <a:lnTo>
-                              <a:pt x="19642" y="0"/>
-                            </a:lnTo>
-                            <a:lnTo>
-                              <a:pt x="19642" y="48"/>
-                            </a:lnTo>
-                            <a:lnTo>
-                              <a:pt x="19642" y="1355"/>
-                            </a:lnTo>
-                            <a:lnTo>
-                              <a:pt x="19642" y="1403"/>
-                            </a:lnTo>
-                            <a:lnTo>
-                              <a:pt x="19642" y="2765"/>
-                            </a:lnTo>
-                            <a:lnTo>
-                              <a:pt x="2359" y="2765"/>
-                            </a:lnTo>
-                            <a:lnTo>
-                              <a:pt x="2359" y="1403"/>
-                            </a:lnTo>
-                            <a:lnTo>
-                              <a:pt x="15716" y="1403"/>
-                            </a:lnTo>
-                            <a:lnTo>
-                              <a:pt x="15751" y="1403"/>
-                            </a:lnTo>
-                            <a:lnTo>
-                              <a:pt x="17549" y="1403"/>
-                            </a:lnTo>
-                            <a:lnTo>
-                              <a:pt x="17585" y="1403"/>
-                            </a:lnTo>
-                            <a:lnTo>
-                              <a:pt x="19642" y="1403"/>
-                            </a:lnTo>
-                            <a:lnTo>
-                              <a:pt x="19642" y="1355"/>
-                            </a:lnTo>
-                            <a:lnTo>
-                              <a:pt x="17585" y="1355"/>
-                            </a:lnTo>
-                            <a:lnTo>
-                              <a:pt x="17585" y="48"/>
-                            </a:lnTo>
-                            <a:lnTo>
-                              <a:pt x="19642" y="48"/>
-                            </a:lnTo>
-                            <a:lnTo>
-                              <a:pt x="19642" y="0"/>
-                            </a:lnTo>
-                            <a:lnTo>
-                              <a:pt x="17585" y="0"/>
-                            </a:lnTo>
-                            <a:lnTo>
-                              <a:pt x="17549" y="0"/>
-                            </a:lnTo>
-                            <a:lnTo>
-                              <a:pt x="17549" y="48"/>
-                            </a:lnTo>
-                            <a:lnTo>
-                              <a:pt x="17549" y="1355"/>
-                            </a:lnTo>
-                            <a:lnTo>
-                              <a:pt x="15751" y="1355"/>
-                            </a:lnTo>
-                            <a:lnTo>
-                              <a:pt x="15751" y="48"/>
-                            </a:lnTo>
-                            <a:lnTo>
-                              <a:pt x="17549" y="48"/>
-                            </a:lnTo>
-                            <a:lnTo>
-                              <a:pt x="17549" y="0"/>
-                            </a:lnTo>
-                            <a:lnTo>
-                              <a:pt x="15751" y="0"/>
-                            </a:lnTo>
-                            <a:lnTo>
-                              <a:pt x="15716" y="0"/>
-                            </a:lnTo>
-                            <a:lnTo>
-                              <a:pt x="15716" y="48"/>
-                            </a:lnTo>
-                            <a:lnTo>
-                              <a:pt x="15716" y="1355"/>
-                            </a:lnTo>
-                            <a:lnTo>
-                              <a:pt x="2359" y="1355"/>
-                            </a:lnTo>
-                            <a:lnTo>
-                              <a:pt x="2359" y="48"/>
-                            </a:lnTo>
-                            <a:lnTo>
-                              <a:pt x="15716" y="48"/>
-                            </a:lnTo>
-                            <a:lnTo>
-                              <a:pt x="15716" y="0"/>
-                            </a:lnTo>
-                            <a:lnTo>
-                              <a:pt x="2359" y="0"/>
-                            </a:lnTo>
-                            <a:lnTo>
-                              <a:pt x="2318" y="0"/>
-                            </a:lnTo>
-                            <a:lnTo>
-                              <a:pt x="2318" y="48"/>
-                            </a:lnTo>
-                            <a:lnTo>
-                              <a:pt x="2318" y="1355"/>
-                            </a:lnTo>
-                            <a:lnTo>
-                              <a:pt x="2318" y="1403"/>
-                            </a:lnTo>
-                            <a:lnTo>
-                              <a:pt x="2318" y="2765"/>
-                            </a:lnTo>
-                            <a:lnTo>
-                              <a:pt x="36" y="2765"/>
-                            </a:lnTo>
-                            <a:lnTo>
-                              <a:pt x="36" y="48"/>
-                            </a:lnTo>
-                            <a:lnTo>
-                              <a:pt x="2318" y="48"/>
-                            </a:lnTo>
-                            <a:lnTo>
-                              <a:pt x="2318" y="0"/>
-                            </a:lnTo>
-                            <a:lnTo>
-                              <a:pt x="36" y="0"/>
-                            </a:lnTo>
-                            <a:lnTo>
-                              <a:pt x="0" y="0"/>
-                            </a:lnTo>
-                            <a:lnTo>
-                              <a:pt x="0" y="48"/>
-                            </a:lnTo>
-                            <a:lnTo>
-                              <a:pt x="0" y="2765"/>
-                            </a:lnTo>
-                            <a:lnTo>
-                              <a:pt x="0" y="2813"/>
-                            </a:lnTo>
-                            <a:lnTo>
-                              <a:pt x="36" y="2813"/>
-                            </a:lnTo>
-                            <a:lnTo>
-                              <a:pt x="2318" y="2813"/>
-                            </a:lnTo>
-                            <a:lnTo>
-                              <a:pt x="2359" y="2813"/>
-                            </a:lnTo>
-                            <a:lnTo>
-                              <a:pt x="19642" y="2813"/>
-                            </a:lnTo>
-                            <a:lnTo>
-                              <a:pt x="19683" y="2813"/>
-                            </a:lnTo>
-                            <a:lnTo>
-                              <a:pt x="19683" y="2765"/>
-                            </a:lnTo>
-                            <a:lnTo>
-                              <a:pt x="19683" y="1403"/>
-                            </a:lnTo>
-                            <a:lnTo>
-                              <a:pt x="19683" y="1355"/>
-                            </a:lnTo>
-                            <a:lnTo>
-                              <a:pt x="19683" y="48"/>
-                            </a:lnTo>
-                            <a:lnTo>
-                              <a:pt x="19683" y="0"/>
-                            </a:lnTo>
-                          </a:path>
-                        </a:pathLst>
-                      </a:custGeom>
-                      <a:solidFill>
-                        <a:srgbClr val="000000"/>
-                      </a:solidFill>
-                      <a:ln>
-                        <a:noFill/>
-                      </a:ln>
-                      <a:extLst>
-                        <a:ext uri="{91240B29-F687-4F45-9708-019B960494DF}">
-                          <a14:hiddenLine xmlns:a14="http://schemas.microsoft.com/office/drawing/2010/main" w="9525">
-                            <a:solidFill>
-                              <a:srgbClr val="3465A4"/>
-                            </a:solidFill>
-                            <a:round/>
-                            <a:headEnd/>
-                            <a:tailEnd/>
-                          </a14:hiddenLine>
-                        </a:ext>
-                      </a:extLst>
-                    </wps:spPr>
-                    <wps:bodyPr rot="0" vert="horz" wrap="none" lIns="91440" tIns="45720" rIns="91440" bIns="45720" anchor="ctr" anchorCtr="0" upright="1">
-                      <a:noAutofit/>
-                    </wps:bodyPr>
-                  </wps:wsp>
-                </a:graphicData>
-              </a:graphic>
-              <wp14:sizeRelH relativeFrom="page">
-                <wp14:pctWidth>0</wp14:pctWidth>
-              </wp14:sizeRelH>
-              <wp14:sizeRelV relativeFrom="page">
-                <wp14:pctHeight>0</wp14:pctHeight>
-              </wp14:sizeRelV>
-            </wp:anchor>
-          </w:drawing>
-        </mc:Choice>
-        <mc:Fallback>
-          <w:pict>
-            <v:shape w14:anchorId="3A4FF0A5" id="Forma libre: forma 1909324547" o:spid="_x0000_s1026" style="position:absolute;margin-left:-68.25pt;margin-top:-26.95pt;width:557.9pt;height:79.7pt;z-index:251678720;visibility:visible;mso-wrap-style:none;mso-width-percent:0;mso-height-percent:0;mso-wrap-distance-left:9pt;mso-wrap-distance-top:0;mso-wrap-distance-right:9pt;mso-wrap-distance-bottom:0;mso-position-horizontal:absolute;mso-position-horizontal-relative:text;mso-position-vertical:absolute;mso-position-vertical-relative:text;mso-width-percent:0;mso-height-percent:0;mso-width-relative:page;mso-height-relative:page;v-text-anchor:middle" coordsize="19684,2814" o:gfxdata="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" o:allowincell="f" path="m19683,r-41,l19642,48r,1307l19642,1403r,1362l2359,2765r,-1362l15716,1403r35,l17549,1403r36,l19642,1403r,-48l17585,1355r,-1307l19642,48r,-48l17585,r-36,l17549,48r,1307l15751,1355r,-1307l17549,48r,-48l15751,r-35,l15716,48r,1307l2359,1355r,-1307l15716,48r,-48l2359,r-41,l2318,48r,1307l2318,1403r,1362l36,2765,36,48r2282,l2318,,36,,,,,48,,2765r,48l36,2813r2282,l2359,2813r17283,l19683,2813r,-48l19683,1403r,-48l19683,48r,-48e" fillcolor="black" stroked="f" strokecolor="#3465a4">
-              <v:path o:connecttype="custom" o:connectlocs="7084970,0;7070212,0;7070212,17266;7070212,487391;7070212,504656;7070212,994565;849131,994565;849131,504656;5657033,504656;5669632,504656;6316829,504656;6329787,504656;7070212,504656;7070212,487391;6329787,487391;6329787,17266;7070212,17266;7070212,0;6329787,0;6316829,0;6316829,17266;6316829,487391;5669632,487391;5669632,17266;6316829,17266;6316829,0;5669632,0;5657033,0;5657033,17266;5657033,487391;849131,487391;849131,17266;5657033,17266;5657033,0;849131,0;834373,0;834373,17266;834373,487391;834373,504656;834373,994565;12958,994565;12958,17266;834373,17266;834373,0;12958,0;0,0;0,17266;0,994565;0,1011830;12958,1011830;834373,1011830;849131,1011830;7070212,1011830;7084970,1011830;7084970,994565;7084970,504656;7084970,487391;7084970,17266;7084970,0" o:connectangles="0,0,0,0,0,0,0,0,0,0,0,0,0,0,0,0,0,0,0,0,0,0,0,0,0,0,0,0,0,0,0,0,0,0,0,0,0,0,0,0,0,0,0,0,0,0,0,0,0,0,0,0,0,0,0,0,0,0,0"/>
-            </v:shape>
-          </w:pict>
-        </mc:Fallback>
-      </mc:AlternateContent>
-    </w:r>
-    <w:r>
-      <w:rPr>
-        <w:rFonts w:ascii="Cambria" w:eastAsia="Cambria" w:hAnsi="Cambria" w:cs="Cambria"/>
-        <w:color w:val="000000"/>
-        <w:sz w:val="22"/>
-        <w:szCs w:val="22"/>
-      </w:rPr>
-      <w:tab/>
-    </w:r>
-    <w:r>
-      <w:rPr>
-        <w:rFonts w:ascii="Cambria" w:eastAsia="Cambria" w:hAnsi="Cambria" w:cs="Cambria"/>
-        <w:color w:val="000000"/>
-        <w:sz w:val="22"/>
-        <w:szCs w:val="22"/>
-      </w:rPr>
-      <w:tab/>
-    </w:r>
-    <w:r>
-      <w:rPr>
-        <w:noProof/>
-      </w:rPr>
-      <mc:AlternateContent>
-        <mc:Choice Requires="wps">
-          <w:drawing>
-            <wp:anchor distT="45720" distB="45720" distL="114300" distR="114300" simplePos="0" relativeHeight="251643904" behindDoc="0" locked="0" layoutInCell="0" allowOverlap="1" wp14:anchorId="037896D0" wp14:editId="3485762C">
-              <wp:simplePos x="0" y="0"/>
-              <wp:positionH relativeFrom="column">
-                <wp:posOffset>4840605</wp:posOffset>
-              </wp:positionH>
-              <wp:positionV relativeFrom="paragraph">
-                <wp:posOffset>-172720</wp:posOffset>
-              </wp:positionV>
-              <wp:extent cx="571500" cy="292100"/>
-              <wp:effectExtent l="0" t="0" r="0" b="0"/>
-              <wp:wrapSquare wrapText="bothSides"/>
-              <wp:docPr id="63940426" name="Cuadro de texto 67"/>
-              <wp:cNvGraphicFramePr>
-                <a:graphicFrameLocks xmlns:a="http://schemas.openxmlformats.org/drawingml/2006/main"/>
-              </wp:cNvGraphicFramePr>
-              <a:graphic xmlns:a="http://schemas.openxmlformats.org/drawingml/2006/main">
-                <a:graphicData uri="http://schemas.microsoft.com/office/word/2010/wordprocessingShape">
-                  <wps:wsp>
-                    <wps:cNvSpPr txBox="1">
-                      <a:spLocks/>
-                    </wps:cNvSpPr>
-                    <wps:spPr>
-                      <a:xfrm>
-                        <a:off x="0" y="0"/>
-                        <a:ext cx="571500" cy="292100"/>
-                      </a:xfrm>
-                      <a:prstGeom prst="rect">
-                        <a:avLst/>
-                      </a:prstGeom>
-                      <a:solidFill>
-                        <a:srgbClr val="FFFFFF"/>
-                      </a:solidFill>
-                      <a:ln>
-                        <a:solidFill>
-                          <a:srgbClr val="FFFFFF"/>
-                        </a:solidFill>
-                      </a:ln>
-                    </wps:spPr>
-                    <wps:txbx>
-                      <w:txbxContent>
-                        <w:p>
-                          <w:pPr>
-                            <w:pStyle w:val="Contenidodelmarcouser"/>
-                            <w:spacing w:line="276" w:lineRule="auto"/>
-                            <w:jc w:val="center"/>
-                            <w:rPr>
-                              <w:b/>
-                              <w:sz w:val="14"/>
-                              <w:szCs w:val="14"/>
-                            </w:rPr>
-                          </w:pPr>
-                          <w:r>
-                            <w:rPr>
-                              <w:rFonts w:ascii="Arial" w:eastAsia="Arial" w:hAnsi="Arial" w:cs="Arial"/>
-                              <w:b/>
-                              <w:color w:val="000000"/>
-                              <w:sz w:val="14"/>
-                              <w:szCs w:val="14"/>
-                            </w:rPr>
-                            <w:t>26/11/25</w:t>
-                          </w:r>
-                        </w:p>
-                      </w:txbxContent>
-                    </wps:txbx>
-                    <wps:bodyPr lIns="91440" tIns="45720" rIns="91440" bIns="45720" anchor="t">
-                      <a:noAutofit/>
-                    </wps:bodyPr>
-                  </wps:wsp>
-                </a:graphicData>
-              </a:graphic>
-              <wp14:sizeRelH relativeFrom="page">
-                <wp14:pctWidth>0</wp14:pctWidth>
-              </wp14:sizeRelH>
-              <wp14:sizeRelV relativeFrom="page">
-                <wp14:pctHeight>0</wp14:pctHeight>
-              </wp14:sizeRelV>
-            </wp:anchor>
-          </w:drawing>
-        </mc:Choice>
-        <mc:Fallback>
-          <w:pict>
-            <v:shapetype w14:anchorId="037896D0" id="_x0000_t202" coordsize="21600,21600" o:spt="202" path="m,l,21600r21600,l21600,xe">
-              <v:stroke joinstyle="miter"/>
-              <v:path gradientshapeok="t" o:connecttype="rect"/>
-            </v:shapetype>
-            <v:shape id="Cuadro de texto 67" o:spid="_x0000_s1026" type="#_x0000_t202" style="position:absolute;margin-left:381.15pt;margin-top:-13.6pt;width:45pt;height:23pt;z-index:251643904;visibility:visible;mso-wrap-style:square;mso-width-percent:0;mso-height-percent:0;mso-wrap-distance-left:9pt;mso-wrap-distance-top:3.6pt;mso-wrap-distance-right:9pt;mso-wrap-distance-bottom:3.6pt;mso-position-horizontal:absolute;mso-position-horizontal-relative:text;mso-position-vertical:absolute;mso-position-vertical-relative:text;mso-width-percent:0;mso-height-percent:0;mso-width-relative:page;mso-height-relative:page;v-text-anchor:top" o:gfxdata="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" o:allowincell="f" strokecolor="white">
-              <v:path arrowok="t"/>
-              <v:textbox>
-                <w:txbxContent>
-                  <w:p>
-                    <w:pPr>
-                      <w:pStyle w:val="Contenidodelmarcouser"/>
-                      <w:spacing w:line="276" w:lineRule="auto"/>
-                      <w:jc w:val="center"/>
-                      <w:rPr>
-                        <w:b/>
-                        <w:sz w:val="14"/>
-                        <w:szCs w:val="14"/>
-                      </w:rPr>
-                    </w:pPr>
-                    <w:r>
-                      <w:rPr>
-                        <w:rFonts w:ascii="Arial" w:eastAsia="Arial" w:hAnsi="Arial" w:cs="Arial"/>
-                        <w:b/>
-                        <w:color w:val="000000"/>
-                        <w:sz w:val="14"/>
-                        <w:szCs w:val="14"/>
-                      </w:rPr>
-                      <w:t>26/11/25</w:t>
-                    </w:r>
-                  </w:p>
-                </w:txbxContent>
-              </v:textbox>
-              <w10:wrap type="square"/>
-            </v:shape>
-          </w:pict>
-        </mc:Fallback>
-      </mc:AlternateContent>
-    </w:r>
-    <w:r>
-      <w:rPr>
-        <w:noProof/>
-      </w:rPr>
-      <mc:AlternateContent>
-        <mc:Choice Requires="wps">
-          <w:drawing>
-            <wp:anchor distT="40640" distB="52705" distL="109220" distR="125730" simplePos="0" relativeHeight="251648000" behindDoc="0" locked="0" layoutInCell="0" allowOverlap="1" wp14:anchorId="7544A146" wp14:editId="2C811567">
-              <wp:simplePos x="0" y="0"/>
-              <wp:positionH relativeFrom="column">
-                <wp:posOffset>1905</wp:posOffset>
-              </wp:positionH>
-              <wp:positionV relativeFrom="paragraph">
-                <wp:posOffset>-307340</wp:posOffset>
-              </wp:positionV>
-              <wp:extent cx="4765040" cy="273050"/>
-              <wp:effectExtent l="0" t="0" r="0" b="0"/>
-              <wp:wrapSquare wrapText="bothSides"/>
-              <wp:docPr id="1141642045" name="Cuadro de texto 65"/>
-              <wp:cNvGraphicFramePr>
-                <a:graphicFrameLocks xmlns:a="http://schemas.openxmlformats.org/drawingml/2006/main"/>
-              </wp:cNvGraphicFramePr>
-              <a:graphic xmlns:a="http://schemas.openxmlformats.org/drawingml/2006/main">
-                <a:graphicData uri="http://schemas.microsoft.com/office/word/2010/wordprocessingShape">
-                  <wps:wsp>
-                    <wps:cNvSpPr txBox="1">
-                      <a:spLocks/>
-                    </wps:cNvSpPr>
-                    <wps:spPr>
-                      <a:xfrm>
-                        <a:off x="0" y="0"/>
-                        <a:ext cx="4765040" cy="273050"/>
-                      </a:xfrm>
-                      <a:prstGeom prst="rect">
-                        <a:avLst/>
-                      </a:prstGeom>
-                      <a:solidFill>
-                        <a:srgbClr val="FFFFFF"/>
-                      </a:solidFill>
-                      <a:ln>
-                        <a:solidFill>
-                          <a:srgbClr val="FFFFFF"/>
-                        </a:solidFill>
-                      </a:ln>
-                    </wps:spPr>
-                    <wps:txbx>
-                      <w:txbxContent>
-                        <w:p>
-                          <w:pPr>
-                            <w:pStyle w:val="Contenidodelmarcouser"/>
-                            <w:spacing w:line="276" w:lineRule="auto"/>
-                            <w:jc w:val="center"/>
-                            <w:rPr>
-                              <w:rFonts w:asciiTheme="majorHAnsi" w:hAnsiTheme="majorHAnsi" w:cstheme="majorHAnsi"/>
-                              <w:sz w:val="22"/>
-                              <w:szCs w:val="22"/>
-                            </w:rPr>
-                          </w:pPr>
-                          <w:r>
-                            <w:rPr>
-                              <w:rFonts w:ascii="Calibri" w:hAnsi="Calibri"/>
-                              <w:sz w:val="22"/>
-                              <w:szCs w:val="22"/>
-                            </w:rPr>
-                            <w:t>Andres Fernandez Exposito | Diego Vivas Paredes |Joel Manuel García Villarino</w:t>
-                          </w:r>
-                        </w:p>
-                      </w:txbxContent>
-                    </wps:txbx>
-                    <wps:bodyPr lIns="91440" tIns="45720" rIns="91440" bIns="45720" anchor="t">
-                      <a:noAutofit/>
-                    </wps:bodyPr>
-                  </wps:wsp>
-                </a:graphicData>
-              </a:graphic>
-              <wp14:sizeRelH relativeFrom="page">
-                <wp14:pctWidth>0</wp14:pctWidth>
-              </wp14:sizeRelH>
-              <wp14:sizeRelV relativeFrom="page">
-                <wp14:pctHeight>0</wp14:pctHeight>
-              </wp14:sizeRelV>
-            </wp:anchor>
-          </w:drawing>
-        </mc:Choice>
-        <mc:Fallback>
-          <w:pict>
-            <v:shape w14:anchorId="7544A146" id="Cuadro de texto 65" o:spid="_x0000_s1027" type="#_x0000_t202" style="position:absolute;margin-left:.15pt;margin-top:-24.2pt;width:375.2pt;height:21.5pt;z-index:251648000;visibility:visible;mso-wrap-style:square;mso-width-percent:0;mso-height-percent:0;mso-wrap-distance-left:8.6pt;mso-wrap-distance-top:3.2pt;mso-wrap-distance-right:9.9pt;mso-wrap-distance-bottom:4.15pt;mso-position-horizontal:absolute;mso-position-horizontal-relative:text;mso-position-vertical:absolute;mso-position-vertical-relative:text;mso-width-percent:0;mso-height-percent:0;mso-width-relative:page;mso-height-relative:page;v-text-anchor:top" o:gfxdata="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" o:allowincell="f" strokecolor="white">
-              <v:path arrowok="t"/>
-              <v:textbox>
-                <w:txbxContent>
-                  <w:p>
-                    <w:pPr>
-                      <w:pStyle w:val="Contenidodelmarcouser"/>
-                      <w:spacing w:line="276" w:lineRule="auto"/>
-                      <w:jc w:val="center"/>
-                      <w:rPr>
-                        <w:rFonts w:asciiTheme="majorHAnsi" w:hAnsiTheme="majorHAnsi" w:cstheme="majorHAnsi"/>
-                        <w:sz w:val="22"/>
-                        <w:szCs w:val="22"/>
-                      </w:rPr>
-                    </w:pPr>
-                    <w:r>
-                      <w:rPr>
-                        <w:rFonts w:ascii="Calibri" w:hAnsi="Calibri"/>
-                        <w:sz w:val="22"/>
-                        <w:szCs w:val="22"/>
-                      </w:rPr>
-                      <w:t>Andres Fernandez Exposito | Diego Vivas Paredes |Joel Manuel García Villarino</w:t>
-                    </w:r>
-                  </w:p>
-                </w:txbxContent>
-              </v:textbox>
-              <w10:wrap type="square"/>
-            </v:shape>
-          </w:pict>
-        </mc:Fallback>
-      </mc:AlternateContent>
-    </w:r>
-    <w:r>
-      <w:rPr>
-        <w:noProof/>
-      </w:rPr>
-      <mc:AlternateContent>
-        <mc:Choice Requires="wps">
-          <w:drawing>
-            <wp:anchor distT="40005" distB="67945" distL="109220" distR="125730" simplePos="0" relativeHeight="251650048" behindDoc="0" locked="0" layoutInCell="0" allowOverlap="1" wp14:anchorId="1C37622B" wp14:editId="6724A35D">
-              <wp:simplePos x="0" y="0"/>
-              <wp:positionH relativeFrom="column">
-                <wp:posOffset>1905</wp:posOffset>
-              </wp:positionH>
-              <wp:positionV relativeFrom="paragraph">
-                <wp:posOffset>160020</wp:posOffset>
-              </wp:positionV>
-              <wp:extent cx="6155690" cy="449580"/>
-              <wp:effectExtent l="0" t="0" r="0" b="7620"/>
-              <wp:wrapSquare wrapText="bothSides"/>
-              <wp:docPr id="2095809434" name="Cuadro de texto 63"/>
-              <wp:cNvGraphicFramePr>
-                <a:graphicFrameLocks xmlns:a="http://schemas.openxmlformats.org/drawingml/2006/main"/>
-              </wp:cNvGraphicFramePr>
-              <a:graphic xmlns:a="http://schemas.openxmlformats.org/drawingml/2006/main">
-                <a:graphicData uri="http://schemas.microsoft.com/office/word/2010/wordprocessingShape">
-                  <wps:wsp>
-                    <wps:cNvSpPr txBox="1">
-                      <a:spLocks/>
-                    </wps:cNvSpPr>
-                    <wps:spPr>
-                      <a:xfrm>
-                        <a:off x="0" y="0"/>
-                        <a:ext cx="6155690" cy="449580"/>
-                      </a:xfrm>
-                      <a:prstGeom prst="rect">
-                        <a:avLst/>
-                      </a:prstGeom>
-                      <a:solidFill>
-                        <a:srgbClr val="FFFFFF"/>
-                      </a:solidFill>
-                      <a:ln>
-                        <a:solidFill>
-                          <a:srgbClr val="FFFFFF"/>
-                        </a:solidFill>
-                      </a:ln>
-                    </wps:spPr>
-                    <wps:txbx>
-                      <w:txbxContent>
-                        <w:p>
-                          <w:pPr>
-                            <w:pStyle w:val="Contenidodelmarcouser"/>
-                            <w:spacing w:after="0" w:line="240" w:lineRule="auto"/>
-                            <w:rPr>
-                              <w:rFonts w:ascii="Calibri" w:hAnsi="Calibri"/>
-                            </w:rPr>
-                          </w:pPr>
-                          <w:r>
-                            <w:rPr>
-                              <w:rFonts w:ascii="Calibri" w:hAnsi="Calibri"/>
-                            </w:rPr>
-                            <w:t>0492 · Proyecto DAM · 2024/2025</w:t>
-                          </w:r>
-                          <w:r>
-                            <w:rPr>
-                              <w:rFonts w:ascii="Calibri" w:hAnsi="Calibri"/>
-                            </w:rPr>
-                            <w:tab/>
-                          </w:r>
-                          <w:r>
-                            <w:rPr>
-                              <w:rFonts w:ascii="Calibri" w:hAnsi="Calibri"/>
-                            </w:rPr>
-                            <w:tab/>
-                            <w:t xml:space="preserve">                 Tutor/a: María Mercedes Martínez Fragoso</w:t>
-                          </w:r>
-                        </w:p>
-                        <w:p>
-                          <w:pPr>
-                            <w:pStyle w:val="Contenidodelmarcouser"/>
-                            <w:spacing w:after="0" w:line="240" w:lineRule="auto"/>
-                            <w:ind w:left="2127" w:firstLine="709"/>
-                            <w:rPr>
-                              <w:rFonts w:ascii="Calibri" w:hAnsi="Calibri"/>
-                            </w:rPr>
-                          </w:pPr>
-                          <w:r>
-                            <w:t xml:space="preserve">I.E.S. </w:t>
-                          </w:r>
-                          <w:proofErr w:type="spellStart"/>
-                          <w:r>
-                            <w:t>Albarregas</w:t>
-                          </w:r>
-                          <w:proofErr w:type="spellEnd"/>
-                          <w:r>
-                            <w:t xml:space="preserve">       2º DAM</w:t>
-                          </w:r>
-                        </w:p>
-                        <w:p>
-                          <w:pPr>
-                            <w:pStyle w:val="Contenidodelmarcouser"/>
-                          </w:pPr>
-                        </w:p>
-                      </w:txbxContent>
-                    </wps:txbx>
-                    <wps:bodyPr lIns="91440" tIns="45720" rIns="91440" bIns="45720" anchor="t">
-                      <a:noAutofit/>
-                    </wps:bodyPr>
-                  </wps:wsp>
-                </a:graphicData>
-              </a:graphic>
-              <wp14:sizeRelH relativeFrom="page">
-                <wp14:pctWidth>0</wp14:pctWidth>
-              </wp14:sizeRelH>
-              <wp14:sizeRelV relativeFrom="page">
-                <wp14:pctHeight>0</wp14:pctHeight>
-              </wp14:sizeRelV>
-            </wp:anchor>
-          </w:drawing>
-        </mc:Choice>
-        <mc:Fallback>
-          <w:pict>
-            <v:shape w14:anchorId="1C37622B" id="Cuadro de texto 63" o:spid="_x0000_s1028" type="#_x0000_t202" style="position:absolute;margin-left:.15pt;margin-top:12.6pt;width:484.7pt;height:35.4pt;z-index:251650048;visibility:visible;mso-wrap-style:square;mso-width-percent:0;mso-height-percent:0;mso-wrap-distance-left:8.6pt;mso-wrap-distance-top:3.15pt;mso-wrap-distance-right:9.9pt;mso-wrap-distance-bottom:5.35pt;mso-position-horizontal:absolute;mso-position-horizontal-relative:text;mso-position-vertical:absolute;mso-position-vertical-relative:text;mso-width-percent:0;mso-height-percent:0;mso-width-relative:page;mso-height-relative:page;v-text-anchor:top" o:gfxdata="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" o:allowincell="f" strokecolor="white">
-              <v:path arrowok="t"/>
-              <v:textbox>
-                <w:txbxContent>
-                  <w:p>
-                    <w:pPr>
-                      <w:pStyle w:val="Contenidodelmarcouser"/>
-                      <w:spacing w:after="0" w:line="240" w:lineRule="auto"/>
-                      <w:rPr>
-                        <w:rFonts w:ascii="Calibri" w:hAnsi="Calibri"/>
-                      </w:rPr>
-                    </w:pPr>
-                    <w:r>
-                      <w:rPr>
-                        <w:rFonts w:ascii="Calibri" w:hAnsi="Calibri"/>
-                      </w:rPr>
-                      <w:t>0492 · Proyecto DAM · 2024/2025</w:t>
-                    </w:r>
-                    <w:r>
-                      <w:rPr>
-                        <w:rFonts w:ascii="Calibri" w:hAnsi="Calibri"/>
-                      </w:rPr>
-                      <w:tab/>
-                    </w:r>
-                    <w:r>
-                      <w:rPr>
-                        <w:rFonts w:ascii="Calibri" w:hAnsi="Calibri"/>
-                      </w:rPr>
-                      <w:tab/>
-                      <w:t xml:space="preserve">                 Tutor/a: María Mercedes Martínez Fragoso</w:t>
-                    </w:r>
-                  </w:p>
-                  <w:p>
-                    <w:pPr>
-                      <w:pStyle w:val="Contenidodelmarcouser"/>
-                      <w:spacing w:after="0" w:line="240" w:lineRule="auto"/>
-                      <w:ind w:left="2127" w:firstLine="709"/>
-                      <w:rPr>
-                        <w:rFonts w:ascii="Calibri" w:hAnsi="Calibri"/>
-                      </w:rPr>
-                    </w:pPr>
-                    <w:r>
-                      <w:t xml:space="preserve">I.E.S. </w:t>
-                    </w:r>
-                    <w:proofErr w:type="spellStart"/>
-                    <w:r>
-                      <w:t>Albarregas</w:t>
-                    </w:r>
-                    <w:proofErr w:type="spellEnd"/>
-                    <w:r>
-                      <w:t xml:space="preserve">       2º DAM</w:t>
-                    </w:r>
-                  </w:p>
-                  <w:p>
-                    <w:pPr>
-                      <w:pStyle w:val="Contenidodelmarcouser"/>
-                    </w:pPr>
-                  </w:p>
-                </w:txbxContent>
-              </v:textbox>
-              <w10:wrap type="square"/>
-            </v:shape>
-          </w:pict>
-        </mc:Fallback>
-      </mc:AlternateContent>
-    </w:r>
-    <w:r>
-      <w:rPr>
-        <w:noProof/>
-      </w:rPr>
-      <mc:AlternateContent>
-        <mc:Choice Requires="wps">
-          <w:drawing>
-            <wp:anchor distT="40640" distB="52705" distL="109220" distR="125730" simplePos="0" relativeHeight="251652096" behindDoc="0" locked="0" layoutInCell="0" allowOverlap="1" wp14:anchorId="07B3C22B" wp14:editId="121C71DE">
-              <wp:simplePos x="0" y="0"/>
-              <wp:positionH relativeFrom="column">
-                <wp:posOffset>5595620</wp:posOffset>
-              </wp:positionH>
-              <wp:positionV relativeFrom="paragraph">
-                <wp:posOffset>-221615</wp:posOffset>
-              </wp:positionV>
-              <wp:extent cx="421640" cy="273050"/>
-              <wp:effectExtent l="0" t="0" r="0" b="0"/>
-              <wp:wrapSquare wrapText="bothSides"/>
-              <wp:docPr id="1446124092" name="Cuadro de texto 61"/>
-              <wp:cNvGraphicFramePr>
-                <a:graphicFrameLocks xmlns:a="http://schemas.openxmlformats.org/drawingml/2006/main"/>
-              </wp:cNvGraphicFramePr>
-              <a:graphic xmlns:a="http://schemas.openxmlformats.org/drawingml/2006/main">
-                <a:graphicData uri="http://schemas.microsoft.com/office/word/2010/wordprocessingShape">
-                  <wps:wsp>
-                    <wps:cNvSpPr txBox="1">
-                      <a:spLocks/>
-                    </wps:cNvSpPr>
-                    <wps:spPr>
-                      <a:xfrm>
-                        <a:off x="0" y="0"/>
-                        <a:ext cx="421640" cy="273050"/>
-                      </a:xfrm>
-                      <a:prstGeom prst="rect">
-                        <a:avLst/>
-                      </a:prstGeom>
-                      <a:solidFill>
-                        <a:srgbClr val="FFFFFF"/>
-                      </a:solidFill>
-                      <a:ln>
-                        <a:solidFill>
-                          <a:srgbClr val="FFFFFF"/>
-                        </a:solidFill>
-                      </a:ln>
-                    </wps:spPr>
-                    <wps:txbx>
-                      <w:txbxContent>
-                        <w:p>
-                          <w:pPr>
-                            <w:pStyle w:val="Contenidodelmarcouser"/>
-                            <w:spacing w:line="276" w:lineRule="auto"/>
-                          </w:pPr>
-                          <w:r>
-                            <w:rPr>
-                              <w:rFonts w:ascii="Cambria" w:eastAsia="Cambria" w:hAnsi="Cambria" w:cs="Cambria"/>
-                              <w:color w:val="000000"/>
-                              <w:sz w:val="22"/>
-                            </w:rPr>
-                            <w:t>V 5</w:t>
-                          </w:r>
-                        </w:p>
-                      </w:txbxContent>
-                    </wps:txbx>
-                    <wps:bodyPr lIns="91440" tIns="45720" rIns="91440" bIns="45720" anchor="t">
-                      <a:noAutofit/>
-                    </wps:bodyPr>
-                  </wps:wsp>
-                </a:graphicData>
-              </a:graphic>
-              <wp14:sizeRelH relativeFrom="page">
-                <wp14:pctWidth>0</wp14:pctWidth>
-              </wp14:sizeRelH>
-              <wp14:sizeRelV relativeFrom="page">
-                <wp14:pctHeight>0</wp14:pctHeight>
-              </wp14:sizeRelV>
-            </wp:anchor>
-          </w:drawing>
-        </mc:Choice>
-        <mc:Fallback>
-          <w:pict>
-            <v:shape w14:anchorId="07B3C22B" id="Cuadro de texto 61" o:spid="_x0000_s1029" type="#_x0000_t202" style="position:absolute;margin-left:440.6pt;margin-top:-17.45pt;width:33.2pt;height:21.5pt;z-index:251652096;visibility:visible;mso-wrap-style:square;mso-width-percent:0;mso-height-percent:0;mso-wrap-distance-left:8.6pt;mso-wrap-distance-top:3.2pt;mso-wrap-distance-right:9.9pt;mso-wrap-distance-bottom:4.15pt;mso-position-horizontal:absolute;mso-position-horizontal-relative:text;mso-position-vertical:absolute;mso-position-vertical-relative:text;mso-width-percent:0;mso-height-percent:0;mso-width-relative:page;mso-height-relative:page;v-text-anchor:top" o:gfxdata="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" o:allowincell="f" strokecolor="white">
-              <v:path arrowok="t"/>
-              <v:textbox>
-                <w:txbxContent>
-                  <w:p>
-                    <w:pPr>
-                      <w:pStyle w:val="Contenidodelmarcouser"/>
-                      <w:spacing w:line="276" w:lineRule="auto"/>
-                    </w:pPr>
-                    <w:r>
-                      <w:rPr>
-                        <w:rFonts w:ascii="Cambria" w:eastAsia="Cambria" w:hAnsi="Cambria" w:cs="Cambria"/>
-                        <w:color w:val="000000"/>
-                        <w:sz w:val="22"/>
-                      </w:rPr>
-                      <w:t>V 5</w:t>
-                    </w:r>
-                  </w:p>
-                </w:txbxContent>
-              </v:textbox>
-              <w10:wrap type="square"/>
-            </v:shape>
-          </w:pict>
-        </mc:Fallback>
-      </mc:AlternateContent>
-    </w:r>
   </w:p>
 </w:hdr>
 </file>
 
 <file path=word/header10.xml><?xml version="1.0" encoding="utf-8"?>
+<w:hdr xmlns:wpc="http://schemas.microsoft.com/office/word/2010/wordprocessingCanvas" xmlns:cx="http://schemas.microsoft.com/office/drawing/2014/chartex" xmlns:cx1="http://schemas.microsoft.com/office/drawing/2015/9/8/chartex" xmlns:cx2="http://schemas.microsoft.com/office/drawing/2015/10/21/chartex" xmlns:cx3="http://schemas.microsoft.com/office/drawing/2016/5/9/chartex" xmlns:cx4="http://schemas.microsoft.com/office/drawing/2016/5/10/chartex" xmlns:cx5="http://schemas.microsoft.com/office/drawing/2016/5/11/chartex" xmlns:cx6="http://schemas.microsoft.com/office/drawing/2016/5/12/chartex" xmlns:cx7="http://schemas.microsoft.com/office/drawing/2016/5/13/chartex" xmlns:cx8="http://schemas.microsoft.com/office/drawing/2016/5/14/chartex" xmlns:mc="http://schemas.openxmlformats.org/markup-compatibility/2006" xmlns:aink="http://schemas.microsoft.com/office/drawing/2016/ink" xmlns:am3d="http://schemas.microsoft.com/office/drawing/2017/model3d" xmlns:o="urn:schemas-microsoft-com:office:office" xmlns:oel="http://schemas.microsoft.com/office/2019/extlst" xmlns:r="http://schemas.openxmlformats.org/officeDocument/2006/relationships" xmlns:m="http://schemas.openxmlformats.org/officeDocument/2006/math" xmlns:v="urn:schemas-microsoft-com:vml" xmlns:wp14="http://schemas.microsoft.com/office/word/2010/wordprocessingDrawing" xmlns:wp="http://schemas.openxmlformats.org/drawingml/2006/wordprocessingDrawing" xmlns:w10="urn:schemas-microsoft-com:office:word" xmlns:w="http://schemas.openxmlformats.org/wordprocessingml/2006/main" xmlns:w14="http://schemas.microsoft.com/office/word/2010/wordml" xmlns:w15="http://schemas.microsoft.com/office/word/2012/wordml" xmlns:w16cex="http://schemas.microsoft.com/office/word/2018/wordml/cex" xmlns:w16cid="http://schemas.microsoft.com/office/word/2016/wordml/cid" xmlns:w16="http://schemas.microsoft.com/office/word/2018/wordml" xmlns:w16du="http://schemas.microsoft.com/office/word/2023/wordml/word16du" xmlns:w16sdtdh="http://schemas.microsoft.com/office/word/2020/wordml/sdtdatahash" xmlns:w16sdtfl="http://schemas.microsoft.com/office/word/2024/wordml/sdtformatlock" xmlns:w16se="http://schemas.microsoft.com/office/word/2015/wordml/symex" xmlns:wpg="http://schemas.microsoft.com/office/word/2010/wordprocessingGroup" xmlns:wpi="http://schemas.microsoft.com/office/word/2010/wordprocessingInk" xmlns:wne="http://schemas.microsoft.com/office/word/2006/wordml" xmlns:wps="http://schemas.microsoft.com/office/word/2010/wordprocessingShape" mc:Ignorable="w14 w15 w16se w16cid w16 w16cex w16sdtdh w16sdtfl w16du wp14">
+  <w:p>
+    <w:pPr>
+      <w:pStyle w:val="Encabezado"/>
+    </w:pPr>
+  </w:p>
+</w:hdr>
+</file>
+
+<file path=word/header11.xml><?xml version="1.0" encoding="utf-8"?>
 <w:hdr xmlns:wpc="http://schemas.microsoft.com/office/word/2010/wordprocessingCanvas" xmlns:cx="http://schemas.microsoft.com/office/drawing/2014/chartex" xmlns:cx1="http://schemas.microsoft.com/office/drawing/2015/9/8/chartex" xmlns:cx2="http://schemas.microsoft.com/office/drawing/2015/10/21/chartex" xmlns:cx3="http://schemas.microsoft.com/office/drawing/2016/5/9/chartex" xmlns:cx4="http://schemas.microsoft.com/office/drawing/2016/5/10/chartex" xmlns:cx5="http://schemas.microsoft.com/office/drawing/2016/5/11/chartex" xmlns:cx6="http://schemas.microsoft.com/office/drawing/2016/5/12/chartex" xmlns:cx7="http://schemas.microsoft.com/office/drawing/2016/5/13/chartex" xmlns:cx8="http://schemas.microsoft.com/office/drawing/2016/5/14/chartex" xmlns:mc="http://schemas.openxmlformats.org/markup-compatibility/2006" xmlns:aink="http://schemas.microsoft.com/office/drawing/2016/ink" xmlns:am3d="http://schemas.microsoft.com/office/drawing/2017/model3d" xmlns:o="urn:schemas-microsoft-com:office:office" xmlns:oel="http://schemas.microsoft.com/office/2019/extlst" xmlns:r="http://schemas.openxmlformats.org/officeDocument/2006/relationships" xmlns:m="http://schemas.openxmlformats.org/officeDocument/2006/math" xmlns:v="urn:schemas-microsoft-com:vml" xmlns:wp14="http://schemas.microsoft.com/office/word/2010/wordprocessingDrawing" xmlns:wp="http://schemas.openxmlformats.org/drawingml/2006/wordprocessingDrawing" xmlns:w10="urn:schemas-microsoft-com:office:word" xmlns:w="http://schemas.openxmlformats.org/wordprocessingml/2006/main" xmlns:w14="http://schemas.microsoft.com/office/word/2010/wordml" xmlns:w15="http://schemas.microsoft.com/office/word/2012/wordml" xmlns:w16cex="http://schemas.microsoft.com/office/word/2018/wordml/cex" xmlns:w16cid="http://schemas.microsoft.com/office/word/2016/wordml/cid" xmlns:w16="http://schemas.microsoft.com/office/word/2018/wordml" xmlns:w16du="http://schemas.microsoft.com/office/word/2023/wordml/word16du" xmlns:w16sdtdh="http://schemas.microsoft.com/office/word/2020/wordml/sdtdatahash" xmlns:w16sdtfl="http://schemas.microsoft.com/office/word/2024/wordml/sdtformatlock" xmlns:w16se="http://schemas.microsoft.com/office/word/2015/wordml/symex" xmlns:wpg="http://schemas.microsoft.com/office/word/2010/wordprocessingGroup" xmlns:wpi="http://schemas.microsoft.com/office/word/2010/wordprocessingInk" xmlns:wne="http://schemas.microsoft.com/office/word/2006/wordml" xmlns:wps="http://schemas.microsoft.com/office/word/2010/wordprocessingShape" mc:Ignorable="w14 w15 w16se w16cid w16 w16cex w16sdtdh w16sdtfl w16du wp14">
   <w:p>
     <w:pPr>
@@ -12024,7 +10956,7 @@
 </w:hdr>
 </file>
 
-<file path=word/header11.xml><?xml version="1.0" encoding="utf-8"?>
+<file path=word/header12.xml><?xml version="1.0" encoding="utf-8"?>
 <w:hdr xmlns:wpc="http://schemas.microsoft.com/office/word/2010/wordprocessingCanvas" xmlns:cx="http://schemas.microsoft.com/office/drawing/2014/chartex" xmlns:cx1="http://schemas.microsoft.com/office/drawing/2015/9/8/chartex" xmlns:cx2="http://schemas.microsoft.com/office/drawing/2015/10/21/chartex" xmlns:cx3="http://schemas.microsoft.com/office/drawing/2016/5/9/chartex" xmlns:cx4="http://schemas.microsoft.com/office/drawing/2016/5/10/chartex" xmlns:cx5="http://schemas.microsoft.com/office/drawing/2016/5/11/chartex" xmlns:cx6="http://schemas.microsoft.com/office/drawing/2016/5/12/chartex" xmlns:cx7="http://schemas.microsoft.com/office/drawing/2016/5/13/chartex" xmlns:cx8="http://schemas.microsoft.com/office/drawing/2016/5/14/chartex" xmlns:mc="http://schemas.openxmlformats.org/markup-compatibility/2006" xmlns:aink="http://schemas.microsoft.com/office/drawing/2016/ink" xmlns:am3d="http://schemas.microsoft.com/office/drawing/2017/model3d" xmlns:o="urn:schemas-microsoft-com:office:office" xmlns:oel="http://schemas.microsoft.com/office/2019/extlst" xmlns:r="http://schemas.openxmlformats.org/officeDocument/2006/relationships" xmlns:m="http://schemas.openxmlformats.org/officeDocument/2006/math" xmlns:v="urn:schemas-microsoft-com:vml" xmlns:wp14="http://schemas.microsoft.com/office/word/2010/wordprocessingDrawing" xmlns:wp="http://schemas.openxmlformats.org/drawingml/2006/wordprocessingDrawing" xmlns:w10="urn:schemas-microsoft-com:office:word" xmlns:w="http://schemas.openxmlformats.org/wordprocessingml/2006/main" xmlns:w14="http://schemas.microsoft.com/office/word/2010/wordml" xmlns:w15="http://schemas.microsoft.com/office/word/2012/wordml" xmlns:w16cex="http://schemas.microsoft.com/office/word/2018/wordml/cex" xmlns:w16cid="http://schemas.microsoft.com/office/word/2016/wordml/cid" xmlns:w16="http://schemas.microsoft.com/office/word/2018/wordml" xmlns:w16du="http://schemas.microsoft.com/office/word/2023/wordml/word16du" xmlns:w16sdtdh="http://schemas.microsoft.com/office/word/2020/wordml/sdtdatahash" xmlns:w16sdtfl="http://schemas.microsoft.com/office/word/2024/wordml/sdtformatlock" xmlns:w16se="http://schemas.microsoft.com/office/word/2015/wordml/symex" xmlns:wpg="http://schemas.microsoft.com/office/word/2010/wordprocessingGroup" xmlns:wpi="http://schemas.microsoft.com/office/word/2010/wordprocessingInk" xmlns:wne="http://schemas.microsoft.com/office/word/2006/wordml" xmlns:wps="http://schemas.microsoft.com/office/word/2010/wordprocessingShape" mc:Ignorable="w14 w15 w16se w16cid w16 w16cex w16sdtdh w16sdtfl w16du wp14">
   <w:p>
     <w:pPr>
@@ -13215,6 +12147,1198 @@
         <w:szCs w:val="22"/>
       </w:rPr>
       <w:drawing>
+        <wp:anchor distT="0" distB="0" distL="0" distR="0" simplePos="0" relativeHeight="251629568" behindDoc="1" locked="0" layoutInCell="1" allowOverlap="1" wp14:anchorId="554A2991" wp14:editId="19297612">
+          <wp:simplePos x="0" y="0"/>
+          <wp:positionH relativeFrom="column">
+            <wp:posOffset>-821055</wp:posOffset>
+          </wp:positionH>
+          <wp:positionV relativeFrom="paragraph">
+            <wp:posOffset>-220980</wp:posOffset>
+          </wp:positionV>
+          <wp:extent cx="769620" cy="769620"/>
+          <wp:effectExtent l="0" t="0" r="0" b="0"/>
+          <wp:wrapNone/>
+          <wp:docPr id="2" name="Imagen3"/>
+          <wp:cNvGraphicFramePr>
+            <a:graphicFrameLocks xmlns:a="http://schemas.openxmlformats.org/drawingml/2006/main" noChangeAspect="1"/>
+          </wp:cNvGraphicFramePr>
+          <a:graphic xmlns:a="http://schemas.openxmlformats.org/drawingml/2006/main">
+            <a:graphicData uri="http://schemas.openxmlformats.org/drawingml/2006/picture">
+              <pic:pic xmlns:pic="http://schemas.openxmlformats.org/drawingml/2006/picture">
+                <pic:nvPicPr>
+                  <pic:cNvPr id="2" name="Imagen3"/>
+                  <pic:cNvPicPr>
+                    <a:picLocks noChangeAspect="1" noChangeArrowheads="1"/>
+                  </pic:cNvPicPr>
+                </pic:nvPicPr>
+                <pic:blipFill>
+                  <a:blip r:embed="rId1"/>
+                  <a:stretch>
+                    <a:fillRect/>
+                  </a:stretch>
+                </pic:blipFill>
+                <pic:spPr bwMode="auto">
+                  <a:xfrm>
+                    <a:off x="0" y="0"/>
+                    <a:ext cx="769620" cy="769620"/>
+                  </a:xfrm>
+                  <a:prstGeom prst="rect">
+                    <a:avLst/>
+                  </a:prstGeom>
+                  <a:noFill/>
+                </pic:spPr>
+              </pic:pic>
+            </a:graphicData>
+          </a:graphic>
+        </wp:anchor>
+      </w:drawing>
+    </w:r>
+    <w:r>
+      <w:rPr>
+        <w:rFonts w:ascii="Cambria" w:eastAsia="Cambria" w:hAnsi="Cambria" w:cs="Cambria"/>
+        <w:noProof/>
+        <w:color w:val="000000"/>
+        <w:sz w:val="22"/>
+        <w:szCs w:val="22"/>
+      </w:rPr>
+      <mc:AlternateContent>
+        <mc:Choice Requires="wps">
+          <w:drawing>
+            <wp:anchor distT="0" distB="0" distL="114300" distR="114300" simplePos="0" relativeHeight="251678720" behindDoc="0" locked="0" layoutInCell="0" allowOverlap="1" wp14:anchorId="66A35492" wp14:editId="0A13AFB0">
+              <wp:simplePos x="0" y="0"/>
+              <wp:positionH relativeFrom="column">
+                <wp:posOffset>-866775</wp:posOffset>
+              </wp:positionH>
+              <wp:positionV relativeFrom="paragraph">
+                <wp:posOffset>-342265</wp:posOffset>
+              </wp:positionV>
+              <wp:extent cx="7085330" cy="1012190"/>
+              <wp:effectExtent l="0" t="635" r="1270" b="0"/>
+              <wp:wrapNone/>
+              <wp:docPr id="509623650" name="Forma libre: forma 1909324547"/>
+              <wp:cNvGraphicFramePr>
+                <a:graphicFrameLocks xmlns:a="http://schemas.openxmlformats.org/drawingml/2006/main"/>
+              </wp:cNvGraphicFramePr>
+              <a:graphic xmlns:a="http://schemas.openxmlformats.org/drawingml/2006/main">
+                <a:graphicData uri="http://schemas.microsoft.com/office/word/2010/wordprocessingShape">
+                  <wps:wsp>
+                    <wps:cNvSpPr>
+                      <a:spLocks noChangeArrowheads="1"/>
+                    </wps:cNvSpPr>
+                    <wps:spPr bwMode="auto">
+                      <a:xfrm>
+                        <a:off x="0" y="0"/>
+                        <a:ext cx="7085330" cy="1012190"/>
+                      </a:xfrm>
+                      <a:custGeom>
+                        <a:avLst/>
+                        <a:gdLst>
+                          <a:gd name="T0" fmla="*/ 19683 w 19684"/>
+                          <a:gd name="T1" fmla="*/ 0 h 2814"/>
+                          <a:gd name="T2" fmla="*/ 19642 w 19684"/>
+                          <a:gd name="T3" fmla="*/ 0 h 2814"/>
+                          <a:gd name="T4" fmla="*/ 19642 w 19684"/>
+                          <a:gd name="T5" fmla="*/ 48 h 2814"/>
+                          <a:gd name="T6" fmla="*/ 19642 w 19684"/>
+                          <a:gd name="T7" fmla="*/ 1355 h 2814"/>
+                          <a:gd name="T8" fmla="*/ 19642 w 19684"/>
+                          <a:gd name="T9" fmla="*/ 1403 h 2814"/>
+                          <a:gd name="T10" fmla="*/ 19642 w 19684"/>
+                          <a:gd name="T11" fmla="*/ 2765 h 2814"/>
+                          <a:gd name="T12" fmla="*/ 2359 w 19684"/>
+                          <a:gd name="T13" fmla="*/ 2765 h 2814"/>
+                          <a:gd name="T14" fmla="*/ 2359 w 19684"/>
+                          <a:gd name="T15" fmla="*/ 1403 h 2814"/>
+                          <a:gd name="T16" fmla="*/ 15716 w 19684"/>
+                          <a:gd name="T17" fmla="*/ 1403 h 2814"/>
+                          <a:gd name="T18" fmla="*/ 15751 w 19684"/>
+                          <a:gd name="T19" fmla="*/ 1403 h 2814"/>
+                          <a:gd name="T20" fmla="*/ 17549 w 19684"/>
+                          <a:gd name="T21" fmla="*/ 1403 h 2814"/>
+                          <a:gd name="T22" fmla="*/ 17585 w 19684"/>
+                          <a:gd name="T23" fmla="*/ 1403 h 2814"/>
+                          <a:gd name="T24" fmla="*/ 19642 w 19684"/>
+                          <a:gd name="T25" fmla="*/ 1403 h 2814"/>
+                          <a:gd name="T26" fmla="*/ 19642 w 19684"/>
+                          <a:gd name="T27" fmla="*/ 1355 h 2814"/>
+                          <a:gd name="T28" fmla="*/ 17585 w 19684"/>
+                          <a:gd name="T29" fmla="*/ 1355 h 2814"/>
+                          <a:gd name="T30" fmla="*/ 17585 w 19684"/>
+                          <a:gd name="T31" fmla="*/ 48 h 2814"/>
+                          <a:gd name="T32" fmla="*/ 19642 w 19684"/>
+                          <a:gd name="T33" fmla="*/ 48 h 2814"/>
+                          <a:gd name="T34" fmla="*/ 19642 w 19684"/>
+                          <a:gd name="T35" fmla="*/ 0 h 2814"/>
+                          <a:gd name="T36" fmla="*/ 17585 w 19684"/>
+                          <a:gd name="T37" fmla="*/ 0 h 2814"/>
+                          <a:gd name="T38" fmla="*/ 17549 w 19684"/>
+                          <a:gd name="T39" fmla="*/ 0 h 2814"/>
+                          <a:gd name="T40" fmla="*/ 17549 w 19684"/>
+                          <a:gd name="T41" fmla="*/ 48 h 2814"/>
+                          <a:gd name="T42" fmla="*/ 17549 w 19684"/>
+                          <a:gd name="T43" fmla="*/ 1355 h 2814"/>
+                          <a:gd name="T44" fmla="*/ 15751 w 19684"/>
+                          <a:gd name="T45" fmla="*/ 1355 h 2814"/>
+                          <a:gd name="T46" fmla="*/ 15751 w 19684"/>
+                          <a:gd name="T47" fmla="*/ 48 h 2814"/>
+                          <a:gd name="T48" fmla="*/ 17549 w 19684"/>
+                          <a:gd name="T49" fmla="*/ 48 h 2814"/>
+                          <a:gd name="T50" fmla="*/ 17549 w 19684"/>
+                          <a:gd name="T51" fmla="*/ 0 h 2814"/>
+                          <a:gd name="T52" fmla="*/ 15751 w 19684"/>
+                          <a:gd name="T53" fmla="*/ 0 h 2814"/>
+                          <a:gd name="T54" fmla="*/ 15716 w 19684"/>
+                          <a:gd name="T55" fmla="*/ 0 h 2814"/>
+                          <a:gd name="T56" fmla="*/ 15716 w 19684"/>
+                          <a:gd name="T57" fmla="*/ 48 h 2814"/>
+                          <a:gd name="T58" fmla="*/ 15716 w 19684"/>
+                          <a:gd name="T59" fmla="*/ 1355 h 2814"/>
+                          <a:gd name="T60" fmla="*/ 2359 w 19684"/>
+                          <a:gd name="T61" fmla="*/ 1355 h 2814"/>
+                          <a:gd name="T62" fmla="*/ 2359 w 19684"/>
+                          <a:gd name="T63" fmla="*/ 48 h 2814"/>
+                          <a:gd name="T64" fmla="*/ 15716 w 19684"/>
+                          <a:gd name="T65" fmla="*/ 48 h 2814"/>
+                          <a:gd name="T66" fmla="*/ 15716 w 19684"/>
+                          <a:gd name="T67" fmla="*/ 0 h 2814"/>
+                          <a:gd name="T68" fmla="*/ 2359 w 19684"/>
+                          <a:gd name="T69" fmla="*/ 0 h 2814"/>
+                          <a:gd name="T70" fmla="*/ 2318 w 19684"/>
+                          <a:gd name="T71" fmla="*/ 0 h 2814"/>
+                          <a:gd name="T72" fmla="*/ 2318 w 19684"/>
+                          <a:gd name="T73" fmla="*/ 48 h 2814"/>
+                          <a:gd name="T74" fmla="*/ 2318 w 19684"/>
+                          <a:gd name="T75" fmla="*/ 1355 h 2814"/>
+                          <a:gd name="T76" fmla="*/ 2318 w 19684"/>
+                          <a:gd name="T77" fmla="*/ 1403 h 2814"/>
+                          <a:gd name="T78" fmla="*/ 2318 w 19684"/>
+                          <a:gd name="T79" fmla="*/ 2765 h 2814"/>
+                          <a:gd name="T80" fmla="*/ 36 w 19684"/>
+                          <a:gd name="T81" fmla="*/ 2765 h 2814"/>
+                          <a:gd name="T82" fmla="*/ 36 w 19684"/>
+                          <a:gd name="T83" fmla="*/ 48 h 2814"/>
+                          <a:gd name="T84" fmla="*/ 2318 w 19684"/>
+                          <a:gd name="T85" fmla="*/ 48 h 2814"/>
+                          <a:gd name="T86" fmla="*/ 2318 w 19684"/>
+                          <a:gd name="T87" fmla="*/ 0 h 2814"/>
+                          <a:gd name="T88" fmla="*/ 36 w 19684"/>
+                          <a:gd name="T89" fmla="*/ 0 h 2814"/>
+                          <a:gd name="T90" fmla="*/ 0 w 19684"/>
+                          <a:gd name="T91" fmla="*/ 0 h 2814"/>
+                          <a:gd name="T92" fmla="*/ 0 w 19684"/>
+                          <a:gd name="T93" fmla="*/ 48 h 2814"/>
+                          <a:gd name="T94" fmla="*/ 0 w 19684"/>
+                          <a:gd name="T95" fmla="*/ 2765 h 2814"/>
+                          <a:gd name="T96" fmla="*/ 0 w 19684"/>
+                          <a:gd name="T97" fmla="*/ 2813 h 2814"/>
+                          <a:gd name="T98" fmla="*/ 36 w 19684"/>
+                          <a:gd name="T99" fmla="*/ 2813 h 2814"/>
+                          <a:gd name="T100" fmla="*/ 2318 w 19684"/>
+                          <a:gd name="T101" fmla="*/ 2813 h 2814"/>
+                          <a:gd name="T102" fmla="*/ 2359 w 19684"/>
+                          <a:gd name="T103" fmla="*/ 2813 h 2814"/>
+                          <a:gd name="T104" fmla="*/ 19642 w 19684"/>
+                          <a:gd name="T105" fmla="*/ 2813 h 2814"/>
+                          <a:gd name="T106" fmla="*/ 19683 w 19684"/>
+                          <a:gd name="T107" fmla="*/ 2813 h 2814"/>
+                          <a:gd name="T108" fmla="*/ 19683 w 19684"/>
+                          <a:gd name="T109" fmla="*/ 2765 h 2814"/>
+                          <a:gd name="T110" fmla="*/ 19683 w 19684"/>
+                          <a:gd name="T111" fmla="*/ 1403 h 2814"/>
+                          <a:gd name="T112" fmla="*/ 19683 w 19684"/>
+                          <a:gd name="T113" fmla="*/ 1355 h 2814"/>
+                          <a:gd name="T114" fmla="*/ 19683 w 19684"/>
+                          <a:gd name="T115" fmla="*/ 48 h 2814"/>
+                          <a:gd name="T116" fmla="*/ 19683 w 19684"/>
+                          <a:gd name="T117" fmla="*/ 0 h 2814"/>
+                        </a:gdLst>
+                        <a:ahLst/>
+                        <a:cxnLst>
+                          <a:cxn ang="0">
+                            <a:pos x="T0" y="T1"/>
+                          </a:cxn>
+                          <a:cxn ang="0">
+                            <a:pos x="T2" y="T3"/>
+                          </a:cxn>
+                          <a:cxn ang="0">
+                            <a:pos x="T4" y="T5"/>
+                          </a:cxn>
+                          <a:cxn ang="0">
+                            <a:pos x="T6" y="T7"/>
+                          </a:cxn>
+                          <a:cxn ang="0">
+                            <a:pos x="T8" y="T9"/>
+                          </a:cxn>
+                          <a:cxn ang="0">
+                            <a:pos x="T10" y="T11"/>
+                          </a:cxn>
+                          <a:cxn ang="0">
+                            <a:pos x="T12" y="T13"/>
+                          </a:cxn>
+                          <a:cxn ang="0">
+                            <a:pos x="T14" y="T15"/>
+                          </a:cxn>
+                          <a:cxn ang="0">
+                            <a:pos x="T16" y="T17"/>
+                          </a:cxn>
+                          <a:cxn ang="0">
+                            <a:pos x="T18" y="T19"/>
+                          </a:cxn>
+                          <a:cxn ang="0">
+                            <a:pos x="T20" y="T21"/>
+                          </a:cxn>
+                          <a:cxn ang="0">
+                            <a:pos x="T22" y="T23"/>
+                          </a:cxn>
+                          <a:cxn ang="0">
+                            <a:pos x="T24" y="T25"/>
+                          </a:cxn>
+                          <a:cxn ang="0">
+                            <a:pos x="T26" y="T27"/>
+                          </a:cxn>
+                          <a:cxn ang="0">
+                            <a:pos x="T28" y="T29"/>
+                          </a:cxn>
+                          <a:cxn ang="0">
+                            <a:pos x="T30" y="T31"/>
+                          </a:cxn>
+                          <a:cxn ang="0">
+                            <a:pos x="T32" y="T33"/>
+                          </a:cxn>
+                          <a:cxn ang="0">
+                            <a:pos x="T34" y="T35"/>
+                          </a:cxn>
+                          <a:cxn ang="0">
+                            <a:pos x="T36" y="T37"/>
+                          </a:cxn>
+                          <a:cxn ang="0">
+                            <a:pos x="T38" y="T39"/>
+                          </a:cxn>
+                          <a:cxn ang="0">
+                            <a:pos x="T40" y="T41"/>
+                          </a:cxn>
+                          <a:cxn ang="0">
+                            <a:pos x="T42" y="T43"/>
+                          </a:cxn>
+                          <a:cxn ang="0">
+                            <a:pos x="T44" y="T45"/>
+                          </a:cxn>
+                          <a:cxn ang="0">
+                            <a:pos x="T46" y="T47"/>
+                          </a:cxn>
+                          <a:cxn ang="0">
+                            <a:pos x="T48" y="T49"/>
+                          </a:cxn>
+                          <a:cxn ang="0">
+                            <a:pos x="T50" y="T51"/>
+                          </a:cxn>
+                          <a:cxn ang="0">
+                            <a:pos x="T52" y="T53"/>
+                          </a:cxn>
+                          <a:cxn ang="0">
+                            <a:pos x="T54" y="T55"/>
+                          </a:cxn>
+                          <a:cxn ang="0">
+                            <a:pos x="T56" y="T57"/>
+                          </a:cxn>
+                          <a:cxn ang="0">
+                            <a:pos x="T58" y="T59"/>
+                          </a:cxn>
+                          <a:cxn ang="0">
+                            <a:pos x="T60" y="T61"/>
+                          </a:cxn>
+                          <a:cxn ang="0">
+                            <a:pos x="T62" y="T63"/>
+                          </a:cxn>
+                          <a:cxn ang="0">
+                            <a:pos x="T64" y="T65"/>
+                          </a:cxn>
+                          <a:cxn ang="0">
+                            <a:pos x="T66" y="T67"/>
+                          </a:cxn>
+                          <a:cxn ang="0">
+                            <a:pos x="T68" y="T69"/>
+                          </a:cxn>
+                          <a:cxn ang="0">
+                            <a:pos x="T70" y="T71"/>
+                          </a:cxn>
+                          <a:cxn ang="0">
+                            <a:pos x="T72" y="T73"/>
+                          </a:cxn>
+                          <a:cxn ang="0">
+                            <a:pos x="T74" y="T75"/>
+                          </a:cxn>
+                          <a:cxn ang="0">
+                            <a:pos x="T76" y="T77"/>
+                          </a:cxn>
+                          <a:cxn ang="0">
+                            <a:pos x="T78" y="T79"/>
+                          </a:cxn>
+                          <a:cxn ang="0">
+                            <a:pos x="T80" y="T81"/>
+                          </a:cxn>
+                          <a:cxn ang="0">
+                            <a:pos x="T82" y="T83"/>
+                          </a:cxn>
+                          <a:cxn ang="0">
+                            <a:pos x="T84" y="T85"/>
+                          </a:cxn>
+                          <a:cxn ang="0">
+                            <a:pos x="T86" y="T87"/>
+                          </a:cxn>
+                          <a:cxn ang="0">
+                            <a:pos x="T88" y="T89"/>
+                          </a:cxn>
+                          <a:cxn ang="0">
+                            <a:pos x="T90" y="T91"/>
+                          </a:cxn>
+                          <a:cxn ang="0">
+                            <a:pos x="T92" y="T93"/>
+                          </a:cxn>
+                          <a:cxn ang="0">
+                            <a:pos x="T94" y="T95"/>
+                          </a:cxn>
+                          <a:cxn ang="0">
+                            <a:pos x="T96" y="T97"/>
+                          </a:cxn>
+                          <a:cxn ang="0">
+                            <a:pos x="T98" y="T99"/>
+                          </a:cxn>
+                          <a:cxn ang="0">
+                            <a:pos x="T100" y="T101"/>
+                          </a:cxn>
+                          <a:cxn ang="0">
+                            <a:pos x="T102" y="T103"/>
+                          </a:cxn>
+                          <a:cxn ang="0">
+                            <a:pos x="T104" y="T105"/>
+                          </a:cxn>
+                          <a:cxn ang="0">
+                            <a:pos x="T106" y="T107"/>
+                          </a:cxn>
+                          <a:cxn ang="0">
+                            <a:pos x="T108" y="T109"/>
+                          </a:cxn>
+                          <a:cxn ang="0">
+                            <a:pos x="T110" y="T111"/>
+                          </a:cxn>
+                          <a:cxn ang="0">
+                            <a:pos x="T112" y="T113"/>
+                          </a:cxn>
+                          <a:cxn ang="0">
+                            <a:pos x="T114" y="T115"/>
+                          </a:cxn>
+                          <a:cxn ang="0">
+                            <a:pos x="T116" y="T117"/>
+                          </a:cxn>
+                        </a:cxnLst>
+                        <a:rect l="0" t="0" r="r" b="b"/>
+                        <a:pathLst>
+                          <a:path w="19684" h="2814">
+                            <a:moveTo>
+                              <a:pt x="19683" y="0"/>
+                            </a:moveTo>
+                            <a:lnTo>
+                              <a:pt x="19642" y="0"/>
+                            </a:lnTo>
+                            <a:lnTo>
+                              <a:pt x="19642" y="48"/>
+                            </a:lnTo>
+                            <a:lnTo>
+                              <a:pt x="19642" y="1355"/>
+                            </a:lnTo>
+                            <a:lnTo>
+                              <a:pt x="19642" y="1403"/>
+                            </a:lnTo>
+                            <a:lnTo>
+                              <a:pt x="19642" y="2765"/>
+                            </a:lnTo>
+                            <a:lnTo>
+                              <a:pt x="2359" y="2765"/>
+                            </a:lnTo>
+                            <a:lnTo>
+                              <a:pt x="2359" y="1403"/>
+                            </a:lnTo>
+                            <a:lnTo>
+                              <a:pt x="15716" y="1403"/>
+                            </a:lnTo>
+                            <a:lnTo>
+                              <a:pt x="15751" y="1403"/>
+                            </a:lnTo>
+                            <a:lnTo>
+                              <a:pt x="17549" y="1403"/>
+                            </a:lnTo>
+                            <a:lnTo>
+                              <a:pt x="17585" y="1403"/>
+                            </a:lnTo>
+                            <a:lnTo>
+                              <a:pt x="19642" y="1403"/>
+                            </a:lnTo>
+                            <a:lnTo>
+                              <a:pt x="19642" y="1355"/>
+                            </a:lnTo>
+                            <a:lnTo>
+                              <a:pt x="17585" y="1355"/>
+                            </a:lnTo>
+                            <a:lnTo>
+                              <a:pt x="17585" y="48"/>
+                            </a:lnTo>
+                            <a:lnTo>
+                              <a:pt x="19642" y="48"/>
+                            </a:lnTo>
+                            <a:lnTo>
+                              <a:pt x="19642" y="0"/>
+                            </a:lnTo>
+                            <a:lnTo>
+                              <a:pt x="17585" y="0"/>
+                            </a:lnTo>
+                            <a:lnTo>
+                              <a:pt x="17549" y="0"/>
+                            </a:lnTo>
+                            <a:lnTo>
+                              <a:pt x="17549" y="48"/>
+                            </a:lnTo>
+                            <a:lnTo>
+                              <a:pt x="17549" y="1355"/>
+                            </a:lnTo>
+                            <a:lnTo>
+                              <a:pt x="15751" y="1355"/>
+                            </a:lnTo>
+                            <a:lnTo>
+                              <a:pt x="15751" y="48"/>
+                            </a:lnTo>
+                            <a:lnTo>
+                              <a:pt x="17549" y="48"/>
+                            </a:lnTo>
+                            <a:lnTo>
+                              <a:pt x="17549" y="0"/>
+                            </a:lnTo>
+                            <a:lnTo>
+                              <a:pt x="15751" y="0"/>
+                            </a:lnTo>
+                            <a:lnTo>
+                              <a:pt x="15716" y="0"/>
+                            </a:lnTo>
+                            <a:lnTo>
+                              <a:pt x="15716" y="48"/>
+                            </a:lnTo>
+                            <a:lnTo>
+                              <a:pt x="15716" y="1355"/>
+                            </a:lnTo>
+                            <a:lnTo>
+                              <a:pt x="2359" y="1355"/>
+                            </a:lnTo>
+                            <a:lnTo>
+                              <a:pt x="2359" y="48"/>
+                            </a:lnTo>
+                            <a:lnTo>
+                              <a:pt x="15716" y="48"/>
+                            </a:lnTo>
+                            <a:lnTo>
+                              <a:pt x="15716" y="0"/>
+                            </a:lnTo>
+                            <a:lnTo>
+                              <a:pt x="2359" y="0"/>
+                            </a:lnTo>
+                            <a:lnTo>
+                              <a:pt x="2318" y="0"/>
+                            </a:lnTo>
+                            <a:lnTo>
+                              <a:pt x="2318" y="48"/>
+                            </a:lnTo>
+                            <a:lnTo>
+                              <a:pt x="2318" y="1355"/>
+                            </a:lnTo>
+                            <a:lnTo>
+                              <a:pt x="2318" y="1403"/>
+                            </a:lnTo>
+                            <a:lnTo>
+                              <a:pt x="2318" y="2765"/>
+                            </a:lnTo>
+                            <a:lnTo>
+                              <a:pt x="36" y="2765"/>
+                            </a:lnTo>
+                            <a:lnTo>
+                              <a:pt x="36" y="48"/>
+                            </a:lnTo>
+                            <a:lnTo>
+                              <a:pt x="2318" y="48"/>
+                            </a:lnTo>
+                            <a:lnTo>
+                              <a:pt x="2318" y="0"/>
+                            </a:lnTo>
+                            <a:lnTo>
+                              <a:pt x="36" y="0"/>
+                            </a:lnTo>
+                            <a:lnTo>
+                              <a:pt x="0" y="0"/>
+                            </a:lnTo>
+                            <a:lnTo>
+                              <a:pt x="0" y="48"/>
+                            </a:lnTo>
+                            <a:lnTo>
+                              <a:pt x="0" y="2765"/>
+                            </a:lnTo>
+                            <a:lnTo>
+                              <a:pt x="0" y="2813"/>
+                            </a:lnTo>
+                            <a:lnTo>
+                              <a:pt x="36" y="2813"/>
+                            </a:lnTo>
+                            <a:lnTo>
+                              <a:pt x="2318" y="2813"/>
+                            </a:lnTo>
+                            <a:lnTo>
+                              <a:pt x="2359" y="2813"/>
+                            </a:lnTo>
+                            <a:lnTo>
+                              <a:pt x="19642" y="2813"/>
+                            </a:lnTo>
+                            <a:lnTo>
+                              <a:pt x="19683" y="2813"/>
+                            </a:lnTo>
+                            <a:lnTo>
+                              <a:pt x="19683" y="2765"/>
+                            </a:lnTo>
+                            <a:lnTo>
+                              <a:pt x="19683" y="1403"/>
+                            </a:lnTo>
+                            <a:lnTo>
+                              <a:pt x="19683" y="1355"/>
+                            </a:lnTo>
+                            <a:lnTo>
+                              <a:pt x="19683" y="48"/>
+                            </a:lnTo>
+                            <a:lnTo>
+                              <a:pt x="19683" y="0"/>
+                            </a:lnTo>
+                          </a:path>
+                        </a:pathLst>
+                      </a:custGeom>
+                      <a:solidFill>
+                        <a:srgbClr val="000000"/>
+                      </a:solidFill>
+                      <a:ln>
+                        <a:noFill/>
+                      </a:ln>
+                      <a:extLst>
+                        <a:ext uri="{91240B29-F687-4F45-9708-019B960494DF}">
+                          <a14:hiddenLine xmlns:a14="http://schemas.microsoft.com/office/drawing/2010/main" w="9525">
+                            <a:solidFill>
+                              <a:srgbClr val="3465A4"/>
+                            </a:solidFill>
+                            <a:round/>
+                            <a:headEnd/>
+                            <a:tailEnd/>
+                          </a14:hiddenLine>
+                        </a:ext>
+                      </a:extLst>
+                    </wps:spPr>
+                    <wps:bodyPr rot="0" vert="horz" wrap="none" lIns="91440" tIns="45720" rIns="91440" bIns="45720" anchor="ctr" anchorCtr="0" upright="1">
+                      <a:noAutofit/>
+                    </wps:bodyPr>
+                  </wps:wsp>
+                </a:graphicData>
+              </a:graphic>
+              <wp14:sizeRelH relativeFrom="page">
+                <wp14:pctWidth>0</wp14:pctWidth>
+              </wp14:sizeRelH>
+              <wp14:sizeRelV relativeFrom="page">
+                <wp14:pctHeight>0</wp14:pctHeight>
+              </wp14:sizeRelV>
+            </wp:anchor>
+          </w:drawing>
+        </mc:Choice>
+        <mc:Fallback>
+          <w:pict>
+            <v:shape w14:anchorId="3A4FF0A5" id="Forma libre: forma 1909324547" o:spid="_x0000_s1026" style="position:absolute;margin-left:-68.25pt;margin-top:-26.95pt;width:557.9pt;height:79.7pt;z-index:251678720;visibility:visible;mso-wrap-style:none;mso-width-percent:0;mso-height-percent:0;mso-wrap-distance-left:9pt;mso-wrap-distance-top:0;mso-wrap-distance-right:9pt;mso-wrap-distance-bottom:0;mso-position-horizontal:absolute;mso-position-horizontal-relative:text;mso-position-vertical:absolute;mso-position-vertical-relative:text;mso-width-percent:0;mso-height-percent:0;mso-width-relative:page;mso-height-relative:page;v-text-anchor:middle" coordsize="19684,2814" o:gfxdata="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" o:allowincell="f" path="m19683,r-41,l19642,48r,1307l19642,1403r,1362l2359,2765r,-1362l15716,1403r35,l17549,1403r36,l19642,1403r,-48l17585,1355r,-1307l19642,48r,-48l17585,r-36,l17549,48r,1307l15751,1355r,-1307l17549,48r,-48l15751,r-35,l15716,48r,1307l2359,1355r,-1307l15716,48r,-48l2359,r-41,l2318,48r,1307l2318,1403r,1362l36,2765,36,48r2282,l2318,,36,,,,,48,,2765r,48l36,2813r2282,l2359,2813r17283,l19683,2813r,-48l19683,1403r,-48l19683,48r,-48e" fillcolor="black" stroked="f" strokecolor="#3465a4">
+              <v:path o:connecttype="custom" o:connectlocs="7084970,0;7070212,0;7070212,17266;7070212,487391;7070212,504656;7070212,994565;849131,994565;849131,504656;5657033,504656;5669632,504656;6316829,504656;6329787,504656;7070212,504656;7070212,487391;6329787,487391;6329787,17266;7070212,17266;7070212,0;6329787,0;6316829,0;6316829,17266;6316829,487391;5669632,487391;5669632,17266;6316829,17266;6316829,0;5669632,0;5657033,0;5657033,17266;5657033,487391;849131,487391;849131,17266;5657033,17266;5657033,0;849131,0;834373,0;834373,17266;834373,487391;834373,504656;834373,994565;12958,994565;12958,17266;834373,17266;834373,0;12958,0;0,0;0,17266;0,994565;0,1011830;12958,1011830;834373,1011830;849131,1011830;7070212,1011830;7084970,1011830;7084970,994565;7084970,504656;7084970,487391;7084970,17266;7084970,0" o:connectangles="0,0,0,0,0,0,0,0,0,0,0,0,0,0,0,0,0,0,0,0,0,0,0,0,0,0,0,0,0,0,0,0,0,0,0,0,0,0,0,0,0,0,0,0,0,0,0,0,0,0,0,0,0,0,0,0,0,0,0"/>
+            </v:shape>
+          </w:pict>
+        </mc:Fallback>
+      </mc:AlternateContent>
+    </w:r>
+    <w:r>
+      <w:rPr>
+        <w:rFonts w:ascii="Cambria" w:eastAsia="Cambria" w:hAnsi="Cambria" w:cs="Cambria"/>
+        <w:color w:val="000000"/>
+        <w:sz w:val="22"/>
+        <w:szCs w:val="22"/>
+      </w:rPr>
+      <w:tab/>
+    </w:r>
+    <w:r>
+      <w:rPr>
+        <w:rFonts w:ascii="Cambria" w:eastAsia="Cambria" w:hAnsi="Cambria" w:cs="Cambria"/>
+        <w:color w:val="000000"/>
+        <w:sz w:val="22"/>
+        <w:szCs w:val="22"/>
+      </w:rPr>
+      <w:tab/>
+    </w:r>
+    <w:r>
+      <w:rPr>
+        <w:noProof/>
+      </w:rPr>
+      <mc:AlternateContent>
+        <mc:Choice Requires="wps">
+          <w:drawing>
+            <wp:anchor distT="45720" distB="45720" distL="114300" distR="114300" simplePos="0" relativeHeight="251643904" behindDoc="0" locked="0" layoutInCell="0" allowOverlap="1" wp14:anchorId="037896D0" wp14:editId="3485762C">
+              <wp:simplePos x="0" y="0"/>
+              <wp:positionH relativeFrom="column">
+                <wp:posOffset>4840605</wp:posOffset>
+              </wp:positionH>
+              <wp:positionV relativeFrom="paragraph">
+                <wp:posOffset>-172720</wp:posOffset>
+              </wp:positionV>
+              <wp:extent cx="571500" cy="292100"/>
+              <wp:effectExtent l="0" t="0" r="0" b="0"/>
+              <wp:wrapSquare wrapText="bothSides"/>
+              <wp:docPr id="63940426" name="Cuadro de texto 67"/>
+              <wp:cNvGraphicFramePr>
+                <a:graphicFrameLocks xmlns:a="http://schemas.openxmlformats.org/drawingml/2006/main"/>
+              </wp:cNvGraphicFramePr>
+              <a:graphic xmlns:a="http://schemas.openxmlformats.org/drawingml/2006/main">
+                <a:graphicData uri="http://schemas.microsoft.com/office/word/2010/wordprocessingShape">
+                  <wps:wsp>
+                    <wps:cNvSpPr txBox="1">
+                      <a:spLocks/>
+                    </wps:cNvSpPr>
+                    <wps:spPr>
+                      <a:xfrm>
+                        <a:off x="0" y="0"/>
+                        <a:ext cx="571500" cy="292100"/>
+                      </a:xfrm>
+                      <a:prstGeom prst="rect">
+                        <a:avLst/>
+                      </a:prstGeom>
+                      <a:solidFill>
+                        <a:srgbClr val="FFFFFF"/>
+                      </a:solidFill>
+                      <a:ln>
+                        <a:solidFill>
+                          <a:srgbClr val="FFFFFF"/>
+                        </a:solidFill>
+                      </a:ln>
+                    </wps:spPr>
+                    <wps:txbx>
+                      <w:txbxContent>
+                        <w:p>
+                          <w:pPr>
+                            <w:pStyle w:val="Contenidodelmarcouser"/>
+                            <w:spacing w:line="276" w:lineRule="auto"/>
+                            <w:jc w:val="center"/>
+                            <w:rPr>
+                              <w:b/>
+                              <w:sz w:val="14"/>
+                              <w:szCs w:val="14"/>
+                            </w:rPr>
+                          </w:pPr>
+                          <w:r>
+                            <w:rPr>
+                              <w:rFonts w:ascii="Arial" w:eastAsia="Arial" w:hAnsi="Arial" w:cs="Arial"/>
+                              <w:b/>
+                              <w:color w:val="000000"/>
+                              <w:sz w:val="14"/>
+                              <w:szCs w:val="14"/>
+                            </w:rPr>
+                            <w:t>26/11/25</w:t>
+                          </w:r>
+                        </w:p>
+                      </w:txbxContent>
+                    </wps:txbx>
+                    <wps:bodyPr lIns="91440" tIns="45720" rIns="91440" bIns="45720" anchor="t">
+                      <a:noAutofit/>
+                    </wps:bodyPr>
+                  </wps:wsp>
+                </a:graphicData>
+              </a:graphic>
+              <wp14:sizeRelH relativeFrom="page">
+                <wp14:pctWidth>0</wp14:pctWidth>
+              </wp14:sizeRelH>
+              <wp14:sizeRelV relativeFrom="page">
+                <wp14:pctHeight>0</wp14:pctHeight>
+              </wp14:sizeRelV>
+            </wp:anchor>
+          </w:drawing>
+        </mc:Choice>
+        <mc:Fallback>
+          <w:pict>
+            <v:shapetype w14:anchorId="037896D0" id="_x0000_t202" coordsize="21600,21600" o:spt="202" path="m,l,21600r21600,l21600,xe">
+              <v:stroke joinstyle="miter"/>
+              <v:path gradientshapeok="t" o:connecttype="rect"/>
+            </v:shapetype>
+            <v:shape id="Cuadro de texto 67" o:spid="_x0000_s1026" type="#_x0000_t202" style="position:absolute;margin-left:381.15pt;margin-top:-13.6pt;width:45pt;height:23pt;z-index:251643904;visibility:visible;mso-wrap-style:square;mso-width-percent:0;mso-height-percent:0;mso-wrap-distance-left:9pt;mso-wrap-distance-top:3.6pt;mso-wrap-distance-right:9pt;mso-wrap-distance-bottom:3.6pt;mso-position-horizontal:absolute;mso-position-horizontal-relative:text;mso-position-vertical:absolute;mso-position-vertical-relative:text;mso-width-percent:0;mso-height-percent:0;mso-width-relative:page;mso-height-relative:page;v-text-anchor:top" o:gfxdata="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" o:allowincell="f" strokecolor="white">
+              <v:path arrowok="t"/>
+              <v:textbox>
+                <w:txbxContent>
+                  <w:p>
+                    <w:pPr>
+                      <w:pStyle w:val="Contenidodelmarcouser"/>
+                      <w:spacing w:line="276" w:lineRule="auto"/>
+                      <w:jc w:val="center"/>
+                      <w:rPr>
+                        <w:b/>
+                        <w:sz w:val="14"/>
+                        <w:szCs w:val="14"/>
+                      </w:rPr>
+                    </w:pPr>
+                    <w:r>
+                      <w:rPr>
+                        <w:rFonts w:ascii="Arial" w:eastAsia="Arial" w:hAnsi="Arial" w:cs="Arial"/>
+                        <w:b/>
+                        <w:color w:val="000000"/>
+                        <w:sz w:val="14"/>
+                        <w:szCs w:val="14"/>
+                      </w:rPr>
+                      <w:t>26/11/25</w:t>
+                    </w:r>
+                  </w:p>
+                </w:txbxContent>
+              </v:textbox>
+              <w10:wrap type="square"/>
+            </v:shape>
+          </w:pict>
+        </mc:Fallback>
+      </mc:AlternateContent>
+    </w:r>
+    <w:r>
+      <w:rPr>
+        <w:noProof/>
+      </w:rPr>
+      <mc:AlternateContent>
+        <mc:Choice Requires="wps">
+          <w:drawing>
+            <wp:anchor distT="40640" distB="52705" distL="109220" distR="125730" simplePos="0" relativeHeight="251648000" behindDoc="0" locked="0" layoutInCell="0" allowOverlap="1" wp14:anchorId="7544A146" wp14:editId="2C811567">
+              <wp:simplePos x="0" y="0"/>
+              <wp:positionH relativeFrom="column">
+                <wp:posOffset>1905</wp:posOffset>
+              </wp:positionH>
+              <wp:positionV relativeFrom="paragraph">
+                <wp:posOffset>-307340</wp:posOffset>
+              </wp:positionV>
+              <wp:extent cx="4765040" cy="273050"/>
+              <wp:effectExtent l="0" t="0" r="0" b="0"/>
+              <wp:wrapSquare wrapText="bothSides"/>
+              <wp:docPr id="1141642045" name="Cuadro de texto 65"/>
+              <wp:cNvGraphicFramePr>
+                <a:graphicFrameLocks xmlns:a="http://schemas.openxmlformats.org/drawingml/2006/main"/>
+              </wp:cNvGraphicFramePr>
+              <a:graphic xmlns:a="http://schemas.openxmlformats.org/drawingml/2006/main">
+                <a:graphicData uri="http://schemas.microsoft.com/office/word/2010/wordprocessingShape">
+                  <wps:wsp>
+                    <wps:cNvSpPr txBox="1">
+                      <a:spLocks/>
+                    </wps:cNvSpPr>
+                    <wps:spPr>
+                      <a:xfrm>
+                        <a:off x="0" y="0"/>
+                        <a:ext cx="4765040" cy="273050"/>
+                      </a:xfrm>
+                      <a:prstGeom prst="rect">
+                        <a:avLst/>
+                      </a:prstGeom>
+                      <a:solidFill>
+                        <a:srgbClr val="FFFFFF"/>
+                      </a:solidFill>
+                      <a:ln>
+                        <a:solidFill>
+                          <a:srgbClr val="FFFFFF"/>
+                        </a:solidFill>
+                      </a:ln>
+                    </wps:spPr>
+                    <wps:txbx>
+                      <w:txbxContent>
+                        <w:p>
+                          <w:pPr>
+                            <w:pStyle w:val="Contenidodelmarcouser"/>
+                            <w:spacing w:line="276" w:lineRule="auto"/>
+                            <w:jc w:val="center"/>
+                            <w:rPr>
+                              <w:rFonts w:asciiTheme="majorHAnsi" w:hAnsiTheme="majorHAnsi" w:cstheme="majorHAnsi"/>
+                              <w:sz w:val="22"/>
+                              <w:szCs w:val="22"/>
+                            </w:rPr>
+                          </w:pPr>
+                          <w:r>
+                            <w:rPr>
+                              <w:rFonts w:ascii="Calibri" w:hAnsi="Calibri"/>
+                              <w:sz w:val="22"/>
+                              <w:szCs w:val="22"/>
+                            </w:rPr>
+                            <w:t>Andres Fernandez Exposito | Diego Vivas Paredes |Joel Manuel García Villarino</w:t>
+                          </w:r>
+                        </w:p>
+                      </w:txbxContent>
+                    </wps:txbx>
+                    <wps:bodyPr lIns="91440" tIns="45720" rIns="91440" bIns="45720" anchor="t">
+                      <a:noAutofit/>
+                    </wps:bodyPr>
+                  </wps:wsp>
+                </a:graphicData>
+              </a:graphic>
+              <wp14:sizeRelH relativeFrom="page">
+                <wp14:pctWidth>0</wp14:pctWidth>
+              </wp14:sizeRelH>
+              <wp14:sizeRelV relativeFrom="page">
+                <wp14:pctHeight>0</wp14:pctHeight>
+              </wp14:sizeRelV>
+            </wp:anchor>
+          </w:drawing>
+        </mc:Choice>
+        <mc:Fallback>
+          <w:pict>
+            <v:shape w14:anchorId="7544A146" id="Cuadro de texto 65" o:spid="_x0000_s1027" type="#_x0000_t202" style="position:absolute;margin-left:.15pt;margin-top:-24.2pt;width:375.2pt;height:21.5pt;z-index:251648000;visibility:visible;mso-wrap-style:square;mso-width-percent:0;mso-height-percent:0;mso-wrap-distance-left:8.6pt;mso-wrap-distance-top:3.2pt;mso-wrap-distance-right:9.9pt;mso-wrap-distance-bottom:4.15pt;mso-position-horizontal:absolute;mso-position-horizontal-relative:text;mso-position-vertical:absolute;mso-position-vertical-relative:text;mso-width-percent:0;mso-height-percent:0;mso-width-relative:page;mso-height-relative:page;v-text-anchor:top" o:gfxdata="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" o:allowincell="f" strokecolor="white">
+              <v:path arrowok="t"/>
+              <v:textbox>
+                <w:txbxContent>
+                  <w:p>
+                    <w:pPr>
+                      <w:pStyle w:val="Contenidodelmarcouser"/>
+                      <w:spacing w:line="276" w:lineRule="auto"/>
+                      <w:jc w:val="center"/>
+                      <w:rPr>
+                        <w:rFonts w:asciiTheme="majorHAnsi" w:hAnsiTheme="majorHAnsi" w:cstheme="majorHAnsi"/>
+                        <w:sz w:val="22"/>
+                        <w:szCs w:val="22"/>
+                      </w:rPr>
+                    </w:pPr>
+                    <w:r>
+                      <w:rPr>
+                        <w:rFonts w:ascii="Calibri" w:hAnsi="Calibri"/>
+                        <w:sz w:val="22"/>
+                        <w:szCs w:val="22"/>
+                      </w:rPr>
+                      <w:t>Andres Fernandez Exposito | Diego Vivas Paredes |Joel Manuel García Villarino</w:t>
+                    </w:r>
+                  </w:p>
+                </w:txbxContent>
+              </v:textbox>
+              <w10:wrap type="square"/>
+            </v:shape>
+          </w:pict>
+        </mc:Fallback>
+      </mc:AlternateContent>
+    </w:r>
+    <w:r>
+      <w:rPr>
+        <w:noProof/>
+      </w:rPr>
+      <mc:AlternateContent>
+        <mc:Choice Requires="wps">
+          <w:drawing>
+            <wp:anchor distT="40005" distB="67945" distL="109220" distR="125730" simplePos="0" relativeHeight="251650048" behindDoc="0" locked="0" layoutInCell="0" allowOverlap="1" wp14:anchorId="1C37622B" wp14:editId="6724A35D">
+              <wp:simplePos x="0" y="0"/>
+              <wp:positionH relativeFrom="column">
+                <wp:posOffset>1905</wp:posOffset>
+              </wp:positionH>
+              <wp:positionV relativeFrom="paragraph">
+                <wp:posOffset>160020</wp:posOffset>
+              </wp:positionV>
+              <wp:extent cx="6155690" cy="449580"/>
+              <wp:effectExtent l="0" t="0" r="0" b="7620"/>
+              <wp:wrapSquare wrapText="bothSides"/>
+              <wp:docPr id="2095809434" name="Cuadro de texto 63"/>
+              <wp:cNvGraphicFramePr>
+                <a:graphicFrameLocks xmlns:a="http://schemas.openxmlformats.org/drawingml/2006/main"/>
+              </wp:cNvGraphicFramePr>
+              <a:graphic xmlns:a="http://schemas.openxmlformats.org/drawingml/2006/main">
+                <a:graphicData uri="http://schemas.microsoft.com/office/word/2010/wordprocessingShape">
+                  <wps:wsp>
+                    <wps:cNvSpPr txBox="1">
+                      <a:spLocks/>
+                    </wps:cNvSpPr>
+                    <wps:spPr>
+                      <a:xfrm>
+                        <a:off x="0" y="0"/>
+                        <a:ext cx="6155690" cy="449580"/>
+                      </a:xfrm>
+                      <a:prstGeom prst="rect">
+                        <a:avLst/>
+                      </a:prstGeom>
+                      <a:solidFill>
+                        <a:srgbClr val="FFFFFF"/>
+                      </a:solidFill>
+                      <a:ln>
+                        <a:solidFill>
+                          <a:srgbClr val="FFFFFF"/>
+                        </a:solidFill>
+                      </a:ln>
+                    </wps:spPr>
+                    <wps:txbx>
+                      <w:txbxContent>
+                        <w:p>
+                          <w:pPr>
+                            <w:pStyle w:val="Contenidodelmarcouser"/>
+                            <w:spacing w:after="0" w:line="240" w:lineRule="auto"/>
+                            <w:rPr>
+                              <w:rFonts w:ascii="Calibri" w:hAnsi="Calibri"/>
+                            </w:rPr>
+                          </w:pPr>
+                          <w:r>
+                            <w:rPr>
+                              <w:rFonts w:ascii="Calibri" w:hAnsi="Calibri"/>
+                            </w:rPr>
+                            <w:t>0492 · Proyecto DAM · 2024/2025</w:t>
+                          </w:r>
+                          <w:r>
+                            <w:rPr>
+                              <w:rFonts w:ascii="Calibri" w:hAnsi="Calibri"/>
+                            </w:rPr>
+                            <w:tab/>
+                          </w:r>
+                          <w:r>
+                            <w:rPr>
+                              <w:rFonts w:ascii="Calibri" w:hAnsi="Calibri"/>
+                            </w:rPr>
+                            <w:tab/>
+                            <w:t xml:space="preserve">                 Tutor/a: María Mercedes Martínez Fragoso</w:t>
+                          </w:r>
+                        </w:p>
+                        <w:p>
+                          <w:pPr>
+                            <w:pStyle w:val="Contenidodelmarcouser"/>
+                            <w:spacing w:after="0" w:line="240" w:lineRule="auto"/>
+                            <w:ind w:left="2127" w:firstLine="709"/>
+                            <w:rPr>
+                              <w:rFonts w:ascii="Calibri" w:hAnsi="Calibri"/>
+                            </w:rPr>
+                          </w:pPr>
+                          <w:r>
+                            <w:t xml:space="preserve">I.E.S. </w:t>
+                          </w:r>
+                          <w:proofErr w:type="spellStart"/>
+                          <w:r>
+                            <w:t>Albarregas</w:t>
+                          </w:r>
+                          <w:proofErr w:type="spellEnd"/>
+                          <w:r>
+                            <w:t xml:space="preserve">       2º DAM</w:t>
+                          </w:r>
+                        </w:p>
+                        <w:p>
+                          <w:pPr>
+                            <w:pStyle w:val="Contenidodelmarcouser"/>
+                          </w:pPr>
+                        </w:p>
+                      </w:txbxContent>
+                    </wps:txbx>
+                    <wps:bodyPr lIns="91440" tIns="45720" rIns="91440" bIns="45720" anchor="t">
+                      <a:noAutofit/>
+                    </wps:bodyPr>
+                  </wps:wsp>
+                </a:graphicData>
+              </a:graphic>
+              <wp14:sizeRelH relativeFrom="page">
+                <wp14:pctWidth>0</wp14:pctWidth>
+              </wp14:sizeRelH>
+              <wp14:sizeRelV relativeFrom="page">
+                <wp14:pctHeight>0</wp14:pctHeight>
+              </wp14:sizeRelV>
+            </wp:anchor>
+          </w:drawing>
+        </mc:Choice>
+        <mc:Fallback>
+          <w:pict>
+            <v:shape w14:anchorId="1C37622B" id="Cuadro de texto 63" o:spid="_x0000_s1028" type="#_x0000_t202" style="position:absolute;margin-left:.15pt;margin-top:12.6pt;width:484.7pt;height:35.4pt;z-index:251650048;visibility:visible;mso-wrap-style:square;mso-width-percent:0;mso-height-percent:0;mso-wrap-distance-left:8.6pt;mso-wrap-distance-top:3.15pt;mso-wrap-distance-right:9.9pt;mso-wrap-distance-bottom:5.35pt;mso-position-horizontal:absolute;mso-position-horizontal-relative:text;mso-position-vertical:absolute;mso-position-vertical-relative:text;mso-width-percent:0;mso-height-percent:0;mso-width-relative:page;mso-height-relative:page;v-text-anchor:top" o:gfxdata="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" o:allowincell="f" strokecolor="white">
+              <v:path arrowok="t"/>
+              <v:textbox>
+                <w:txbxContent>
+                  <w:p>
+                    <w:pPr>
+                      <w:pStyle w:val="Contenidodelmarcouser"/>
+                      <w:spacing w:after="0" w:line="240" w:lineRule="auto"/>
+                      <w:rPr>
+                        <w:rFonts w:ascii="Calibri" w:hAnsi="Calibri"/>
+                      </w:rPr>
+                    </w:pPr>
+                    <w:r>
+                      <w:rPr>
+                        <w:rFonts w:ascii="Calibri" w:hAnsi="Calibri"/>
+                      </w:rPr>
+                      <w:t>0492 · Proyecto DAM · 2024/2025</w:t>
+                    </w:r>
+                    <w:r>
+                      <w:rPr>
+                        <w:rFonts w:ascii="Calibri" w:hAnsi="Calibri"/>
+                      </w:rPr>
+                      <w:tab/>
+                    </w:r>
+                    <w:r>
+                      <w:rPr>
+                        <w:rFonts w:ascii="Calibri" w:hAnsi="Calibri"/>
+                      </w:rPr>
+                      <w:tab/>
+                      <w:t xml:space="preserve">                 Tutor/a: María Mercedes Martínez Fragoso</w:t>
+                    </w:r>
+                  </w:p>
+                  <w:p>
+                    <w:pPr>
+                      <w:pStyle w:val="Contenidodelmarcouser"/>
+                      <w:spacing w:after="0" w:line="240" w:lineRule="auto"/>
+                      <w:ind w:left="2127" w:firstLine="709"/>
+                      <w:rPr>
+                        <w:rFonts w:ascii="Calibri" w:hAnsi="Calibri"/>
+                      </w:rPr>
+                    </w:pPr>
+                    <w:r>
+                      <w:t xml:space="preserve">I.E.S. </w:t>
+                    </w:r>
+                    <w:proofErr w:type="spellStart"/>
+                    <w:r>
+                      <w:t>Albarregas</w:t>
+                    </w:r>
+                    <w:proofErr w:type="spellEnd"/>
+                    <w:r>
+                      <w:t xml:space="preserve">       2º DAM</w:t>
+                    </w:r>
+                  </w:p>
+                  <w:p>
+                    <w:pPr>
+                      <w:pStyle w:val="Contenidodelmarcouser"/>
+                    </w:pPr>
+                  </w:p>
+                </w:txbxContent>
+              </v:textbox>
+              <w10:wrap type="square"/>
+            </v:shape>
+          </w:pict>
+        </mc:Fallback>
+      </mc:AlternateContent>
+    </w:r>
+    <w:r>
+      <w:rPr>
+        <w:noProof/>
+      </w:rPr>
+      <mc:AlternateContent>
+        <mc:Choice Requires="wps">
+          <w:drawing>
+            <wp:anchor distT="40640" distB="52705" distL="109220" distR="125730" simplePos="0" relativeHeight="251652096" behindDoc="0" locked="0" layoutInCell="0" allowOverlap="1" wp14:anchorId="07B3C22B" wp14:editId="121C71DE">
+              <wp:simplePos x="0" y="0"/>
+              <wp:positionH relativeFrom="column">
+                <wp:posOffset>5595620</wp:posOffset>
+              </wp:positionH>
+              <wp:positionV relativeFrom="paragraph">
+                <wp:posOffset>-221615</wp:posOffset>
+              </wp:positionV>
+              <wp:extent cx="421640" cy="273050"/>
+              <wp:effectExtent l="0" t="0" r="0" b="0"/>
+              <wp:wrapSquare wrapText="bothSides"/>
+              <wp:docPr id="1446124092" name="Cuadro de texto 61"/>
+              <wp:cNvGraphicFramePr>
+                <a:graphicFrameLocks xmlns:a="http://schemas.openxmlformats.org/drawingml/2006/main"/>
+              </wp:cNvGraphicFramePr>
+              <a:graphic xmlns:a="http://schemas.openxmlformats.org/drawingml/2006/main">
+                <a:graphicData uri="http://schemas.microsoft.com/office/word/2010/wordprocessingShape">
+                  <wps:wsp>
+                    <wps:cNvSpPr txBox="1">
+                      <a:spLocks/>
+                    </wps:cNvSpPr>
+                    <wps:spPr>
+                      <a:xfrm>
+                        <a:off x="0" y="0"/>
+                        <a:ext cx="421640" cy="273050"/>
+                      </a:xfrm>
+                      <a:prstGeom prst="rect">
+                        <a:avLst/>
+                      </a:prstGeom>
+                      <a:solidFill>
+                        <a:srgbClr val="FFFFFF"/>
+                      </a:solidFill>
+                      <a:ln>
+                        <a:solidFill>
+                          <a:srgbClr val="FFFFFF"/>
+                        </a:solidFill>
+                      </a:ln>
+                    </wps:spPr>
+                    <wps:txbx>
+                      <w:txbxContent>
+                        <w:p>
+                          <w:pPr>
+                            <w:pStyle w:val="Contenidodelmarcouser"/>
+                            <w:spacing w:line="276" w:lineRule="auto"/>
+                          </w:pPr>
+                          <w:r>
+                            <w:rPr>
+                              <w:rFonts w:ascii="Cambria" w:eastAsia="Cambria" w:hAnsi="Cambria" w:cs="Cambria"/>
+                              <w:color w:val="000000"/>
+                              <w:sz w:val="22"/>
+                            </w:rPr>
+                            <w:t>V 5</w:t>
+                          </w:r>
+                        </w:p>
+                      </w:txbxContent>
+                    </wps:txbx>
+                    <wps:bodyPr lIns="91440" tIns="45720" rIns="91440" bIns="45720" anchor="t">
+                      <a:noAutofit/>
+                    </wps:bodyPr>
+                  </wps:wsp>
+                </a:graphicData>
+              </a:graphic>
+              <wp14:sizeRelH relativeFrom="page">
+                <wp14:pctWidth>0</wp14:pctWidth>
+              </wp14:sizeRelH>
+              <wp14:sizeRelV relativeFrom="page">
+                <wp14:pctHeight>0</wp14:pctHeight>
+              </wp14:sizeRelV>
+            </wp:anchor>
+          </w:drawing>
+        </mc:Choice>
+        <mc:Fallback>
+          <w:pict>
+            <v:shape w14:anchorId="07B3C22B" id="Cuadro de texto 61" o:spid="_x0000_s1029" type="#_x0000_t202" style="position:absolute;margin-left:440.6pt;margin-top:-17.45pt;width:33.2pt;height:21.5pt;z-index:251652096;visibility:visible;mso-wrap-style:square;mso-width-percent:0;mso-height-percent:0;mso-wrap-distance-left:8.6pt;mso-wrap-distance-top:3.2pt;mso-wrap-distance-right:9.9pt;mso-wrap-distance-bottom:4.15pt;mso-position-horizontal:absolute;mso-position-horizontal-relative:text;mso-position-vertical:absolute;mso-position-vertical-relative:text;mso-width-percent:0;mso-height-percent:0;mso-width-relative:page;mso-height-relative:page;v-text-anchor:top" o:gfxdata="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" o:allowincell="f" strokecolor="white">
+              <v:path arrowok="t"/>
+              <v:textbox>
+                <w:txbxContent>
+                  <w:p>
+                    <w:pPr>
+                      <w:pStyle w:val="Contenidodelmarcouser"/>
+                      <w:spacing w:line="276" w:lineRule="auto"/>
+                    </w:pPr>
+                    <w:r>
+                      <w:rPr>
+                        <w:rFonts w:ascii="Cambria" w:eastAsia="Cambria" w:hAnsi="Cambria" w:cs="Cambria"/>
+                        <w:color w:val="000000"/>
+                        <w:sz w:val="22"/>
+                      </w:rPr>
+                      <w:t>V 5</w:t>
+                    </w:r>
+                  </w:p>
+                </w:txbxContent>
+              </v:textbox>
+              <w10:wrap type="square"/>
+            </v:shape>
+          </w:pict>
+        </mc:Fallback>
+      </mc:AlternateContent>
+    </w:r>
+  </w:p>
+</w:hdr>
+</file>
+
+<file path=word/header3.xml><?xml version="1.0" encoding="utf-8"?>
+<w:hdr xmlns:wpc="http://schemas.microsoft.com/office/word/2010/wordprocessingCanvas" xmlns:cx="http://schemas.microsoft.com/office/drawing/2014/chartex" xmlns:cx1="http://schemas.microsoft.com/office/drawing/2015/9/8/chartex" xmlns:cx2="http://schemas.microsoft.com/office/drawing/2015/10/21/chartex" xmlns:cx3="http://schemas.microsoft.com/office/drawing/2016/5/9/chartex" xmlns:cx4="http://schemas.microsoft.com/office/drawing/2016/5/10/chartex" xmlns:cx5="http://schemas.microsoft.com/office/drawing/2016/5/11/chartex" xmlns:cx6="http://schemas.microsoft.com/office/drawing/2016/5/12/chartex" xmlns:cx7="http://schemas.microsoft.com/office/drawing/2016/5/13/chartex" xmlns:cx8="http://schemas.microsoft.com/office/drawing/2016/5/14/chartex" xmlns:mc="http://schemas.openxmlformats.org/markup-compatibility/2006" xmlns:aink="http://schemas.microsoft.com/office/drawing/2016/ink" xmlns:am3d="http://schemas.microsoft.com/office/drawing/2017/model3d" xmlns:o="urn:schemas-microsoft-com:office:office" xmlns:oel="http://schemas.microsoft.com/office/2019/extlst" xmlns:r="http://schemas.openxmlformats.org/officeDocument/2006/relationships" xmlns:m="http://schemas.openxmlformats.org/officeDocument/2006/math" xmlns:v="urn:schemas-microsoft-com:vml" xmlns:wp14="http://schemas.microsoft.com/office/word/2010/wordprocessingDrawing" xmlns:wp="http://schemas.openxmlformats.org/drawingml/2006/wordprocessingDrawing" xmlns:w10="urn:schemas-microsoft-com:office:word" xmlns:w="http://schemas.openxmlformats.org/wordprocessingml/2006/main" xmlns:w14="http://schemas.microsoft.com/office/word/2010/wordml" xmlns:w15="http://schemas.microsoft.com/office/word/2012/wordml" xmlns:w16cex="http://schemas.microsoft.com/office/word/2018/wordml/cex" xmlns:w16cid="http://schemas.microsoft.com/office/word/2016/wordml/cid" xmlns:w16="http://schemas.microsoft.com/office/word/2018/wordml" xmlns:w16du="http://schemas.microsoft.com/office/word/2023/wordml/word16du" xmlns:w16sdtdh="http://schemas.microsoft.com/office/word/2020/wordml/sdtdatahash" xmlns:w16sdtfl="http://schemas.microsoft.com/office/word/2024/wordml/sdtformatlock" xmlns:w16se="http://schemas.microsoft.com/office/word/2015/wordml/symex" xmlns:wpg="http://schemas.microsoft.com/office/word/2010/wordprocessingGroup" xmlns:wpi="http://schemas.microsoft.com/office/word/2010/wordprocessingInk" xmlns:wne="http://schemas.microsoft.com/office/word/2006/wordml" xmlns:wps="http://schemas.microsoft.com/office/word/2010/wordprocessingShape" mc:Ignorable="w14 w15 w16se w16cid w16 w16cex w16sdtdh w16sdtfl w16du wp14">
+  <w:p>
+    <w:pPr>
+      <w:tabs>
+        <w:tab w:val="left" w:pos="795"/>
+        <w:tab w:val="center" w:pos="4680"/>
+        <w:tab w:val="left" w:pos="5928"/>
+      </w:tabs>
+      <w:spacing w:after="0" w:line="240" w:lineRule="auto"/>
+      <w:rPr>
+        <w:color w:val="000000"/>
+      </w:rPr>
+    </w:pPr>
+    <w:r>
+      <w:rPr>
+        <w:rFonts w:ascii="Cambria" w:eastAsia="Cambria" w:hAnsi="Cambria" w:cs="Cambria"/>
+        <w:noProof/>
+        <w:color w:val="000000"/>
+        <w:sz w:val="22"/>
+        <w:szCs w:val="22"/>
+      </w:rPr>
+      <w:drawing>
         <wp:anchor distT="0" distB="0" distL="0" distR="0" simplePos="0" relativeHeight="251630592" behindDoc="1" locked="0" layoutInCell="1" allowOverlap="1" wp14:anchorId="532B89F8" wp14:editId="4858D5F8">
           <wp:simplePos x="0" y="0"/>
           <wp:positionH relativeFrom="column">
@@ -14384,7 +14508,7 @@
 </w:hdr>
 </file>
 
-<file path=word/header3.xml><?xml version="1.0" encoding="utf-8"?>
+<file path=word/header4.xml><?xml version="1.0" encoding="utf-8"?>
 <w:hdr xmlns:wpc="http://schemas.microsoft.com/office/word/2010/wordprocessingCanvas" xmlns:cx="http://schemas.microsoft.com/office/drawing/2014/chartex" xmlns:cx1="http://schemas.microsoft.com/office/drawing/2015/9/8/chartex" xmlns:cx2="http://schemas.microsoft.com/office/drawing/2015/10/21/chartex" xmlns:cx3="http://schemas.microsoft.com/office/drawing/2016/5/9/chartex" xmlns:cx4="http://schemas.microsoft.com/office/drawing/2016/5/10/chartex" xmlns:cx5="http://schemas.microsoft.com/office/drawing/2016/5/11/chartex" xmlns:cx6="http://schemas.microsoft.com/office/drawing/2016/5/12/chartex" xmlns:cx7="http://schemas.microsoft.com/office/drawing/2016/5/13/chartex" xmlns:cx8="http://schemas.microsoft.com/office/drawing/2016/5/14/chartex" xmlns:mc="http://schemas.openxmlformats.org/markup-compatibility/2006" xmlns:aink="http://schemas.microsoft.com/office/drawing/2016/ink" xmlns:am3d="http://schemas.microsoft.com/office/drawing/2017/model3d" xmlns:o="urn:schemas-microsoft-com:office:office" xmlns:oel="http://schemas.microsoft.com/office/2019/extlst" xmlns:r="http://schemas.openxmlformats.org/officeDocument/2006/relationships" xmlns:m="http://schemas.openxmlformats.org/officeDocument/2006/math" xmlns:v="urn:schemas-microsoft-com:vml" xmlns:wp14="http://schemas.microsoft.com/office/word/2010/wordprocessingDrawing" xmlns:wp="http://schemas.openxmlformats.org/drawingml/2006/wordprocessingDrawing" xmlns:w10="urn:schemas-microsoft-com:office:word" xmlns:w="http://schemas.openxmlformats.org/wordprocessingml/2006/main" xmlns:w14="http://schemas.microsoft.com/office/word/2010/wordml" xmlns:w15="http://schemas.microsoft.com/office/word/2012/wordml" xmlns:w16cex="http://schemas.microsoft.com/office/word/2018/wordml/cex" xmlns:w16cid="http://schemas.microsoft.com/office/word/2016/wordml/cid" xmlns:w16="http://schemas.microsoft.com/office/word/2018/wordml" xmlns:w16du="http://schemas.microsoft.com/office/word/2023/wordml/word16du" xmlns:w16sdtdh="http://schemas.microsoft.com/office/word/2020/wordml/sdtdatahash" xmlns:w16sdtfl="http://schemas.microsoft.com/office/word/2024/wordml/sdtformatlock" xmlns:w16se="http://schemas.microsoft.com/office/word/2015/wordml/symex" xmlns:wpg="http://schemas.microsoft.com/office/word/2010/wordprocessingGroup" xmlns:wpi="http://schemas.microsoft.com/office/word/2010/wordprocessingInk" xmlns:wne="http://schemas.microsoft.com/office/word/2006/wordml" xmlns:wps="http://schemas.microsoft.com/office/word/2010/wordprocessingShape" mc:Ignorable="w14 w15 w16se w16cid w16 w16cex w16sdtdh w16sdtfl w16du wp14">
   <w:p>
     <w:pPr>
@@ -14394,7 +14518,7 @@
 </w:hdr>
 </file>
 
-<file path=word/header4.xml><?xml version="1.0" encoding="utf-8"?>
+<file path=word/header5.xml><?xml version="1.0" encoding="utf-8"?>
 <w:hdr xmlns:wpc="http://schemas.microsoft.com/office/word/2010/wordprocessingCanvas" xmlns:cx="http://schemas.microsoft.com/office/drawing/2014/chartex" xmlns:cx1="http://schemas.microsoft.com/office/drawing/2015/9/8/chartex" xmlns:cx2="http://schemas.microsoft.com/office/drawing/2015/10/21/chartex" xmlns:cx3="http://schemas.microsoft.com/office/drawing/2016/5/9/chartex" xmlns:cx4="http://schemas.microsoft.com/office/drawing/2016/5/10/chartex" xmlns:cx5="http://schemas.microsoft.com/office/drawing/2016/5/11/chartex" xmlns:cx6="http://schemas.microsoft.com/office/drawing/2016/5/12/chartex" xmlns:cx7="http://schemas.microsoft.com/office/drawing/2016/5/13/chartex" xmlns:cx8="http://schemas.microsoft.com/office/drawing/2016/5/14/chartex" xmlns:mc="http://schemas.openxmlformats.org/markup-compatibility/2006" xmlns:aink="http://schemas.microsoft.com/office/drawing/2016/ink" xmlns:am3d="http://schemas.microsoft.com/office/drawing/2017/model3d" xmlns:o="urn:schemas-microsoft-com:office:office" xmlns:oel="http://schemas.microsoft.com/office/2019/extlst" xmlns:r="http://schemas.openxmlformats.org/officeDocument/2006/relationships" xmlns:m="http://schemas.openxmlformats.org/officeDocument/2006/math" xmlns:v="urn:schemas-microsoft-com:vml" xmlns:wp14="http://schemas.microsoft.com/office/word/2010/wordprocessingDrawing" xmlns:wp="http://schemas.openxmlformats.org/drawingml/2006/wordprocessingDrawing" xmlns:w10="urn:schemas-microsoft-com:office:word" xmlns:w="http://schemas.openxmlformats.org/wordprocessingml/2006/main" xmlns:w14="http://schemas.microsoft.com/office/word/2010/wordml" xmlns:w15="http://schemas.microsoft.com/office/word/2012/wordml" xmlns:w16cex="http://schemas.microsoft.com/office/word/2018/wordml/cex" xmlns:w16cid="http://schemas.microsoft.com/office/word/2016/wordml/cid" xmlns:w16="http://schemas.microsoft.com/office/word/2018/wordml" xmlns:w16du="http://schemas.microsoft.com/office/word/2023/wordml/word16du" xmlns:w16sdtdh="http://schemas.microsoft.com/office/word/2020/wordml/sdtdatahash" xmlns:w16sdtfl="http://schemas.microsoft.com/office/word/2024/wordml/sdtformatlock" xmlns:w16se="http://schemas.microsoft.com/office/word/2015/wordml/symex" xmlns:wpg="http://schemas.microsoft.com/office/word/2010/wordprocessingGroup" xmlns:wpi="http://schemas.microsoft.com/office/word/2010/wordprocessingInk" xmlns:wne="http://schemas.microsoft.com/office/word/2006/wordml" xmlns:wps="http://schemas.microsoft.com/office/word/2010/wordprocessingShape" mc:Ignorable="w14 w15 w16se w16cid w16 w16cex w16sdtdh w16sdtfl w16du wp14">
   <w:p>
     <w:pPr>
@@ -15562,7 +15686,7 @@
 </w:hdr>
 </file>
 
-<file path=word/header5.xml><?xml version="1.0" encoding="utf-8"?>
+<file path=word/header6.xml><?xml version="1.0" encoding="utf-8"?>
 <w:hdr xmlns:wpc="http://schemas.microsoft.com/office/word/2010/wordprocessingCanvas" xmlns:cx="http://schemas.microsoft.com/office/drawing/2014/chartex" xmlns:cx1="http://schemas.microsoft.com/office/drawing/2015/9/8/chartex" xmlns:cx2="http://schemas.microsoft.com/office/drawing/2015/10/21/chartex" xmlns:cx3="http://schemas.microsoft.com/office/drawing/2016/5/9/chartex" xmlns:cx4="http://schemas.microsoft.com/office/drawing/2016/5/10/chartex" xmlns:cx5="http://schemas.microsoft.com/office/drawing/2016/5/11/chartex" xmlns:cx6="http://schemas.microsoft.com/office/drawing/2016/5/12/chartex" xmlns:cx7="http://schemas.microsoft.com/office/drawing/2016/5/13/chartex" xmlns:cx8="http://schemas.microsoft.com/office/drawing/2016/5/14/chartex" xmlns:mc="http://schemas.openxmlformats.org/markup-compatibility/2006" xmlns:aink="http://schemas.microsoft.com/office/drawing/2016/ink" xmlns:am3d="http://schemas.microsoft.com/office/drawing/2017/model3d" xmlns:o="urn:schemas-microsoft-com:office:office" xmlns:oel="http://schemas.microsoft.com/office/2019/extlst" xmlns:r="http://schemas.openxmlformats.org/officeDocument/2006/relationships" xmlns:m="http://schemas.openxmlformats.org/officeDocument/2006/math" xmlns:v="urn:schemas-microsoft-com:vml" xmlns:wp14="http://schemas.microsoft.com/office/word/2010/wordprocessingDrawing" xmlns:wp="http://schemas.openxmlformats.org/drawingml/2006/wordprocessingDrawing" xmlns:w10="urn:schemas-microsoft-com:office:word" xmlns:w="http://schemas.openxmlformats.org/wordprocessingml/2006/main" xmlns:w14="http://schemas.microsoft.com/office/word/2010/wordml" xmlns:w15="http://schemas.microsoft.com/office/word/2012/wordml" xmlns:w16cex="http://schemas.microsoft.com/office/word/2018/wordml/cex" xmlns:w16cid="http://schemas.microsoft.com/office/word/2016/wordml/cid" xmlns:w16="http://schemas.microsoft.com/office/word/2018/wordml" xmlns:w16du="http://schemas.microsoft.com/office/word/2023/wordml/word16du" xmlns:w16sdtdh="http://schemas.microsoft.com/office/word/2020/wordml/sdtdatahash" xmlns:w16sdtfl="http://schemas.microsoft.com/office/word/2024/wordml/sdtformatlock" xmlns:w16se="http://schemas.microsoft.com/office/word/2015/wordml/symex" xmlns:wpg="http://schemas.microsoft.com/office/word/2010/wordprocessingGroup" xmlns:wpi="http://schemas.microsoft.com/office/word/2010/wordprocessingInk" xmlns:wne="http://schemas.microsoft.com/office/word/2006/wordml" xmlns:wps="http://schemas.microsoft.com/office/word/2010/wordprocessingShape" mc:Ignorable="w14 w15 w16se w16cid w16 w16cex w16sdtdh w16sdtfl w16du wp14">
   <w:p>
     <w:pPr>
@@ -16730,7 +16854,7 @@
 </w:hdr>
 </file>
 
-<file path=word/header6.xml><?xml version="1.0" encoding="utf-8"?>
+<file path=word/header7.xml><?xml version="1.0" encoding="utf-8"?>
 <w:hdr xmlns:wpc="http://schemas.microsoft.com/office/word/2010/wordprocessingCanvas" xmlns:cx="http://schemas.microsoft.com/office/drawing/2014/chartex" xmlns:cx1="http://schemas.microsoft.com/office/drawing/2015/9/8/chartex" xmlns:cx2="http://schemas.microsoft.com/office/drawing/2015/10/21/chartex" xmlns:cx3="http://schemas.microsoft.com/office/drawing/2016/5/9/chartex" xmlns:cx4="http://schemas.microsoft.com/office/drawing/2016/5/10/chartex" xmlns:cx5="http://schemas.microsoft.com/office/drawing/2016/5/11/chartex" xmlns:cx6="http://schemas.microsoft.com/office/drawing/2016/5/12/chartex" xmlns:cx7="http://schemas.microsoft.com/office/drawing/2016/5/13/chartex" xmlns:cx8="http://schemas.microsoft.com/office/drawing/2016/5/14/chartex" xmlns:mc="http://schemas.openxmlformats.org/markup-compatibility/2006" xmlns:aink="http://schemas.microsoft.com/office/drawing/2016/ink" xmlns:am3d="http://schemas.microsoft.com/office/drawing/2017/model3d" xmlns:o="urn:schemas-microsoft-com:office:office" xmlns:oel="http://schemas.microsoft.com/office/2019/extlst" xmlns:r="http://schemas.openxmlformats.org/officeDocument/2006/relationships" xmlns:m="http://schemas.openxmlformats.org/officeDocument/2006/math" xmlns:v="urn:schemas-microsoft-com:vml" xmlns:wp14="http://schemas.microsoft.com/office/word/2010/wordprocessingDrawing" xmlns:wp="http://schemas.openxmlformats.org/drawingml/2006/wordprocessingDrawing" xmlns:w10="urn:schemas-microsoft-com:office:word" xmlns:w="http://schemas.openxmlformats.org/wordprocessingml/2006/main" xmlns:w14="http://schemas.microsoft.com/office/word/2010/wordml" xmlns:w15="http://schemas.microsoft.com/office/word/2012/wordml" xmlns:w16cex="http://schemas.microsoft.com/office/word/2018/wordml/cex" xmlns:w16cid="http://schemas.microsoft.com/office/word/2016/wordml/cid" xmlns:w16="http://schemas.microsoft.com/office/word/2018/wordml" xmlns:w16du="http://schemas.microsoft.com/office/word/2023/wordml/word16du" xmlns:w16sdtdh="http://schemas.microsoft.com/office/word/2020/wordml/sdtdatahash" xmlns:w16sdtfl="http://schemas.microsoft.com/office/word/2024/wordml/sdtformatlock" xmlns:w16se="http://schemas.microsoft.com/office/word/2015/wordml/symex" xmlns:wpg="http://schemas.microsoft.com/office/word/2010/wordprocessingGroup" xmlns:wpi="http://schemas.microsoft.com/office/word/2010/wordprocessingInk" xmlns:wne="http://schemas.microsoft.com/office/word/2006/wordml" xmlns:wps="http://schemas.microsoft.com/office/word/2010/wordprocessingShape" mc:Ignorable="w14 w15 w16se w16cid w16 w16cex w16sdtdh w16sdtfl w16du wp14">
   <w:p>
     <w:pPr>
@@ -16740,7 +16864,7 @@
 </w:hdr>
 </file>
 
-<file path=word/header7.xml><?xml version="1.0" encoding="utf-8"?>
+<file path=word/header8.xml><?xml version="1.0" encoding="utf-8"?>
 <w:hdr xmlns:wpc="http://schemas.microsoft.com/office/word/2010/wordprocessingCanvas" xmlns:cx="http://schemas.microsoft.com/office/drawing/2014/chartex" xmlns:cx1="http://schemas.microsoft.com/office/drawing/2015/9/8/chartex" xmlns:cx2="http://schemas.microsoft.com/office/drawing/2015/10/21/chartex" xmlns:cx3="http://schemas.microsoft.com/office/drawing/2016/5/9/chartex" xmlns:cx4="http://schemas.microsoft.com/office/drawing/2016/5/10/chartex" xmlns:cx5="http://schemas.microsoft.com/office/drawing/2016/5/11/chartex" xmlns:cx6="http://schemas.microsoft.com/office/drawing/2016/5/12/chartex" xmlns:cx7="http://schemas.microsoft.com/office/drawing/2016/5/13/chartex" xmlns:cx8="http://schemas.microsoft.com/office/drawing/2016/5/14/chartex" xmlns:mc="http://schemas.openxmlformats.org/markup-compatibility/2006" xmlns:aink="http://schemas.microsoft.com/office/drawing/2016/ink" xmlns:am3d="http://schemas.microsoft.com/office/drawing/2017/model3d" xmlns:o="urn:schemas-microsoft-com:office:office" xmlns:oel="http://schemas.microsoft.com/office/2019/extlst" xmlns:r="http://schemas.openxmlformats.org/officeDocument/2006/relationships" xmlns:m="http://schemas.openxmlformats.org/officeDocument/2006/math" xmlns:v="urn:schemas-microsoft-com:vml" xmlns:wp14="http://schemas.microsoft.com/office/word/2010/wordprocessingDrawing" xmlns:wp="http://schemas.openxmlformats.org/drawingml/2006/wordprocessingDrawing" xmlns:w10="urn:schemas-microsoft-com:office:word" xmlns:w="http://schemas.openxmlformats.org/wordprocessingml/2006/main" xmlns:w14="http://schemas.microsoft.com/office/word/2010/wordml" xmlns:w15="http://schemas.microsoft.com/office/word/2012/wordml" xmlns:w16cex="http://schemas.microsoft.com/office/word/2018/wordml/cex" xmlns:w16cid="http://schemas.microsoft.com/office/word/2016/wordml/cid" xmlns:w16="http://schemas.microsoft.com/office/word/2018/wordml" xmlns:w16du="http://schemas.microsoft.com/office/word/2023/wordml/word16du" xmlns:w16sdtdh="http://schemas.microsoft.com/office/word/2020/wordml/sdtdatahash" xmlns:w16sdtfl="http://schemas.microsoft.com/office/word/2024/wordml/sdtformatlock" xmlns:w16se="http://schemas.microsoft.com/office/word/2015/wordml/symex" xmlns:wpg="http://schemas.microsoft.com/office/word/2010/wordprocessingGroup" xmlns:wpi="http://schemas.microsoft.com/office/word/2010/wordprocessingInk" xmlns:wne="http://schemas.microsoft.com/office/word/2006/wordml" xmlns:wps="http://schemas.microsoft.com/office/word/2010/wordprocessingShape" mc:Ignorable="w14 w15 w16se w16cid w16 w16cex w16sdtdh w16sdtfl w16du wp14">
   <w:p>
     <w:pPr>
@@ -18030,7 +18154,7 @@
 </w:hdr>
 </file>
 
-<file path=word/header8.xml><?xml version="1.0" encoding="utf-8"?>
+<file path=word/header9.xml><?xml version="1.0" encoding="utf-8"?>
 <w:hdr xmlns:wpc="http://schemas.microsoft.com/office/word/2010/wordprocessingCanvas" xmlns:cx="http://schemas.microsoft.com/office/drawing/2014/chartex" xmlns:cx1="http://schemas.microsoft.com/office/drawing/2015/9/8/chartex" xmlns:cx2="http://schemas.microsoft.com/office/drawing/2015/10/21/chartex" xmlns:cx3="http://schemas.microsoft.com/office/drawing/2016/5/9/chartex" xmlns:cx4="http://schemas.microsoft.com/office/drawing/2016/5/10/chartex" xmlns:cx5="http://schemas.microsoft.com/office/drawing/2016/5/11/chartex" xmlns:cx6="http://schemas.microsoft.com/office/drawing/2016/5/12/chartex" xmlns:cx7="http://schemas.microsoft.com/office/drawing/2016/5/13/chartex" xmlns:cx8="http://schemas.microsoft.com/office/drawing/2016/5/14/chartex" xmlns:mc="http://schemas.openxmlformats.org/markup-compatibility/2006" xmlns:aink="http://schemas.microsoft.com/office/drawing/2016/ink" xmlns:am3d="http://schemas.microsoft.com/office/drawing/2017/model3d" xmlns:o="urn:schemas-microsoft-com:office:office" xmlns:oel="http://schemas.microsoft.com/office/2019/extlst" xmlns:r="http://schemas.openxmlformats.org/officeDocument/2006/relationships" xmlns:m="http://schemas.openxmlformats.org/officeDocument/2006/math" xmlns:v="urn:schemas-microsoft-com:vml" xmlns:wp14="http://schemas.microsoft.com/office/word/2010/wordprocessingDrawing" xmlns:wp="http://schemas.openxmlformats.org/drawingml/2006/wordprocessingDrawing" xmlns:w10="urn:schemas-microsoft-com:office:word" xmlns:w="http://schemas.openxmlformats.org/wordprocessingml/2006/main" xmlns:w14="http://schemas.microsoft.com/office/word/2010/wordml" xmlns:w15="http://schemas.microsoft.com/office/word/2012/wordml" xmlns:w16cex="http://schemas.microsoft.com/office/word/2018/wordml/cex" xmlns:w16cid="http://schemas.microsoft.com/office/word/2016/wordml/cid" xmlns:w16="http://schemas.microsoft.com/office/word/2018/wordml" xmlns:w16du="http://schemas.microsoft.com/office/word/2023/wordml/word16du" xmlns:w16sdtdh="http://schemas.microsoft.com/office/word/2020/wordml/sdtdatahash" xmlns:w16sdtfl="http://schemas.microsoft.com/office/word/2024/wordml/sdtformatlock" xmlns:w16se="http://schemas.microsoft.com/office/word/2015/wordml/symex" xmlns:wpg="http://schemas.microsoft.com/office/word/2010/wordprocessingGroup" xmlns:wpi="http://schemas.microsoft.com/office/word/2010/wordprocessingInk" xmlns:wne="http://schemas.microsoft.com/office/word/2006/wordml" xmlns:wps="http://schemas.microsoft.com/office/word/2010/wordprocessingShape" mc:Ignorable="w14 w15 w16se w16cid w16 w16cex w16sdtdh w16sdtfl w16du wp14">
   <w:p>
     <w:pPr>
@@ -19316,16 +19440,6 @@
         </mc:Fallback>
       </mc:AlternateContent>
     </w:r>
-  </w:p>
-</w:hdr>
-</file>
-
-<file path=word/header9.xml><?xml version="1.0" encoding="utf-8"?>
-<w:hdr xmlns:wpc="http://schemas.microsoft.com/office/word/2010/wordprocessingCanvas" xmlns:cx="http://schemas.microsoft.com/office/drawing/2014/chartex" xmlns:cx1="http://schemas.microsoft.com/office/drawing/2015/9/8/chartex" xmlns:cx2="http://schemas.microsoft.com/office/drawing/2015/10/21/chartex" xmlns:cx3="http://schemas.microsoft.com/office/drawing/2016/5/9/chartex" xmlns:cx4="http://schemas.microsoft.com/office/drawing/2016/5/10/chartex" xmlns:cx5="http://schemas.microsoft.com/office/drawing/2016/5/11/chartex" xmlns:cx6="http://schemas.microsoft.com/office/drawing/2016/5/12/chartex" xmlns:cx7="http://schemas.microsoft.com/office/drawing/2016/5/13/chartex" xmlns:cx8="http://schemas.microsoft.com/office/drawing/2016/5/14/chartex" xmlns:mc="http://schemas.openxmlformats.org/markup-compatibility/2006" xmlns:aink="http://schemas.microsoft.com/office/drawing/2016/ink" xmlns:am3d="http://schemas.microsoft.com/office/drawing/2017/model3d" xmlns:o="urn:schemas-microsoft-com:office:office" xmlns:oel="http://schemas.microsoft.com/office/2019/extlst" xmlns:r="http://schemas.openxmlformats.org/officeDocument/2006/relationships" xmlns:m="http://schemas.openxmlformats.org/officeDocument/2006/math" xmlns:v="urn:schemas-microsoft-com:vml" xmlns:wp14="http://schemas.microsoft.com/office/word/2010/wordprocessingDrawing" xmlns:wp="http://schemas.openxmlformats.org/drawingml/2006/wordprocessingDrawing" xmlns:w10="urn:schemas-microsoft-com:office:word" xmlns:w="http://schemas.openxmlformats.org/wordprocessingml/2006/main" xmlns:w14="http://schemas.microsoft.com/office/word/2010/wordml" xmlns:w15="http://schemas.microsoft.com/office/word/2012/wordml" xmlns:w16cex="http://schemas.microsoft.com/office/word/2018/wordml/cex" xmlns:w16cid="http://schemas.microsoft.com/office/word/2016/wordml/cid" xmlns:w16="http://schemas.microsoft.com/office/word/2018/wordml" xmlns:w16du="http://schemas.microsoft.com/office/word/2023/wordml/word16du" xmlns:w16sdtdh="http://schemas.microsoft.com/office/word/2020/wordml/sdtdatahash" xmlns:w16sdtfl="http://schemas.microsoft.com/office/word/2024/wordml/sdtformatlock" xmlns:w16se="http://schemas.microsoft.com/office/word/2015/wordml/symex" xmlns:wpg="http://schemas.microsoft.com/office/word/2010/wordprocessingGroup" xmlns:wpi="http://schemas.microsoft.com/office/word/2010/wordprocessingInk" xmlns:wne="http://schemas.microsoft.com/office/word/2006/wordml" xmlns:wps="http://schemas.microsoft.com/office/word/2010/wordprocessingShape" mc:Ignorable="w14 w15 w16se w16cid w16 w16cex w16sdtdh w16sdtfl w16du wp14">
-  <w:p>
-    <w:pPr>
-      <w:pStyle w:val="Encabezado"/>
-    </w:pPr>
   </w:p>
 </w:hdr>
 </file>
